--- a/CMA_Summaries_B1_Ch16.docx
+++ b/CMA_Summaries_B1_Ch16.docx
@@ -111,7 +111,7 @@
       <w:r>
         <w:drawing>
           <wp:inline distT="0" distB="0" distL="0" distR="0">
-            <wp:extent cx="5734050" cy="2293625"/>
+            <wp:extent cx="5734050" cy="2693500"/>
             <wp:effectExtent t="0" r="0" b="0" l="0"/>
             <wp:docPr id="1" name="" descr="" title=""/>
             <wp:cNvGraphicFramePr>
@@ -136,7 +136,7 @@
                   <pic:spPr bwMode="auto">
                     <a:xfrm>
                       <a:off x="0" y="0"/>
-                      <a:ext cx="5734050" cy="2293625"/>
+                      <a:ext cx="5734050" cy="2693500"/>
                     </a:xfrm>
                     <a:prstGeom prst="rect">
                       <a:avLst/>
@@ -11515,7 +11515,7 @@
                 <w:sz w:val="16"/>
                 <w:szCs w:val="16"/>
               </w:rPr>
-              <w:t xml:space="preserve">Truck sold for 90,000 (carrying 60,000)   ·   Loan of 1,000,000 at 6%   ·   Orontes 20,000, NCI 5,000   ·   Intercompany sales and cost of sales</w:t>
+              <w:t xml:space="preserve">Truck sold for 90,000 (carrying 60,000)   ·   Loan of 1,000,000 at 6%   ·   Downstream unrealized profit (30% unsold)   ·   Intercompany sales and cost of sales</w:t>
             </w:r>
           </w:p>
         </w:tc>

--- a/CMA_Summaries_B1_Ch16.docx
+++ b/CMA_Summaries_B1_Ch16.docx
@@ -11595,8 +11595,8 @@
         </w:tblBorders>
       </w:tblPr>
       <w:tblGrid>
-        <w:gridCol w:w="5068"/>
-        <w:gridCol w:w="4532"/>
+        <w:gridCol w:w="4992"/>
+        <w:gridCol w:w="4608"/>
       </w:tblGrid>
       <w:tr>
         <w:tc>
@@ -11631,7 +11631,7 @@
       <w:tr>
         <w:tc>
           <w:tcPr>
-            <w:tcW w:type="pct" w:w="2639"/>
+            <w:tcW w:type="pct" w:w="2600"/>
             <w:shd w:fill="353A7C" w:val="clear"/>
             <w:tcMar>
               <w:top w:type="dxa" w:w="50"/>
@@ -11658,7 +11658,7 @@
         </w:tc>
         <w:tc>
           <w:tcPr>
-            <w:tcW w:type="pct" w:w="2361"/>
+            <w:tcW w:type="pct" w:w="2400"/>
             <w:shd w:fill="353A7C" w:val="clear"/>
             <w:tcMar>
               <w:top w:type="dxa" w:w="50"/>
@@ -11687,7 +11687,8 @@
       <w:tr>
         <w:tc>
           <w:tcPr>
-            <w:tcW w:type="pct" w:w="2639"/>
+            <w:tcW w:type="pct" w:w="2600"/>
+            <w:shd w:fill="FFFFFF" w:val="clear"/>
             <w:tcMar>
               <w:top w:type="dxa" w:w="50"/>
               <w:left w:type="dxa" w:w="110"/>
@@ -11697,20 +11698,23 @@
           </w:tcPr>
           <w:p>
             <w:pPr>
-              <w:spacing w:before="28" w:after="28"/>
-            </w:pPr>
-            <w:r>
-              <w:rPr>
-                <w:sz w:val="15"/>
-                <w:szCs w:val="15"/>
-              </w:rPr>
-              <w:t xml:space="preserve">NCI at January 1, 2027 (fair value)</w:t>
-            </w:r>
-          </w:p>
-        </w:tc>
-        <w:tc>
-          <w:tcPr>
-            <w:tcW w:type="pct" w:w="2361"/>
+              <w:spacing w:before="46" w:after="46"/>
+            </w:pPr>
+            <w:r>
+              <w:rPr>
+                <w:b/>
+                <w:bCs/>
+                <w:color w:val="8186EF"/>
+                <w:sz w:val="14"/>
+                <w:szCs w:val="14"/>
+              </w:rPr>
+              <w:t xml:space="preserve">(15)</w:t>
+            </w:r>
+          </w:p>
+        </w:tc>
+        <w:tc>
+          <w:tcPr>
+            <w:tcW w:type="pct" w:w="2400"/>
             <w:tcMar>
               <w:top w:type="dxa" w:w="50"/>
               <w:left w:type="dxa" w:w="110"/>
@@ -11735,8 +11739,8 @@
       <w:tr>
         <w:tc>
           <w:tcPr>
-            <w:tcW w:type="pct" w:w="2639"/>
-            <w:shd w:fill="FBFAF6" w:val="clear"/>
+            <w:tcW w:type="pct" w:w="2600"/>
+            <w:shd w:fill="FFFFFF" w:val="clear"/>
             <w:tcMar>
               <w:top w:type="dxa" w:w="50"/>
               <w:left w:type="dxa" w:w="110"/>
@@ -11746,20 +11750,23 @@
           </w:tcPr>
           <w:p>
             <w:pPr>
-              <w:spacing w:before="28" w:after="28"/>
-            </w:pPr>
-            <w:r>
-              <w:rPr>
-                <w:sz w:val="15"/>
-                <w:szCs w:val="15"/>
-              </w:rPr>
-              <w:t xml:space="preserve">Levant's 2027 net income</w:t>
-            </w:r>
-          </w:p>
-        </w:tc>
-        <w:tc>
-          <w:tcPr>
-            <w:tcW w:type="pct" w:w="2361"/>
+              <w:spacing w:before="46" w:after="46"/>
+            </w:pPr>
+            <w:r>
+              <w:rPr>
+                <w:b/>
+                <w:bCs/>
+                <w:color w:val="8186EF"/>
+                <w:sz w:val="14"/>
+                <w:szCs w:val="14"/>
+              </w:rPr>
+              <w:t xml:space="preserve">(16)</w:t>
+            </w:r>
+          </w:p>
+        </w:tc>
+        <w:tc>
+          <w:tcPr>
+            <w:tcW w:type="pct" w:w="2400"/>
             <w:shd w:fill="FBFAF6" w:val="clear"/>
             <w:tcMar>
               <w:top w:type="dxa" w:w="50"/>
@@ -11785,7 +11792,7 @@
       <w:tr>
         <w:tc>
           <w:tcPr>
-            <w:tcW w:type="pct" w:w="2639"/>
+            <w:tcW w:type="pct" w:w="2600"/>
             <w:tcMar>
               <w:top w:type="dxa" w:w="50"/>
               <w:left w:type="dxa" w:w="110"/>
@@ -11802,13 +11809,45 @@
                 <w:sz w:val="15"/>
                 <w:szCs w:val="15"/>
               </w:rPr>
-              <w:t xml:space="preserve">Less: depreciation on the PP&amp;E step-up (1,200,000 ÷ 10 years)</w:t>
-            </w:r>
-          </w:p>
-        </w:tc>
-        <w:tc>
-          <w:tcPr>
-            <w:tcW w:type="pct" w:w="2361"/>
+              <w:t xml:space="preserve">Less: </w:t>
+            </w:r>
+            <w:r>
+              <w:rPr>
+                <w:b/>
+                <w:bCs/>
+                <w:color w:val="8186EF"/>
+                <w:sz w:val="14"/>
+                <w:szCs w:val="14"/>
+              </w:rPr>
+              <w:t xml:space="preserve"> (17) </w:t>
+            </w:r>
+            <w:r>
+              <w:rPr>
+                <w:u w:val="single"/>
+                <w:sz w:val="15"/>
+                <w:szCs w:val="15"/>
+              </w:rPr>
+              <w:t xml:space="preserve">              </w:t>
+            </w:r>
+            <w:r>
+              <w:rPr>
+                <w:sz w:val="15"/>
+                <w:szCs w:val="15"/>
+              </w:rPr>
+              <w:t xml:space="preserve"> </w:t>
+            </w:r>
+            <w:r>
+              <w:rPr>
+                <w:sz w:val="15"/>
+                <w:szCs w:val="15"/>
+              </w:rPr>
+              <w:t xml:space="preserve"> on the PP&amp;E step-up (1,200,000 ÷ 10 years)</w:t>
+            </w:r>
+          </w:p>
+        </w:tc>
+        <w:tc>
+          <w:tcPr>
+            <w:tcW w:type="pct" w:w="2400"/>
             <w:tcMar>
               <w:top w:type="dxa" w:w="50"/>
               <w:left w:type="dxa" w:w="110"/>
@@ -11833,8 +11872,8 @@
       <w:tr>
         <w:tc>
           <w:tcPr>
-            <w:tcW w:type="pct" w:w="2639"/>
-            <w:shd w:fill="FFFFFF" w:val="clear"/>
+            <w:tcW w:type="pct" w:w="2600"/>
+            <w:shd w:fill="FBFAF6" w:val="clear"/>
             <w:tcMar>
               <w:top w:type="dxa" w:w="50"/>
               <w:left w:type="dxa" w:w="110"/>
@@ -11844,23 +11883,20 @@
           </w:tcPr>
           <w:p>
             <w:pPr>
-              <w:spacing w:before="46" w:after="46"/>
-            </w:pPr>
-            <w:r>
-              <w:rPr>
-                <w:b/>
-                <w:bCs/>
-                <w:color w:val="8186EF"/>
-                <w:sz w:val="14"/>
-                <w:szCs w:val="14"/>
-              </w:rPr>
-              <w:t xml:space="preserve">(15)</w:t>
-            </w:r>
-          </w:p>
-        </w:tc>
-        <w:tc>
-          <w:tcPr>
-            <w:tcW w:type="pct" w:w="2361"/>
+              <w:spacing w:before="28" w:after="28"/>
+            </w:pPr>
+            <w:r>
+              <w:rPr>
+                <w:sz w:val="15"/>
+                <w:szCs w:val="15"/>
+              </w:rPr>
+              <w:t xml:space="preserve">Less: upstream unrealized profit</w:t>
+            </w:r>
+          </w:p>
+        </w:tc>
+        <w:tc>
+          <w:tcPr>
+            <w:tcW w:type="pct" w:w="2400"/>
             <w:shd w:fill="FBFAF6" w:val="clear"/>
             <w:tcMar>
               <w:top w:type="dxa" w:w="50"/>
@@ -11886,8 +11922,7 @@
       <w:tr>
         <w:tc>
           <w:tcPr>
-            <w:tcW w:type="pct" w:w="2639"/>
-            <w:shd w:fill="FFFFFF" w:val="clear"/>
+            <w:tcW w:type="pct" w:w="2600"/>
             <w:tcMar>
               <w:top w:type="dxa" w:w="50"/>
               <w:left w:type="dxa" w:w="110"/>
@@ -11897,23 +11932,20 @@
           </w:tcPr>
           <w:p>
             <w:pPr>
-              <w:spacing w:before="46" w:after="46"/>
-            </w:pPr>
-            <w:r>
-              <w:rPr>
-                <w:b/>
-                <w:bCs/>
-                <w:color w:val="8186EF"/>
-                <w:sz w:val="14"/>
-                <w:szCs w:val="14"/>
-              </w:rPr>
-              <w:t xml:space="preserve">(16)</w:t>
-            </w:r>
-          </w:p>
-        </w:tc>
-        <w:tc>
-          <w:tcPr>
-            <w:tcW w:type="pct" w:w="2361"/>
+              <w:spacing w:before="28" w:after="28"/>
+            </w:pPr>
+            <w:r>
+              <w:rPr>
+                <w:sz w:val="15"/>
+                <w:szCs w:val="15"/>
+              </w:rPr>
+              <w:t xml:space="preserve">Adjusted net income of Levant</w:t>
+            </w:r>
+          </w:p>
+        </w:tc>
+        <w:tc>
+          <w:tcPr>
+            <w:tcW w:type="pct" w:w="2400"/>
             <w:tcMar>
               <w:top w:type="dxa" w:w="50"/>
               <w:left w:type="dxa" w:w="110"/>
@@ -11938,8 +11970,8 @@
       <w:tr>
         <w:tc>
           <w:tcPr>
-            <w:tcW w:type="pct" w:w="2639"/>
-            <w:shd w:fill="FFFFFF" w:val="clear"/>
+            <w:tcW w:type="pct" w:w="2600"/>
+            <w:shd w:fill="FBFAF6" w:val="clear"/>
             <w:tcMar>
               <w:top w:type="dxa" w:w="50"/>
               <w:left w:type="dxa" w:w="110"/>
@@ -11949,23 +11981,20 @@
           </w:tcPr>
           <w:p>
             <w:pPr>
-              <w:spacing w:before="46" w:after="46"/>
-            </w:pPr>
-            <w:r>
-              <w:rPr>
-                <w:b/>
-                <w:bCs/>
-                <w:color w:val="8186EF"/>
-                <w:sz w:val="14"/>
-                <w:szCs w:val="14"/>
-              </w:rPr>
-              <w:t xml:space="preserve">(17)</w:t>
-            </w:r>
-          </w:p>
-        </w:tc>
-        <w:tc>
-          <w:tcPr>
-            <w:tcW w:type="pct" w:w="2361"/>
+              <w:spacing w:before="28" w:after="28"/>
+            </w:pPr>
+            <w:r>
+              <w:rPr>
+                <w:sz w:val="15"/>
+                <w:szCs w:val="15"/>
+              </w:rPr>
+              <w:t xml:space="preserve">NCI share (20%)</w:t>
+            </w:r>
+          </w:p>
+        </w:tc>
+        <w:tc>
+          <w:tcPr>
+            <w:tcW w:type="pct" w:w="2400"/>
             <w:shd w:fill="FBFAF6" w:val="clear"/>
             <w:tcMar>
               <w:top w:type="dxa" w:w="50"/>
@@ -11991,7 +12020,7 @@
       <w:tr>
         <w:tc>
           <w:tcPr>
-            <w:tcW w:type="pct" w:w="2639"/>
+            <w:tcW w:type="pct" w:w="2600"/>
             <w:shd w:fill="FFFFFF" w:val="clear"/>
             <w:tcMar>
               <w:top w:type="dxa" w:w="50"/>
@@ -12018,7 +12047,7 @@
         </w:tc>
         <w:tc>
           <w:tcPr>
-            <w:tcW w:type="pct" w:w="2361"/>
+            <w:tcW w:type="pct" w:w="2400"/>
             <w:tcMar>
               <w:top w:type="dxa" w:w="50"/>
               <w:left w:type="dxa" w:w="110"/>
@@ -12043,7 +12072,7 @@
       <w:tr>
         <w:tc>
           <w:tcPr>
-            <w:tcW w:type="pct" w:w="2639"/>
+            <w:tcW w:type="pct" w:w="2600"/>
             <w:shd w:fill="FBFAF6" w:val="clear"/>
             <w:tcMar>
               <w:top w:type="dxa" w:w="50"/>
@@ -12067,7 +12096,7 @@
         </w:tc>
         <w:tc>
           <w:tcPr>
-            <w:tcW w:type="pct" w:w="2361"/>
+            <w:tcW w:type="pct" w:w="2400"/>
             <w:shd w:fill="FBFAF6" w:val="clear"/>
             <w:tcMar>
               <w:top w:type="dxa" w:w="50"/>
@@ -12147,7 +12176,7 @@
                 <w:sz w:val="16"/>
                 <w:szCs w:val="16"/>
               </w:rPr>
-              <w:t xml:space="preserve">Adjusted net income of Levant   ·   Less: dividends paid to NCI   ·   Upstream unrealized profit (40% unsold)   ·   Less: upstream unrealized profit   ·   NCI share (20%)</w:t>
+              <w:t xml:space="preserve">Levant's 2027 net income   ·   Less: dividends paid to NCI   ·   equity method   ·   NCI at January 1, 2027 (fair value)   ·   depreciation</w:t>
             </w:r>
           </w:p>
         </w:tc>
@@ -13130,7 +13159,7 @@
                 <w:sz w:val="16"/>
                 <w:szCs w:val="16"/>
               </w:rPr>
-              <w:t xml:space="preserve">Less: upstream unrealized profit</w:t>
+              <w:t xml:space="preserve">NCI at January 1, 2027 (fair value)</w:t>
             </w:r>
           </w:p>
         </w:tc>
@@ -13198,7 +13227,7 @@
                 <w:sz w:val="16"/>
                 <w:szCs w:val="16"/>
               </w:rPr>
-              <w:t xml:space="preserve">Adjusted net income of Levant</w:t>
+              <w:t xml:space="preserve">Levant's 2027 net income</w:t>
             </w:r>
           </w:p>
         </w:tc>
@@ -13266,7 +13295,7 @@
                 <w:sz w:val="16"/>
                 <w:szCs w:val="16"/>
               </w:rPr>
-              <w:t xml:space="preserve">NCI share (20%)</w:t>
+              <w:t xml:space="preserve">depreciation</w:t>
             </w:r>
           </w:p>
         </w:tc>

--- a/CMA_Summaries_B1_Ch16.docx
+++ b/CMA_Summaries_B1_Ch16.docx
@@ -6728,7 +6728,7 @@
       <w:r>
         <w:drawing>
           <wp:inline distT="0" distB="0" distL="0" distR="0">
-            <wp:extent cx="5734050" cy="3116000"/>
+            <wp:extent cx="5734050" cy="2074825"/>
             <wp:effectExtent t="0" r="0" b="0" l="0"/>
             <wp:docPr id="1" name="" descr="" title=""/>
             <wp:cNvGraphicFramePr>
@@ -6753,7 +6753,7 @@
                   <pic:spPr bwMode="auto">
                     <a:xfrm>
                       <a:off x="0" y="0"/>
-                      <a:ext cx="5734050" cy="3116000"/>
+                      <a:ext cx="5734050" cy="2074825"/>
                     </a:xfrm>
                     <a:prstGeom prst="rect">
                       <a:avLst/>
@@ -6821,7 +6821,7 @@
                 <w:sz w:val="16"/>
                 <w:szCs w:val="16"/>
               </w:rPr>
-              <w:t xml:space="preserve">subsidiary   ·   proportionate consolidation   ·   unrealized profit   ·   upstream sale</w:t>
+              <w:t xml:space="preserve">proportionate consolidation   ·   equity method   ·   joint venture</w:t>
             </w:r>
           </w:p>
         </w:tc>
@@ -7206,14 +7206,14 @@
                 <w:sz w:val="16"/>
                 <w:szCs w:val="16"/>
               </w:rPr>
-              <w:t xml:space="preserve">13  </w:t>
-            </w:r>
-            <w:r>
-              <w:rPr>
-                <w:sz w:val="16"/>
-                <w:szCs w:val="16"/>
-              </w:rPr>
-              <w:t xml:space="preserve">Significant influence (20%–50%); joint ventures</w:t>
+              <w:t xml:space="preserve">12  </w:t>
+            </w:r>
+            <w:r>
+              <w:rPr>
+                <w:sz w:val="16"/>
+                <w:szCs w:val="16"/>
+              </w:rPr>
+              <w:t xml:space="preserve">liability</w:t>
             </w:r>
           </w:p>
         </w:tc>
@@ -7274,14 +7274,14 @@
                 <w:sz w:val="16"/>
                 <w:szCs w:val="16"/>
               </w:rPr>
-              <w:t xml:space="preserve">14  </w:t>
-            </w:r>
-            <w:r>
-              <w:rPr>
-                <w:sz w:val="16"/>
-                <w:szCs w:val="16"/>
-              </w:rPr>
-              <w:t xml:space="preserve">Only the investor's share: 30% × 40,000 = 12,000</w:t>
+              <w:t xml:space="preserve">13  </w:t>
+            </w:r>
+            <w:r>
+              <w:rPr>
+                <w:sz w:val="16"/>
+                <w:szCs w:val="16"/>
+              </w:rPr>
+              <w:t xml:space="preserve">Significant influence (20%–50%); joint ventures</w:t>
             </w:r>
           </w:p>
         </w:tc>
@@ -7342,14 +7342,14 @@
                 <w:sz w:val="16"/>
                 <w:szCs w:val="16"/>
               </w:rPr>
-              <w:t xml:space="preserve">15  </w:t>
-            </w:r>
-            <w:r>
-              <w:rPr>
-                <w:sz w:val="16"/>
-                <w:szCs w:val="16"/>
-              </w:rPr>
-              <w:t xml:space="preserve">Investor's share of each line</w:t>
+              <w:t xml:space="preserve">14  </w:t>
+            </w:r>
+            <w:r>
+              <w:rPr>
+                <w:sz w:val="16"/>
+                <w:szCs w:val="16"/>
+              </w:rPr>
+              <w:t xml:space="preserve">Only the investor's share: 30% × 40,000 = 12,000</w:t>
             </w:r>
           </w:p>
         </w:tc>
@@ -7410,14 +7410,14 @@
                 <w:sz w:val="16"/>
                 <w:szCs w:val="16"/>
               </w:rPr>
-              <w:t xml:space="preserve">16  </w:t>
-            </w:r>
-            <w:r>
-              <w:rPr>
-                <w:sz w:val="16"/>
-                <w:szCs w:val="16"/>
-              </w:rPr>
-              <w:t xml:space="preserve">differently</w:t>
+              <w:t xml:space="preserve">15  </w:t>
+            </w:r>
+            <w:r>
+              <w:rPr>
+                <w:sz w:val="16"/>
+                <w:szCs w:val="16"/>
+              </w:rPr>
+              <w:t xml:space="preserve">Investor's share of each line</w:t>
             </w:r>
           </w:p>
         </w:tc>
@@ -7478,14 +7478,14 @@
                 <w:sz w:val="16"/>
                 <w:szCs w:val="16"/>
               </w:rPr>
-              <w:t xml:space="preserve">17  </w:t>
-            </w:r>
-            <w:r>
-              <w:rPr>
-                <w:sz w:val="16"/>
-                <w:szCs w:val="16"/>
-              </w:rPr>
-              <w:t xml:space="preserve">unrealized</w:t>
+              <w:t xml:space="preserve">16  </w:t>
+            </w:r>
+            <w:r>
+              <w:rPr>
+                <w:sz w:val="16"/>
+                <w:szCs w:val="16"/>
+              </w:rPr>
+              <w:t xml:space="preserve">differently</w:t>
             </w:r>
           </w:p>
         </w:tc>
@@ -7546,14 +7546,14 @@
                 <w:sz w:val="16"/>
                 <w:szCs w:val="16"/>
               </w:rPr>
-              <w:t xml:space="preserve">18  </w:t>
-            </w:r>
-            <w:r>
-              <w:rPr>
-                <w:sz w:val="16"/>
-                <w:szCs w:val="16"/>
-              </w:rPr>
-              <w:t xml:space="preserve">subsidiary's</w:t>
+              <w:t xml:space="preserve">17  </w:t>
+            </w:r>
+            <w:r>
+              <w:rPr>
+                <w:sz w:val="16"/>
+                <w:szCs w:val="16"/>
+              </w:rPr>
+              <w:t xml:space="preserve">unrealized</w:t>
             </w:r>
           </w:p>
         </w:tc>
@@ -7614,14 +7614,14 @@
                 <w:sz w:val="16"/>
                 <w:szCs w:val="16"/>
               </w:rPr>
-              <w:t xml:space="preserve">19  </w:t>
-            </w:r>
-            <w:r>
-              <w:rPr>
-                <w:sz w:val="16"/>
-                <w:szCs w:val="16"/>
-              </w:rPr>
-              <w:t xml:space="preserve">phrase</w:t>
+              <w:t xml:space="preserve">18  </w:t>
+            </w:r>
+            <w:r>
+              <w:rPr>
+                <w:sz w:val="16"/>
+                <w:szCs w:val="16"/>
+              </w:rPr>
+              <w:t xml:space="preserve">subsidiary's</w:t>
             </w:r>
           </w:p>
         </w:tc>
@@ -7682,14 +7682,14 @@
                 <w:sz w:val="16"/>
                 <w:szCs w:val="16"/>
               </w:rPr>
-              <w:t xml:space="preserve">20  </w:t>
-            </w:r>
-            <w:r>
-              <w:rPr>
-                <w:sz w:val="16"/>
-                <w:szCs w:val="16"/>
-              </w:rPr>
-              <w:t xml:space="preserve">proportionate</w:t>
+              <w:t xml:space="preserve">19  </w:t>
+            </w:r>
+            <w:r>
+              <w:rPr>
+                <w:sz w:val="16"/>
+                <w:szCs w:val="16"/>
+              </w:rPr>
+              <w:t xml:space="preserve">phrase</w:t>
             </w:r>
           </w:p>
         </w:tc>
@@ -7750,14 +7750,14 @@
                 <w:sz w:val="16"/>
                 <w:szCs w:val="16"/>
               </w:rPr>
-              <w:t xml:space="preserve">21  </w:t>
-            </w:r>
-            <w:r>
-              <w:rPr>
-                <w:sz w:val="16"/>
-                <w:szCs w:val="16"/>
-              </w:rPr>
-              <w:t xml:space="preserve">subsidiary</w:t>
+              <w:t xml:space="preserve">20  </w:t>
+            </w:r>
+            <w:r>
+              <w:rPr>
+                <w:sz w:val="16"/>
+                <w:szCs w:val="16"/>
+              </w:rPr>
+              <w:t xml:space="preserve">proportionate</w:t>
             </w:r>
           </w:p>
         </w:tc>
@@ -7818,14 +7818,14 @@
                 <w:sz w:val="16"/>
                 <w:szCs w:val="16"/>
               </w:rPr>
-              <w:t xml:space="preserve">22  </w:t>
-            </w:r>
-            <w:r>
-              <w:rPr>
-                <w:sz w:val="16"/>
-                <w:szCs w:val="16"/>
-              </w:rPr>
-              <w:t xml:space="preserve">unrealized profit</w:t>
+              <w:t xml:space="preserve">21  </w:t>
+            </w:r>
+            <w:r>
+              <w:rPr>
+                <w:sz w:val="16"/>
+                <w:szCs w:val="16"/>
+              </w:rPr>
+              <w:t xml:space="preserve">proportionate consolidation</w:t>
             </w:r>
           </w:p>
         </w:tc>
@@ -7886,72 +7886,14 @@
                 <w:sz w:val="16"/>
                 <w:szCs w:val="16"/>
               </w:rPr>
-              <w:t xml:space="preserve">23  </w:t>
-            </w:r>
-            <w:r>
-              <w:rPr>
-                <w:sz w:val="16"/>
-                <w:szCs w:val="16"/>
-              </w:rPr>
-              <w:t xml:space="preserve">proportionate consolidation</w:t>
-            </w:r>
-          </w:p>
-        </w:tc>
-      </w:tr>
-      <w:tr>
-        <w:tc>
-          <w:tcPr>
-            <w:tcW w:type="pct" w:w="2500"/>
-            <w:tcMar>
-              <w:top w:type="dxa" w:w="20"/>
-              <w:left w:type="dxa" w:w="80"/>
-              <w:bottom w:type="dxa" w:w="20"/>
-              <w:right w:type="dxa" w:w="80"/>
-            </w:tcMar>
-          </w:tcPr>
-          <w:p>
-            <w:pPr>
-              <w:spacing w:before="12" w:after="12"/>
-            </w:pPr>
-            <w:r>
-              <w:rPr>
-                <w:b/>
-                <w:bCs/>
-                <w:color w:val="8186EF"/>
-                <w:sz w:val="16"/>
-                <w:szCs w:val="16"/>
-              </w:rPr>
-              <w:t xml:space="preserve">12  </w:t>
-            </w:r>
-            <w:r>
-              <w:rPr>
-                <w:sz w:val="16"/>
-                <w:szCs w:val="16"/>
-              </w:rPr>
-              <w:t xml:space="preserve">liability</w:t>
-            </w:r>
-          </w:p>
-        </w:tc>
-        <w:tc>
-          <w:tcPr>
-            <w:tcW w:type="pct" w:w="2500"/>
-            <w:tcMar>
-              <w:top w:type="dxa" w:w="20"/>
-              <w:left w:type="dxa" w:w="80"/>
-              <w:bottom w:type="dxa" w:w="20"/>
-              <w:right w:type="dxa" w:w="80"/>
-            </w:tcMar>
-          </w:tcPr>
-          <w:p>
-            <w:pPr>
-              <w:spacing w:before="24" w:after="24"/>
-            </w:pPr>
-            <w:r>
-              <w:rPr>
-                <w:sz w:val="16"/>
-                <w:szCs w:val="16"/>
-              </w:rPr>
-              <w:t xml:space="preserve"/>
+              <w:t xml:space="preserve">22  </w:t>
+            </w:r>
+            <w:r>
+              <w:rPr>
+                <w:sz w:val="16"/>
+                <w:szCs w:val="16"/>
+              </w:rPr>
+              <w:t xml:space="preserve">joint venture</w:t>
             </w:r>
           </w:p>
         </w:tc>

--- a/CMA_Summaries_B1_Ch16.docx
+++ b/CMA_Summaries_B1_Ch16.docx
@@ -677,13 +677,6 @@
           <w:sz w:val="19"/>
           <w:szCs w:val="19"/>
         </w:rPr>
-        <w:t xml:space="preserve">These older terms still appear in many MENA and French texts. </w:t>
-      </w:r>
-      <w:r>
-        <w:rPr>
-          <w:sz w:val="19"/>
-          <w:szCs w:val="19"/>
-        </w:rPr>
         <w:t xml:space="preserve">The exam uses noncontrolling interest. </w:t>
       </w:r>
       <w:r>
@@ -1968,7 +1961,7 @@
           <w:sz w:val="15"/>
           <w:szCs w:val="15"/>
         </w:rPr>
-        <w:t xml:space="preserve">Consolidated financial statements present a parent and its subsidiaries as a single economic entity. They are prepared mainly for the parent's shareholders and creditors, who need to see all the resources the group controls and all its obligations. A company consolidates another entity when it has a controlling financial interest in it. Consolidation adds all of the subsidiary's assets, liabilities, revenues and expenses to the parent's, line by line, even when the parent owns less than all of its shares. The part of a subsidiary's equity that the parent does not own is the noncontrolling interest (NCI). It is shown within consolidated equity, separately from the parent's equity. Net income and comprehensive income are split between the parent and NCI on the face of the statements. These older terms still appear in many MENA and French texts. The exam uses noncontrolling interest. It is equity, never a liability.</w:t>
+        <w:t xml:space="preserve">Consolidated financial statements present a parent and its subsidiaries as a single economic entity. They are prepared mainly for the parent's shareholders and creditors, who need to see all the resources the group controls and all its obligations. A company consolidates another entity when it has a controlling financial interest in it. Consolidation adds all of the subsidiary's assets, liabilities, revenues and expenses to the parent's, line by line, even when the parent owns less than all of its shares. The part of a subsidiary's equity that the parent does not own is the noncontrolling interest (NCI). It is shown within consolidated equity, separately from the parent's equity. Net income and comprehensive income are split between the parent and NCI on the face of the statements. The exam uses noncontrolling interest. It is equity, never a liability.</w:t>
       </w:r>
     </w:p>
     <w:p>
@@ -11321,7 +11314,7 @@
                 <w:sz w:val="16"/>
                 <w:szCs w:val="16"/>
               </w:rPr>
-              <w:t xml:space="preserve">inventory   ·   original   ·   downstream   ·   eliminated   ·   elimination   ·   cannot   ·   depreciation   ·   Unrealized   ·   receivables   ·   intercompany   ·   subsidiary   ·   equipment</w:t>
+              <w:t xml:space="preserve">inventory   ·   original   ·   downstream   ·   reduces   ·   elimination   ·   cannot   ·   depreciation   ·   Unrealized   ·   receivables   ·   intercompany   ·   subsidiary   ·   equipment</w:t>
             </w:r>
           </w:p>
         </w:tc>
@@ -11513,6 +11506,19 @@
     <w:p/>
     <w:p>
       <w:pPr>
+        <w:spacing w:before="20" w:after="20" w:line="360" w:lineRule="auto"/>
+        <w:ind w:left="200"/>
+      </w:pPr>
+      <w:r>
+        <w:rPr>
+          <w:sz w:val="19"/>
+          <w:szCs w:val="19"/>
+        </w:rPr>
+        <w:t xml:space="preserve">Complete the five blanks.</w:t>
+      </w:r>
+    </w:p>
+    <w:p>
+      <w:pPr>
         <w:pageBreakBefore w:val="true"/>
         <w:spacing w:after="0"/>
       </w:pPr>
@@ -11815,7 +11821,7 @@
         <w:tc>
           <w:tcPr>
             <w:tcW w:type="pct" w:w="2600"/>
-            <w:shd w:fill="FBFAF6" w:val="clear"/>
+            <w:shd w:fill="FFFFFF" w:val="clear"/>
             <w:tcMar>
               <w:top w:type="dxa" w:w="50"/>
               <w:left w:type="dxa" w:w="110"/>
@@ -11825,14 +11831,17 @@
           </w:tcPr>
           <w:p>
             <w:pPr>
-              <w:spacing w:before="28" w:after="28"/>
-            </w:pPr>
-            <w:r>
-              <w:rPr>
-                <w:sz w:val="15"/>
-                <w:szCs w:val="15"/>
-              </w:rPr>
-              <w:t xml:space="preserve">Less: upstream unrealized profit</w:t>
+              <w:spacing w:before="46" w:after="46"/>
+            </w:pPr>
+            <w:r>
+              <w:rPr>
+                <w:b/>
+                <w:bCs/>
+                <w:color w:val="8186EF"/>
+                <w:sz w:val="14"/>
+                <w:szCs w:val="14"/>
+              </w:rPr>
+              <w:t xml:space="preserve">(18)</w:t>
             </w:r>
           </w:p>
         </w:tc>
@@ -11963,7 +11972,6 @@
         <w:tc>
           <w:tcPr>
             <w:tcW w:type="pct" w:w="2600"/>
-            <w:shd w:fill="FFFFFF" w:val="clear"/>
             <w:tcMar>
               <w:top w:type="dxa" w:w="50"/>
               <w:left w:type="dxa" w:w="110"/>
@@ -11973,17 +11981,14 @@
           </w:tcPr>
           <w:p>
             <w:pPr>
-              <w:spacing w:before="46" w:after="46"/>
-            </w:pPr>
-            <w:r>
-              <w:rPr>
-                <w:b/>
-                <w:bCs/>
-                <w:color w:val="8186EF"/>
-                <w:sz w:val="14"/>
-                <w:szCs w:val="14"/>
-              </w:rPr>
-              <w:t xml:space="preserve">(18)</w:t>
+              <w:spacing w:before="28" w:after="28"/>
+            </w:pPr>
+            <w:r>
+              <w:rPr>
+                <w:sz w:val="15"/>
+                <w:szCs w:val="15"/>
+              </w:rPr>
+              <w:t xml:space="preserve">Less: dividends paid to NCI</w:t>
             </w:r>
           </w:p>
         </w:tc>
@@ -12118,7 +12123,7 @@
                 <w:sz w:val="16"/>
                 <w:szCs w:val="16"/>
               </w:rPr>
-              <w:t xml:space="preserve">Levant's 2027 net income   ·   Less: dividends paid to NCI   ·   equity method   ·   NCI at January 1, 2027 (fair value)   ·   depreciation</w:t>
+              <w:t xml:space="preserve">NCI at January 1, 2027 (fair value)   ·   Less: upstream unrealized profit   ·   depreciation   ·   Levant's 2027 net income   ·   Truck sold for 90,000 (carrying 60,000)</w:t>
             </w:r>
           </w:p>
         </w:tc>
@@ -12373,7 +12378,7 @@
                 <w:sz w:val="16"/>
                 <w:szCs w:val="16"/>
               </w:rPr>
-              <w:t xml:space="preserve">elimination   ·   Downstream   ·   equity-method   ·   intercompany</w:t>
+              <w:t xml:space="preserve">equity-method   ·   intercompany   ·   eliminated   ·   Downstream</w:t>
             </w:r>
           </w:p>
         </w:tc>
@@ -13305,7 +13310,7 @@
                 <w:sz w:val="16"/>
                 <w:szCs w:val="16"/>
               </w:rPr>
-              <w:t xml:space="preserve">Less: dividends paid to NCI</w:t>
+              <w:t xml:space="preserve">Less: upstream unrealized profit</w:t>
             </w:r>
           </w:p>
         </w:tc>

--- a/CMA_Summaries_B1_Ch16.docx
+++ b/CMA_Summaries_B1_Ch16.docx
@@ -2223,7 +2223,7 @@
           <w:sz w:val="19"/>
           <w:szCs w:val="19"/>
         </w:rPr>
-        <w:t xml:space="preserve">An entity is a VIE if its equity at risk is too small to </w:t>
+        <w:t xml:space="preserve">An entity is a VIE if its equity at risk is too small to finance its activities, or if its equity holders do not have the power to direct it or do not bear its losses and </w:t>
       </w:r>
       <w:r>
         <w:rPr>
@@ -2255,7 +2255,14 @@
           <w:sz w:val="19"/>
           <w:szCs w:val="19"/>
         </w:rPr>
-        <w:t xml:space="preserve"> its activities, or if its equity </w:t>
+        <w:t xml:space="preserve">. </w:t>
+      </w:r>
+      <w:r>
+        <w:rPr>
+          <w:sz w:val="19"/>
+          <w:szCs w:val="19"/>
+        </w:rPr>
+        <w:t xml:space="preserve">A VIE is </w:t>
       </w:r>
       <w:r>
         <w:rPr>
@@ -2273,7 +2280,7 @@
           <w:sz w:val="19"/>
           <w:szCs w:val="19"/>
         </w:rPr>
-        <w:t xml:space="preserve">           </w:t>
+        <w:t xml:space="preserve">              </w:t>
       </w:r>
       <w:r>
         <w:rPr>
@@ -2287,14 +2294,7 @@
           <w:sz w:val="19"/>
           <w:szCs w:val="19"/>
         </w:rPr>
-        <w:t xml:space="preserve"> do not have the power to direct it or do not bear its losses and returns. </w:t>
-      </w:r>
-      <w:r>
-        <w:rPr>
-          <w:sz w:val="19"/>
-          <w:szCs w:val="19"/>
-        </w:rPr>
-        <w:t xml:space="preserve">A VIE is </w:t>
+        <w:t xml:space="preserve"> by its primary beneficiary: the party that has both the power to direct the activities that most affect the VIE's </w:t>
       </w:r>
       <w:r>
         <w:rPr>
@@ -2312,7 +2312,7 @@
           <w:sz w:val="19"/>
           <w:szCs w:val="19"/>
         </w:rPr>
-        <w:t xml:space="preserve">              </w:t>
+        <w:t xml:space="preserve">             </w:t>
       </w:r>
       <w:r>
         <w:rPr>
@@ -2326,7 +2326,14 @@
           <w:sz w:val="19"/>
           <w:szCs w:val="19"/>
         </w:rPr>
-        <w:t xml:space="preserve"> by its primary </w:t>
+        <w:t xml:space="preserve"> and the obligation to absorb losses, or the right to receive benefits, that could be significant. </w:t>
+      </w:r>
+      <w:r>
+        <w:rPr>
+          <w:sz w:val="19"/>
+          <w:szCs w:val="19"/>
+        </w:rPr>
+        <w:t xml:space="preserve">Both </w:t>
       </w:r>
       <w:r>
         <w:rPr>
@@ -2344,7 +2351,7 @@
           <w:sz w:val="19"/>
           <w:szCs w:val="19"/>
         </w:rPr>
-        <w:t xml:space="preserve">             </w:t>
+        <w:t xml:space="preserve">            </w:t>
       </w:r>
       <w:r>
         <w:rPr>
@@ -2358,14 +2365,14 @@
           <w:sz w:val="19"/>
           <w:szCs w:val="19"/>
         </w:rPr>
-        <w:t xml:space="preserve">: the party that has both the power to direct the activities that most affect the VIE's performance and the obligation to absorb losses, or the right to receive benefits, that could be significant. </w:t>
-      </w:r>
-      <w:r>
-        <w:rPr>
-          <w:sz w:val="19"/>
-          <w:szCs w:val="19"/>
-        </w:rPr>
-        <w:t xml:space="preserve">Both </w:t>
+        <w:t xml:space="preserve"> are required. </w:t>
+      </w:r>
+      <w:r>
+        <w:rPr>
+          <w:sz w:val="19"/>
+          <w:szCs w:val="19"/>
+        </w:rPr>
+        <w:t xml:space="preserve">If the entity is not a VIE, the </w:t>
       </w:r>
       <w:r>
         <w:rPr>
@@ -2383,7 +2390,7 @@
           <w:sz w:val="19"/>
           <w:szCs w:val="19"/>
         </w:rPr>
-        <w:t xml:space="preserve">            </w:t>
+        <w:t xml:space="preserve">           </w:t>
       </w:r>
       <w:r>
         <w:rPr>
@@ -2397,14 +2404,7 @@
           <w:sz w:val="19"/>
           <w:szCs w:val="19"/>
         </w:rPr>
-        <w:t xml:space="preserve"> are required. </w:t>
-      </w:r>
-      <w:r>
-        <w:rPr>
-          <w:sz w:val="19"/>
-          <w:szCs w:val="19"/>
-        </w:rPr>
-        <w:t xml:space="preserve">If the entity is not a VIE, the </w:t>
+        <w:t xml:space="preserve"> interest model </w:t>
       </w:r>
       <w:r>
         <w:rPr>
@@ -2436,7 +2436,14 @@
           <w:sz w:val="19"/>
           <w:szCs w:val="19"/>
         </w:rPr>
-        <w:t xml:space="preserve"> interest model </w:t>
+        <w:t xml:space="preserve">. </w:t>
+      </w:r>
+      <w:r>
+        <w:rPr>
+          <w:sz w:val="19"/>
+          <w:szCs w:val="19"/>
+        </w:rPr>
+        <w:t xml:space="preserve">A company that holds more than 50% of the votes </w:t>
       </w:r>
       <w:r>
         <w:rPr>
@@ -2468,14 +2475,7 @@
           <w:sz w:val="19"/>
           <w:szCs w:val="19"/>
         </w:rPr>
-        <w:t xml:space="preserve">. </w:t>
-      </w:r>
-      <w:r>
-        <w:rPr>
-          <w:sz w:val="19"/>
-          <w:szCs w:val="19"/>
-        </w:rPr>
-        <w:t xml:space="preserve">A company that holds more than 50% of the votes generally controls the entity, unless other owners have substantive </w:t>
+        <w:t xml:space="preserve"> controls the entity, unless other owners have substantive </w:t>
       </w:r>
       <w:r>
         <w:rPr>
@@ -2565,7 +2565,7 @@
                 <w:sz w:val="16"/>
                 <w:szCs w:val="16"/>
               </w:rPr>
-              <w:t xml:space="preserve">whether   ·   holders   ·   variable   ·   applies   ·   consolidated   ·   conditions   ·   applied   ·   beneficiary   ·   participating   ·   primary   ·   voting   ·   finance   ·   identify</w:t>
+              <w:t xml:space="preserve">whether   ·   consolidated   ·   variable   ·   generally   ·   performance   ·   voting   ·   applied   ·   conditions   ·   participating   ·   primary   ·   applies   ·   returns   ·   identify</w:t>
             </w:r>
           </w:p>
         </w:tc>
@@ -2639,7 +2639,7 @@
           <w:sz w:val="16"/>
           <w:szCs w:val="16"/>
         </w:rPr>
-        <w:t xml:space="preserve">      gaps 13–18</w:t>
+        <w:t xml:space="preserve">      gaps 13–16</w:t>
       </w:r>
     </w:p>
     <w:p>
@@ -2652,7 +2652,21 @@
           <w:sz w:val="19"/>
           <w:szCs w:val="19"/>
         </w:rPr>
-        <w:t xml:space="preserve">Suppose a logistics entrepreneur owns all the shares of Orontes </w:t>
+        <w:t xml:space="preserve">Suppose a logistics entrepreneur owns all the shares of Orontes Cold-Chain Logistics SPV. </w:t>
+      </w:r>
+      <w:r>
+        <w:rPr>
+          <w:sz w:val="19"/>
+          <w:szCs w:val="19"/>
+        </w:rPr>
+        <w:t xml:space="preserve">The shares cost $100,000. </w:t>
+      </w:r>
+      <w:r>
+        <w:rPr>
+          <w:sz w:val="19"/>
+          <w:szCs w:val="19"/>
+        </w:rPr>
+        <w:t xml:space="preserve">Banks lend $9,900,000, </w:t>
       </w:r>
       <w:r>
         <w:rPr>
@@ -2684,21 +2698,21 @@
           <w:sz w:val="19"/>
           <w:szCs w:val="19"/>
         </w:rPr>
-        <w:t xml:space="preserve"> Logistics SPV. </w:t>
-      </w:r>
-      <w:r>
-        <w:rPr>
-          <w:sz w:val="19"/>
-          <w:szCs w:val="19"/>
-        </w:rPr>
-        <w:t xml:space="preserve">The shares cost $100,000. </w:t>
-      </w:r>
-      <w:r>
-        <w:rPr>
-          <w:sz w:val="19"/>
-          <w:szCs w:val="19"/>
-        </w:rPr>
-        <w:t xml:space="preserve">Banks lend $9,900,000, </w:t>
+        <w:t xml:space="preserve"> by Orontes. </w:t>
+      </w:r>
+      <w:r>
+        <w:rPr>
+          <w:sz w:val="19"/>
+          <w:szCs w:val="19"/>
+        </w:rPr>
+        <w:t xml:space="preserve">Equity is only 1% of the funding, and Orontes decides routes and customers: the SPV is a VIE. </w:t>
+      </w:r>
+      <w:r>
+        <w:rPr>
+          <w:sz w:val="19"/>
+          <w:szCs w:val="19"/>
+        </w:rPr>
+        <w:t xml:space="preserve">Orontes has the power and bears the losses </w:t>
       </w:r>
       <w:r>
         <w:rPr>
@@ -2716,7 +2730,7 @@
           <w:sz w:val="19"/>
           <w:szCs w:val="19"/>
         </w:rPr>
-        <w:t xml:space="preserve">            </w:t>
+        <w:t xml:space="preserve">           </w:t>
       </w:r>
       <w:r>
         <w:rPr>
@@ -2730,14 +2744,14 @@
           <w:sz w:val="19"/>
           <w:szCs w:val="19"/>
         </w:rPr>
-        <w:t xml:space="preserve"> by Orontes. </w:t>
-      </w:r>
-      <w:r>
-        <w:rPr>
-          <w:sz w:val="19"/>
-          <w:szCs w:val="19"/>
-        </w:rPr>
-        <w:t xml:space="preserve">Equity is only 1% of the funding, and Orontes decides routes and </w:t>
+        <w:t xml:space="preserve"> its guarantee, so it is the primary beneficiary. </w:t>
+      </w:r>
+      <w:r>
+        <w:rPr>
+          <w:sz w:val="19"/>
+          <w:szCs w:val="19"/>
+        </w:rPr>
+        <w:t xml:space="preserve">Orontes consolidates the SPV </w:t>
       </w:r>
       <w:r>
         <w:rPr>
@@ -2769,14 +2783,14 @@
           <w:sz w:val="19"/>
           <w:szCs w:val="19"/>
         </w:rPr>
-        <w:t xml:space="preserve">: the SPV is a VIE. </w:t>
-      </w:r>
-      <w:r>
-        <w:rPr>
-          <w:sz w:val="19"/>
-          <w:szCs w:val="19"/>
-        </w:rPr>
-        <w:t xml:space="preserve">Orontes has the power and bears the losses through its guarantee, so it is the primary </w:t>
+        <w:t xml:space="preserve"> it owns no shares. </w:t>
+      </w:r>
+      <w:r>
+        <w:rPr>
+          <w:sz w:val="19"/>
+          <w:szCs w:val="19"/>
+        </w:rPr>
+        <w:t xml:space="preserve">The </w:t>
       </w:r>
       <w:r>
         <w:rPr>
@@ -2787,84 +2801,6 @@
           <w:szCs w:val="15"/>
         </w:rPr>
         <w:t xml:space="preserve"> (16) </w:t>
-      </w:r>
-      <w:r>
-        <w:rPr>
-          <w:u w:val="single"/>
-          <w:sz w:val="19"/>
-          <w:szCs w:val="19"/>
-        </w:rPr>
-        <w:t xml:space="preserve">             </w:t>
-      </w:r>
-      <w:r>
-        <w:rPr>
-          <w:sz w:val="19"/>
-          <w:szCs w:val="19"/>
-        </w:rPr>
-        <w:t xml:space="preserve"> </w:t>
-      </w:r>
-      <w:r>
-        <w:rPr>
-          <w:sz w:val="19"/>
-          <w:szCs w:val="19"/>
-        </w:rPr>
-        <w:t xml:space="preserve">. </w:t>
-      </w:r>
-      <w:r>
-        <w:rPr>
-          <w:sz w:val="19"/>
-          <w:szCs w:val="19"/>
-        </w:rPr>
-        <w:t xml:space="preserve">Orontes </w:t>
-      </w:r>
-      <w:r>
-        <w:rPr>
-          <w:b/>
-          <w:bCs/>
-          <w:color w:val="8186EF"/>
-          <w:sz w:val="15"/>
-          <w:szCs w:val="15"/>
-        </w:rPr>
-        <w:t xml:space="preserve"> (17) </w:t>
-      </w:r>
-      <w:r>
-        <w:rPr>
-          <w:u w:val="single"/>
-          <w:sz w:val="19"/>
-          <w:szCs w:val="19"/>
-        </w:rPr>
-        <w:t xml:space="preserve">              </w:t>
-      </w:r>
-      <w:r>
-        <w:rPr>
-          <w:sz w:val="19"/>
-          <w:szCs w:val="19"/>
-        </w:rPr>
-        <w:t xml:space="preserve"> </w:t>
-      </w:r>
-      <w:r>
-        <w:rPr>
-          <w:sz w:val="19"/>
-          <w:szCs w:val="19"/>
-        </w:rPr>
-        <w:t xml:space="preserve"> the SPV although it owns no shares. </w:t>
-      </w:r>
-      <w:r>
-        <w:rPr>
-          <w:sz w:val="19"/>
-          <w:szCs w:val="19"/>
-        </w:rPr>
-        <w:t xml:space="preserve">The </w:t>
-      </w:r>
-      <w:r>
-        <w:rPr>
-          <w:b/>
-          <w:bCs/>
-          <w:color w:val="8186EF"/>
-          <w:sz w:val="15"/>
-          <w:szCs w:val="15"/>
-        </w:rPr>
-        <w:t xml:space="preserve"> (18) </w:t>
       </w:r>
       <w:r>
         <w:rPr>
@@ -2944,7 +2880,7 @@
                 <w:sz w:val="16"/>
                 <w:szCs w:val="16"/>
               </w:rPr>
-              <w:t xml:space="preserve">Cold-Chain   ·   activities   ·   entrepreneur's   ·   beneficiary   ·   guaranteed   ·   consolidates   ·   customers</w:t>
+              <w:t xml:space="preserve">guaranteed   ·   entrepreneur's   ·   funding   ·   through   ·   although</w:t>
             </w:r>
           </w:p>
         </w:tc>
@@ -3125,25 +3061,8 @@
                 <w:sz w:val="15"/>
                 <w:szCs w:val="15"/>
               </w:rPr>
-              <w:t xml:space="preserve">No: third-party equity is 100,000, only 1% of total funding</w:t>
-            </w:r>
-          </w:p>
-        </w:tc>
-        <w:tc>
-          <w:tcPr>
-            <w:tcW w:type="pct" w:w="758"/>
-            <w:shd w:fill="FFFFFF" w:val="clear"/>
-            <w:tcMar>
-              <w:top w:type="dxa" w:w="50"/>
-              <w:left w:type="dxa" w:w="110"/>
-              <w:bottom w:type="dxa" w:w="50"/>
-              <w:right w:type="dxa" w:w="110"/>
-            </w:tcMar>
-          </w:tcPr>
-          <w:p>
-            <w:pPr>
-              <w:spacing w:before="46" w:after="46"/>
-            </w:pPr>
+              <w:t xml:space="preserve">No: </w:t>
+            </w:r>
             <w:r>
               <w:rPr>
                 <w:b/>
@@ -3152,7 +3071,52 @@
                 <w:sz w:val="14"/>
                 <w:szCs w:val="14"/>
               </w:rPr>
-              <w:t xml:space="preserve">(19)</w:t>
+              <w:t xml:space="preserve"> (17) </w:t>
+            </w:r>
+            <w:r>
+              <w:rPr>
+                <w:u w:val="single"/>
+                <w:sz w:val="15"/>
+                <w:szCs w:val="15"/>
+              </w:rPr>
+              <w:t xml:space="preserve">              </w:t>
+            </w:r>
+            <w:r>
+              <w:rPr>
+                <w:sz w:val="15"/>
+                <w:szCs w:val="15"/>
+              </w:rPr>
+              <w:t xml:space="preserve"> </w:t>
+            </w:r>
+            <w:r>
+              <w:rPr>
+                <w:sz w:val="15"/>
+                <w:szCs w:val="15"/>
+              </w:rPr>
+              <w:t xml:space="preserve"> equity is 100,000, only 1% of total funding</w:t>
+            </w:r>
+          </w:p>
+        </w:tc>
+        <w:tc>
+          <w:tcPr>
+            <w:tcW w:type="pct" w:w="758"/>
+            <w:tcMar>
+              <w:top w:type="dxa" w:w="50"/>
+              <w:left w:type="dxa" w:w="110"/>
+              <w:bottom w:type="dxa" w:w="50"/>
+              <w:right w:type="dxa" w:w="110"/>
+            </w:tcMar>
+          </w:tcPr>
+          <w:p>
+            <w:pPr>
+              <w:spacing w:before="28" w:after="28"/>
+            </w:pPr>
+            <w:r>
+              <w:rPr>
+                <w:sz w:val="15"/>
+                <w:szCs w:val="15"/>
+              </w:rPr>
+              <w:t xml:space="preserve">Suggests a VIE</w:t>
             </w:r>
           </w:p>
         </w:tc>
@@ -3205,7 +3169,7 @@
                 <w:sz w:val="14"/>
                 <w:szCs w:val="14"/>
               </w:rPr>
-              <w:t xml:space="preserve">(20)</w:t>
+              <w:t xml:space="preserve">(18)</w:t>
             </w:r>
           </w:p>
         </w:tc>
@@ -3350,8 +3314,97 @@
                 <w:sz w:val="15"/>
                 <w:szCs w:val="15"/>
               </w:rPr>
-              <w:t xml:space="preserve">Orontes has both power and exposure to </w:t>
-            </w:r>
+              <w:t xml:space="preserve">Orontes has both power and exposure to significant losses</w:t>
+            </w:r>
+          </w:p>
+        </w:tc>
+        <w:tc>
+          <w:tcPr>
+            <w:tcW w:type="pct" w:w="758"/>
+            <w:shd w:fill="FBFAF6" w:val="clear"/>
+            <w:tcMar>
+              <w:top w:type="dxa" w:w="50"/>
+              <w:left w:type="dxa" w:w="110"/>
+              <w:bottom w:type="dxa" w:w="50"/>
+              <w:right w:type="dxa" w:w="110"/>
+            </w:tcMar>
+          </w:tcPr>
+          <w:p>
+            <w:pPr>
+              <w:spacing w:before="28" w:after="28"/>
+            </w:pPr>
+            <w:r>
+              <w:rPr>
+                <w:sz w:val="15"/>
+                <w:szCs w:val="15"/>
+              </w:rPr>
+              <w:t xml:space="preserve">Orontes consolidates</w:t>
+            </w:r>
+          </w:p>
+        </w:tc>
+      </w:tr>
+      <w:tr>
+        <w:tc>
+          <w:tcPr>
+            <w:tcW w:type="pct" w:w="2042"/>
+            <w:tcMar>
+              <w:top w:type="dxa" w:w="50"/>
+              <w:left w:type="dxa" w:w="110"/>
+              <w:bottom w:type="dxa" w:w="50"/>
+              <w:right w:type="dxa" w:w="110"/>
+            </w:tcMar>
+          </w:tcPr>
+          <w:p>
+            <w:pPr>
+              <w:spacing w:before="28" w:after="28"/>
+            </w:pPr>
+            <w:r>
+              <w:rPr>
+                <w:sz w:val="15"/>
+                <w:szCs w:val="15"/>
+              </w:rPr>
+              <w:t xml:space="preserve">NCI in consolidation</w:t>
+            </w:r>
+          </w:p>
+        </w:tc>
+        <w:tc>
+          <w:tcPr>
+            <w:tcW w:type="pct" w:w="2200"/>
+            <w:tcMar>
+              <w:top w:type="dxa" w:w="50"/>
+              <w:left w:type="dxa" w:w="110"/>
+              <w:bottom w:type="dxa" w:w="50"/>
+              <w:right w:type="dxa" w:w="110"/>
+            </w:tcMar>
+          </w:tcPr>
+          <w:p>
+            <w:pPr>
+              <w:spacing w:before="28" w:after="28"/>
+            </w:pPr>
+            <w:r>
+              <w:rPr>
+                <w:sz w:val="15"/>
+                <w:szCs w:val="15"/>
+              </w:rPr>
+              <w:t xml:space="preserve">The third party's equity of 100,000</w:t>
+            </w:r>
+          </w:p>
+        </w:tc>
+        <w:tc>
+          <w:tcPr>
+            <w:tcW w:type="pct" w:w="758"/>
+            <w:shd w:fill="FFFFFF" w:val="clear"/>
+            <w:tcMar>
+              <w:top w:type="dxa" w:w="50"/>
+              <w:left w:type="dxa" w:w="110"/>
+              <w:bottom w:type="dxa" w:w="50"/>
+              <w:right w:type="dxa" w:w="110"/>
+            </w:tcMar>
+          </w:tcPr>
+          <w:p>
+            <w:pPr>
+              <w:spacing w:before="46" w:after="46"/>
+            </w:pPr>
             <w:r>
               <w:rPr>
                 <w:b/>
@@ -3360,128 +3413,7 @@
                 <w:sz w:val="14"/>
                 <w:szCs w:val="14"/>
               </w:rPr>
-              <w:t xml:space="preserve"> (21) </w:t>
-            </w:r>
-            <w:r>
-              <w:rPr>
-                <w:u w:val="single"/>
-                <w:sz w:val="15"/>
-                <w:szCs w:val="15"/>
-              </w:rPr>
-              <w:t xml:space="preserve">              </w:t>
-            </w:r>
-            <w:r>
-              <w:rPr>
-                <w:sz w:val="15"/>
-                <w:szCs w:val="15"/>
-              </w:rPr>
-              <w:t xml:space="preserve"> </w:t>
-            </w:r>
-            <w:r>
-              <w:rPr>
-                <w:sz w:val="15"/>
-                <w:szCs w:val="15"/>
-              </w:rPr>
-              <w:t xml:space="preserve"> losses</w:t>
-            </w:r>
-          </w:p>
-        </w:tc>
-        <w:tc>
-          <w:tcPr>
-            <w:tcW w:type="pct" w:w="758"/>
-            <w:shd w:fill="FBFAF6" w:val="clear"/>
-            <w:tcMar>
-              <w:top w:type="dxa" w:w="50"/>
-              <w:left w:type="dxa" w:w="110"/>
-              <w:bottom w:type="dxa" w:w="50"/>
-              <w:right w:type="dxa" w:w="110"/>
-            </w:tcMar>
-          </w:tcPr>
-          <w:p>
-            <w:pPr>
-              <w:spacing w:before="28" w:after="28"/>
-            </w:pPr>
-            <w:r>
-              <w:rPr>
-                <w:sz w:val="15"/>
-                <w:szCs w:val="15"/>
-              </w:rPr>
-              <w:t xml:space="preserve">Orontes consolidates</w:t>
-            </w:r>
-          </w:p>
-        </w:tc>
-      </w:tr>
-      <w:tr>
-        <w:tc>
-          <w:tcPr>
-            <w:tcW w:type="pct" w:w="2042"/>
-            <w:tcMar>
-              <w:top w:type="dxa" w:w="50"/>
-              <w:left w:type="dxa" w:w="110"/>
-              <w:bottom w:type="dxa" w:w="50"/>
-              <w:right w:type="dxa" w:w="110"/>
-            </w:tcMar>
-          </w:tcPr>
-          <w:p>
-            <w:pPr>
-              <w:spacing w:before="28" w:after="28"/>
-            </w:pPr>
-            <w:r>
-              <w:rPr>
-                <w:sz w:val="15"/>
-                <w:szCs w:val="15"/>
-              </w:rPr>
-              <w:t xml:space="preserve">NCI in consolidation</w:t>
-            </w:r>
-          </w:p>
-        </w:tc>
-        <w:tc>
-          <w:tcPr>
-            <w:tcW w:type="pct" w:w="2200"/>
-            <w:tcMar>
-              <w:top w:type="dxa" w:w="50"/>
-              <w:left w:type="dxa" w:w="110"/>
-              <w:bottom w:type="dxa" w:w="50"/>
-              <w:right w:type="dxa" w:w="110"/>
-            </w:tcMar>
-          </w:tcPr>
-          <w:p>
-            <w:pPr>
-              <w:spacing w:before="28" w:after="28"/>
-            </w:pPr>
-            <w:r>
-              <w:rPr>
-                <w:sz w:val="15"/>
-                <w:szCs w:val="15"/>
-              </w:rPr>
-              <w:t xml:space="preserve">The third party's equity of 100,000</w:t>
-            </w:r>
-          </w:p>
-        </w:tc>
-        <w:tc>
-          <w:tcPr>
-            <w:tcW w:type="pct" w:w="758"/>
-            <w:shd w:fill="FFFFFF" w:val="clear"/>
-            <w:tcMar>
-              <w:top w:type="dxa" w:w="50"/>
-              <w:left w:type="dxa" w:w="110"/>
-              <w:bottom w:type="dxa" w:w="50"/>
-              <w:right w:type="dxa" w:w="110"/>
-            </w:tcMar>
-          </w:tcPr>
-          <w:p>
-            <w:pPr>
-              <w:spacing w:before="46" w:after="46"/>
-            </w:pPr>
-            <w:r>
-              <w:rPr>
-                <w:b/>
-                <w:bCs/>
-                <w:color w:val="8186EF"/>
-                <w:sz w:val="14"/>
-                <w:szCs w:val="14"/>
-              </w:rPr>
-              <w:t xml:space="preserve">(22)</w:t>
+              <w:t xml:space="preserve">(19)</w:t>
             </w:r>
           </w:p>
         </w:tc>
@@ -3543,7 +3475,7 @@
                 <w:sz w:val="16"/>
                 <w:szCs w:val="16"/>
               </w:rPr>
-              <w:t xml:space="preserve">controlling financial interest   ·   Shown as NCI   ·   No: Orontes decides routes and customers   ·   Suggests a VIE   ·   significant</w:t>
+              <w:t xml:space="preserve">controlling financial interest   ·   No: Orontes decides routes and customers   ·   third-party   ·   Shown as NCI</w:t>
             </w:r>
           </w:p>
         </w:tc>
@@ -3629,7 +3561,7 @@
           <w:sz w:val="16"/>
           <w:szCs w:val="16"/>
         </w:rPr>
-        <w:t xml:space="preserve">      gaps 23–25</w:t>
+        <w:t xml:space="preserve">      gaps 20–22</w:t>
       </w:r>
     </w:p>
     <w:p>
@@ -3652,7 +3584,7 @@
           <w:sz w:val="15"/>
           <w:szCs w:val="15"/>
         </w:rPr>
-        <w:t xml:space="preserve"> (23) </w:t>
+        <w:t xml:space="preserve"> (20) </w:t>
       </w:r>
       <w:r>
         <w:rPr>
@@ -3681,7 +3613,7 @@
           <w:sz w:val="19"/>
           <w:szCs w:val="19"/>
         </w:rPr>
-        <w:t xml:space="preserve">The primary </w:t>
+        <w:t xml:space="preserve">The primary beneficiary needs power AND significant </w:t>
       </w:r>
       <w:r>
         <w:rPr>
@@ -3691,7 +3623,7 @@
           <w:sz w:val="15"/>
           <w:szCs w:val="15"/>
         </w:rPr>
-        <w:t xml:space="preserve"> (24) </w:t>
+        <w:t xml:space="preserve"> (21) </w:t>
       </w:r>
       <w:r>
         <w:rPr>
@@ -3699,7 +3631,7 @@
           <w:sz w:val="19"/>
           <w:szCs w:val="19"/>
         </w:rPr>
-        <w:t xml:space="preserve">             </w:t>
+        <w:t xml:space="preserve">           </w:t>
       </w:r>
       <w:r>
         <w:rPr>
@@ -3713,14 +3645,14 @@
           <w:sz w:val="19"/>
           <w:szCs w:val="19"/>
         </w:rPr>
-        <w:t xml:space="preserve"> needs power AND significant economics, not one of them. </w:t>
-      </w:r>
-      <w:r>
-        <w:rPr>
-          <w:sz w:val="19"/>
-          <w:szCs w:val="19"/>
-        </w:rPr>
-        <w:t xml:space="preserve">Under U.S. GAAP, less than half of the votes is not </w:t>
+        <w:t xml:space="preserve">, not one of them. </w:t>
+      </w:r>
+      <w:r>
+        <w:rPr>
+          <w:sz w:val="19"/>
+          <w:szCs w:val="19"/>
+        </w:rPr>
+        <w:t xml:space="preserve">Under U.S. GAAP, less than half of the votes is not control, even if the other owners are </w:t>
       </w:r>
       <w:r>
         <w:rPr>
@@ -3730,7 +3662,7 @@
           <w:sz w:val="15"/>
           <w:szCs w:val="15"/>
         </w:rPr>
-        <w:t xml:space="preserve"> (25) </w:t>
+        <w:t xml:space="preserve"> (22) </w:t>
       </w:r>
       <w:r>
         <w:rPr>
@@ -3752,7 +3684,7 @@
           <w:sz w:val="19"/>
           <w:szCs w:val="19"/>
         </w:rPr>
-        <w:t xml:space="preserve">, even if the other owners are widely spread. </w:t>
+        <w:t xml:space="preserve"> spread. </w:t>
       </w:r>
     </w:p>
     <w:tbl>
@@ -3810,7 +3742,7 @@
                 <w:sz w:val="16"/>
                 <w:szCs w:val="16"/>
               </w:rPr>
-              <w:t xml:space="preserve">Suppose   ·   beneficiary   ·   control   ·   counting</w:t>
+              <w:t xml:space="preserve">holders   ·   economics   ·   widely   ·   counting</w:t>
             </w:r>
           </w:p>
         </w:tc>
@@ -4145,14 +4077,14 @@
                 <w:sz w:val="16"/>
                 <w:szCs w:val="16"/>
               </w:rPr>
-              <w:t xml:space="preserve">14  </w:t>
-            </w:r>
-            <w:r>
-              <w:rPr>
-                <w:sz w:val="16"/>
-                <w:szCs w:val="16"/>
-              </w:rPr>
-              <w:t xml:space="preserve">guaranteed</w:t>
+              <w:t xml:space="preserve">12  </w:t>
+            </w:r>
+            <w:r>
+              <w:rPr>
+                <w:sz w:val="16"/>
+                <w:szCs w:val="16"/>
+              </w:rPr>
+              <w:t xml:space="preserve">participating</w:t>
             </w:r>
           </w:p>
         </w:tc>
@@ -4213,14 +4145,14 @@
                 <w:sz w:val="16"/>
                 <w:szCs w:val="16"/>
               </w:rPr>
-              <w:t xml:space="preserve">15  </w:t>
-            </w:r>
-            <w:r>
-              <w:rPr>
-                <w:sz w:val="16"/>
-                <w:szCs w:val="16"/>
-              </w:rPr>
-              <w:t xml:space="preserve">customers</w:t>
+              <w:t xml:space="preserve">13  </w:t>
+            </w:r>
+            <w:r>
+              <w:rPr>
+                <w:sz w:val="16"/>
+                <w:szCs w:val="16"/>
+              </w:rPr>
+              <w:t xml:space="preserve">guaranteed</w:t>
             </w:r>
           </w:p>
         </w:tc>
@@ -4281,14 +4213,14 @@
                 <w:sz w:val="16"/>
                 <w:szCs w:val="16"/>
               </w:rPr>
-              <w:t xml:space="preserve">16  </w:t>
-            </w:r>
-            <w:r>
-              <w:rPr>
-                <w:sz w:val="16"/>
-                <w:szCs w:val="16"/>
-              </w:rPr>
-              <w:t xml:space="preserve">beneficiary</w:t>
+              <w:t xml:space="preserve">14  </w:t>
+            </w:r>
+            <w:r>
+              <w:rPr>
+                <w:sz w:val="16"/>
+                <w:szCs w:val="16"/>
+              </w:rPr>
+              <w:t xml:space="preserve">through</w:t>
             </w:r>
           </w:p>
         </w:tc>
@@ -4349,14 +4281,14 @@
                 <w:sz w:val="16"/>
                 <w:szCs w:val="16"/>
               </w:rPr>
-              <w:t xml:space="preserve">17  </w:t>
-            </w:r>
-            <w:r>
-              <w:rPr>
-                <w:sz w:val="16"/>
-                <w:szCs w:val="16"/>
-              </w:rPr>
-              <w:t xml:space="preserve">consolidates</w:t>
+              <w:t xml:space="preserve">15  </w:t>
+            </w:r>
+            <w:r>
+              <w:rPr>
+                <w:sz w:val="16"/>
+                <w:szCs w:val="16"/>
+              </w:rPr>
+              <w:t xml:space="preserve">although</w:t>
             </w:r>
           </w:p>
         </w:tc>
@@ -4391,7 +4323,7 @@
                 <w:sz w:val="16"/>
                 <w:szCs w:val="16"/>
               </w:rPr>
-              <w:t xml:space="preserve">finance</w:t>
+              <w:t xml:space="preserve">returns</w:t>
             </w:r>
           </w:p>
         </w:tc>
@@ -4417,7 +4349,7 @@
                 <w:sz w:val="16"/>
                 <w:szCs w:val="16"/>
               </w:rPr>
-              <w:t xml:space="preserve">18  </w:t>
+              <w:t xml:space="preserve">16  </w:t>
             </w:r>
             <w:r>
               <w:rPr>
@@ -4459,7 +4391,7 @@
                 <w:sz w:val="16"/>
                 <w:szCs w:val="16"/>
               </w:rPr>
-              <w:t xml:space="preserve">holders</w:t>
+              <w:t xml:space="preserve">consolidated</w:t>
             </w:r>
           </w:p>
         </w:tc>
@@ -4485,14 +4417,14 @@
                 <w:sz w:val="16"/>
                 <w:szCs w:val="16"/>
               </w:rPr>
-              <w:t xml:space="preserve">19  </w:t>
-            </w:r>
-            <w:r>
-              <w:rPr>
-                <w:sz w:val="16"/>
-                <w:szCs w:val="16"/>
-              </w:rPr>
-              <w:t xml:space="preserve">Suggests a VIE</w:t>
+              <w:t xml:space="preserve">17  </w:t>
+            </w:r>
+            <w:r>
+              <w:rPr>
+                <w:sz w:val="16"/>
+                <w:szCs w:val="16"/>
+              </w:rPr>
+              <w:t xml:space="preserve">third-party</w:t>
             </w:r>
           </w:p>
         </w:tc>
@@ -4527,7 +4459,7 @@
                 <w:sz w:val="16"/>
                 <w:szCs w:val="16"/>
               </w:rPr>
-              <w:t xml:space="preserve">consolidated</w:t>
+              <w:t xml:space="preserve">performance</w:t>
             </w:r>
           </w:p>
         </w:tc>
@@ -4553,7 +4485,7 @@
                 <w:sz w:val="16"/>
                 <w:szCs w:val="16"/>
               </w:rPr>
-              <w:t xml:space="preserve">20  </w:t>
+              <w:t xml:space="preserve">18  </w:t>
             </w:r>
             <w:r>
               <w:rPr>
@@ -4595,7 +4527,7 @@
                 <w:sz w:val="16"/>
                 <w:szCs w:val="16"/>
               </w:rPr>
-              <w:t xml:space="preserve">beneficiary</w:t>
+              <w:t xml:space="preserve">conditions</w:t>
             </w:r>
           </w:p>
         </w:tc>
@@ -4621,14 +4553,14 @@
                 <w:sz w:val="16"/>
                 <w:szCs w:val="16"/>
               </w:rPr>
-              <w:t xml:space="preserve">21  </w:t>
-            </w:r>
-            <w:r>
-              <w:rPr>
-                <w:sz w:val="16"/>
-                <w:szCs w:val="16"/>
-              </w:rPr>
-              <w:t xml:space="preserve">significant</w:t>
+              <w:t xml:space="preserve">19  </w:t>
+            </w:r>
+            <w:r>
+              <w:rPr>
+                <w:sz w:val="16"/>
+                <w:szCs w:val="16"/>
+              </w:rPr>
+              <w:t xml:space="preserve">Shown as NCI</w:t>
             </w:r>
           </w:p>
         </w:tc>
@@ -4663,7 +4595,7 @@
                 <w:sz w:val="16"/>
                 <w:szCs w:val="16"/>
               </w:rPr>
-              <w:t xml:space="preserve">conditions</w:t>
+              <w:t xml:space="preserve">voting</w:t>
             </w:r>
           </w:p>
         </w:tc>
@@ -4689,14 +4621,14 @@
                 <w:sz w:val="16"/>
                 <w:szCs w:val="16"/>
               </w:rPr>
-              <w:t xml:space="preserve">22  </w:t>
-            </w:r>
-            <w:r>
-              <w:rPr>
-                <w:sz w:val="16"/>
-                <w:szCs w:val="16"/>
-              </w:rPr>
-              <w:t xml:space="preserve">Shown as NCI</w:t>
+              <w:t xml:space="preserve">20  </w:t>
+            </w:r>
+            <w:r>
+              <w:rPr>
+                <w:sz w:val="16"/>
+                <w:szCs w:val="16"/>
+              </w:rPr>
+              <w:t xml:space="preserve">counting</w:t>
             </w:r>
           </w:p>
         </w:tc>
@@ -4731,7 +4663,7 @@
                 <w:sz w:val="16"/>
                 <w:szCs w:val="16"/>
               </w:rPr>
-              <w:t xml:space="preserve">voting</w:t>
+              <w:t xml:space="preserve">applies</w:t>
             </w:r>
           </w:p>
         </w:tc>
@@ -4757,14 +4689,14 @@
                 <w:sz w:val="16"/>
                 <w:szCs w:val="16"/>
               </w:rPr>
-              <w:t xml:space="preserve">23  </w:t>
-            </w:r>
-            <w:r>
-              <w:rPr>
-                <w:sz w:val="16"/>
-                <w:szCs w:val="16"/>
-              </w:rPr>
-              <w:t xml:space="preserve">counting</w:t>
+              <w:t xml:space="preserve">21  </w:t>
+            </w:r>
+            <w:r>
+              <w:rPr>
+                <w:sz w:val="16"/>
+                <w:szCs w:val="16"/>
+              </w:rPr>
+              <w:t xml:space="preserve">economics</w:t>
             </w:r>
           </w:p>
         </w:tc>
@@ -4799,7 +4731,7 @@
                 <w:sz w:val="16"/>
                 <w:szCs w:val="16"/>
               </w:rPr>
-              <w:t xml:space="preserve">applies</w:t>
+              <w:t xml:space="preserve">generally</w:t>
             </w:r>
           </w:p>
         </w:tc>
@@ -4825,140 +4757,14 @@
                 <w:sz w:val="16"/>
                 <w:szCs w:val="16"/>
               </w:rPr>
-              <w:t xml:space="preserve">24  </w:t>
-            </w:r>
-            <w:r>
-              <w:rPr>
-                <w:sz w:val="16"/>
-                <w:szCs w:val="16"/>
-              </w:rPr>
-              <w:t xml:space="preserve">beneficiary</w:t>
-            </w:r>
-          </w:p>
-        </w:tc>
-      </w:tr>
-      <w:tr>
-        <w:tc>
-          <w:tcPr>
-            <w:tcW w:type="pct" w:w="2500"/>
-            <w:tcMar>
-              <w:top w:type="dxa" w:w="20"/>
-              <w:left w:type="dxa" w:w="80"/>
-              <w:bottom w:type="dxa" w:w="20"/>
-              <w:right w:type="dxa" w:w="80"/>
-            </w:tcMar>
-          </w:tcPr>
-          <w:p>
-            <w:pPr>
-              <w:spacing w:before="12" w:after="12"/>
-            </w:pPr>
-            <w:r>
-              <w:rPr>
-                <w:b/>
-                <w:bCs/>
-                <w:color w:val="8186EF"/>
-                <w:sz w:val="16"/>
-                <w:szCs w:val="16"/>
-              </w:rPr>
-              <w:t xml:space="preserve">12  </w:t>
-            </w:r>
-            <w:r>
-              <w:rPr>
-                <w:sz w:val="16"/>
-                <w:szCs w:val="16"/>
-              </w:rPr>
-              <w:t xml:space="preserve">participating</w:t>
-            </w:r>
-          </w:p>
-        </w:tc>
-        <w:tc>
-          <w:tcPr>
-            <w:tcW w:type="pct" w:w="2500"/>
-            <w:tcMar>
-              <w:top w:type="dxa" w:w="20"/>
-              <w:left w:type="dxa" w:w="80"/>
-              <w:bottom w:type="dxa" w:w="20"/>
-              <w:right w:type="dxa" w:w="80"/>
-            </w:tcMar>
-          </w:tcPr>
-          <w:p>
-            <w:pPr>
-              <w:spacing w:before="12" w:after="12"/>
-            </w:pPr>
-            <w:r>
-              <w:rPr>
-                <w:b/>
-                <w:bCs/>
-                <w:color w:val="8186EF"/>
-                <w:sz w:val="16"/>
-                <w:szCs w:val="16"/>
-              </w:rPr>
-              <w:t xml:space="preserve">25  </w:t>
-            </w:r>
-            <w:r>
-              <w:rPr>
-                <w:sz w:val="16"/>
-                <w:szCs w:val="16"/>
-              </w:rPr>
-              <w:t xml:space="preserve">control</w:t>
-            </w:r>
-          </w:p>
-        </w:tc>
-      </w:tr>
-      <w:tr>
-        <w:tc>
-          <w:tcPr>
-            <w:tcW w:type="pct" w:w="2500"/>
-            <w:tcMar>
-              <w:top w:type="dxa" w:w="20"/>
-              <w:left w:type="dxa" w:w="80"/>
-              <w:bottom w:type="dxa" w:w="20"/>
-              <w:right w:type="dxa" w:w="80"/>
-            </w:tcMar>
-          </w:tcPr>
-          <w:p>
-            <w:pPr>
-              <w:spacing w:before="12" w:after="12"/>
-            </w:pPr>
-            <w:r>
-              <w:rPr>
-                <w:b/>
-                <w:bCs/>
-                <w:color w:val="8186EF"/>
-                <w:sz w:val="16"/>
-                <w:szCs w:val="16"/>
-              </w:rPr>
-              <w:t xml:space="preserve">13  </w:t>
-            </w:r>
-            <w:r>
-              <w:rPr>
-                <w:sz w:val="16"/>
-                <w:szCs w:val="16"/>
-              </w:rPr>
-              <w:t xml:space="preserve">Cold-Chain</w:t>
-            </w:r>
-          </w:p>
-        </w:tc>
-        <w:tc>
-          <w:tcPr>
-            <w:tcW w:type="pct" w:w="2500"/>
-            <w:tcMar>
-              <w:top w:type="dxa" w:w="20"/>
-              <w:left w:type="dxa" w:w="80"/>
-              <w:bottom w:type="dxa" w:w="20"/>
-              <w:right w:type="dxa" w:w="80"/>
-            </w:tcMar>
-          </w:tcPr>
-          <w:p>
-            <w:pPr>
-              <w:spacing w:before="24" w:after="24"/>
-            </w:pPr>
-            <w:r>
-              <w:rPr>
-                <w:sz w:val="16"/>
-                <w:szCs w:val="16"/>
-              </w:rPr>
-              <w:t xml:space="preserve"/>
+              <w:t xml:space="preserve">22  </w:t>
+            </w:r>
+            <w:r>
+              <w:rPr>
+                <w:sz w:val="16"/>
+                <w:szCs w:val="16"/>
+              </w:rPr>
+              <w:t xml:space="preserve">widely</w:t>
             </w:r>
           </w:p>
         </w:tc>
@@ -5156,7 +4962,7 @@
           <w:sz w:val="16"/>
           <w:szCs w:val="16"/>
         </w:rPr>
-        <w:t xml:space="preserve">      gaps 1–10</w:t>
+        <w:t xml:space="preserve">      gaps 1–8</w:t>
       </w:r>
     </w:p>
     <w:p>
@@ -5240,7 +5046,7 @@
           <w:sz w:val="19"/>
           <w:szCs w:val="19"/>
         </w:rPr>
-        <w:t xml:space="preserve">The </w:t>
+        <w:t xml:space="preserve">The subsidiary's items are added in full, and NCI shows the part the </w:t>
       </w:r>
       <w:r>
         <w:rPr>
@@ -5258,7 +5064,7 @@
           <w:sz w:val="19"/>
           <w:szCs w:val="19"/>
         </w:rPr>
-        <w:t xml:space="preserve">              </w:t>
+        <w:t xml:space="preserve">           </w:t>
       </w:r>
       <w:r>
         <w:rPr>
@@ -5272,7 +5078,14 @@
           <w:sz w:val="19"/>
           <w:szCs w:val="19"/>
         </w:rPr>
-        <w:t xml:space="preserve"> items are added in full, and NCI shows the part the </w:t>
+        <w:t xml:space="preserve"> does not own. </w:t>
+      </w:r>
+      <w:r>
+        <w:rPr>
+          <w:sz w:val="19"/>
+          <w:szCs w:val="19"/>
+        </w:rPr>
+        <w:t xml:space="preserve">The equity method, which the LOS call 'equity consolidation', is used when the investor has significant influence, </w:t>
       </w:r>
       <w:r>
         <w:rPr>
@@ -5304,14 +5117,14 @@
           <w:sz w:val="19"/>
           <w:szCs w:val="19"/>
         </w:rPr>
-        <w:t xml:space="preserve"> does not own. </w:t>
-      </w:r>
-      <w:r>
-        <w:rPr>
-          <w:sz w:val="19"/>
-          <w:szCs w:val="19"/>
-        </w:rPr>
-        <w:t xml:space="preserve">The equity method, which the LOS call 'equity consolidation', is used when the investor has </w:t>
+        <w:t xml:space="preserve"> 20% to 50% of the votes, and for most joint ventures. </w:t>
+      </w:r>
+      <w:r>
+        <w:rPr>
+          <w:sz w:val="19"/>
+          <w:szCs w:val="19"/>
+        </w:rPr>
+        <w:t xml:space="preserve">The investment is one line on the </w:t>
       </w:r>
       <w:r>
         <w:rPr>
@@ -5329,7 +5142,7 @@
           <w:sz w:val="19"/>
           <w:szCs w:val="19"/>
         </w:rPr>
-        <w:t xml:space="preserve">             </w:t>
+        <w:t xml:space="preserve">           </w:t>
       </w:r>
       <w:r>
         <w:rPr>
@@ -5343,7 +5156,7 @@
           <w:sz w:val="19"/>
           <w:szCs w:val="19"/>
         </w:rPr>
-        <w:t xml:space="preserve"> influence, usually 20% to 50% of the votes, and for most joint </w:t>
+        <w:t xml:space="preserve"> sheet, and the investor's share of income is one line on the income </w:t>
       </w:r>
       <w:r>
         <w:rPr>
@@ -5375,14 +5188,21 @@
           <w:sz w:val="19"/>
           <w:szCs w:val="19"/>
         </w:rPr>
-        <w:t xml:space="preserve">. </w:t>
-      </w:r>
-      <w:r>
-        <w:rPr>
-          <w:sz w:val="19"/>
-          <w:szCs w:val="19"/>
-        </w:rPr>
-        <w:t xml:space="preserve">The </w:t>
+        <w:t xml:space="preserve">, as for Jordan Glass. </w:t>
+      </w:r>
+      <w:r>
+        <w:rPr>
+          <w:sz w:val="19"/>
+          <w:szCs w:val="19"/>
+        </w:rPr>
+        <w:t xml:space="preserve">Proportionate consolidation adds only the investor's share of each asset, liability, revenue and expense. </w:t>
+      </w:r>
+      <w:r>
+        <w:rPr>
+          <w:sz w:val="19"/>
+          <w:szCs w:val="19"/>
+        </w:rPr>
+        <w:t xml:space="preserve">U.S. GAAP </w:t>
       </w:r>
       <w:r>
         <w:rPr>
@@ -5400,7 +5220,7 @@
           <w:sz w:val="19"/>
           <w:szCs w:val="19"/>
         </w:rPr>
-        <w:t xml:space="preserve">            </w:t>
+        <w:t xml:space="preserve">           </w:t>
       </w:r>
       <w:r>
         <w:rPr>
@@ -5414,7 +5234,7 @@
           <w:sz w:val="19"/>
           <w:szCs w:val="19"/>
         </w:rPr>
-        <w:t xml:space="preserve"> is one line on the balance sheet, and the investor's share of income is one line on the income </w:t>
+        <w:t xml:space="preserve"> does not allow it; it </w:t>
       </w:r>
       <w:r>
         <w:rPr>
@@ -5446,85 +5266,7 @@
           <w:sz w:val="19"/>
           <w:szCs w:val="19"/>
         </w:rPr>
-        <w:t xml:space="preserve">, as for Jordan Glass. </w:t>
-      </w:r>
-      <w:r>
-        <w:rPr>
-          <w:sz w:val="19"/>
-          <w:szCs w:val="19"/>
-        </w:rPr>
-        <w:t xml:space="preserve"/>
-      </w:r>
-      <w:r>
-        <w:rPr>
-          <w:b/>
-          <w:bCs/>
-          <w:color w:val="8186EF"/>
-          <w:sz w:val="15"/>
-          <w:szCs w:val="15"/>
-        </w:rPr>
-        <w:t xml:space="preserve"> (9) </w:t>
-      </w:r>
-      <w:r>
-        <w:rPr>
-          <w:u w:val="single"/>
-          <w:sz w:val="19"/>
-          <w:szCs w:val="19"/>
-        </w:rPr>
-        <w:t xml:space="preserve">               </w:t>
-      </w:r>
-      <w:r>
-        <w:rPr>
-          <w:sz w:val="19"/>
-          <w:szCs w:val="19"/>
-        </w:rPr>
-        <w:t xml:space="preserve"> </w:t>
-      </w:r>
-      <w:r>
-        <w:rPr>
-          <w:sz w:val="19"/>
-          <w:szCs w:val="19"/>
-        </w:rPr>
-        <w:t xml:space="preserve"> consolidation adds only the investor's share of each asset, </w:t>
-      </w:r>
-      <w:r>
-        <w:rPr>
-          <w:b/>
-          <w:bCs/>
-          <w:color w:val="8186EF"/>
-          <w:sz w:val="15"/>
-          <w:szCs w:val="15"/>
-        </w:rPr>
-        <w:t xml:space="preserve"> (10) </w:t>
-      </w:r>
-      <w:r>
-        <w:rPr>
-          <w:u w:val="single"/>
-          <w:sz w:val="19"/>
-          <w:szCs w:val="19"/>
-        </w:rPr>
-        <w:t xml:space="preserve">           </w:t>
-      </w:r>
-      <w:r>
-        <w:rPr>
-          <w:sz w:val="19"/>
-          <w:szCs w:val="19"/>
-        </w:rPr>
-        <w:t xml:space="preserve"> </w:t>
-      </w:r>
-      <w:r>
-        <w:rPr>
-          <w:sz w:val="19"/>
-          <w:szCs w:val="19"/>
-        </w:rPr>
-        <w:t xml:space="preserve">, revenue and expense. </w:t>
-      </w:r>
-      <w:r>
-        <w:rPr>
-          <w:sz w:val="19"/>
-          <w:szCs w:val="19"/>
-        </w:rPr>
-        <w:t xml:space="preserve">U.S. GAAP generally does not allow it; it survives only for some construction and oil and gas interests. </w:t>
+        <w:t xml:space="preserve"> only for some construction and oil and gas interests. </w:t>
       </w:r>
     </w:p>
     <w:tbl>
@@ -5582,7 +5324,7 @@
                 <w:sz w:val="16"/>
                 <w:szCs w:val="16"/>
               </w:rPr>
-              <w:t xml:space="preserve">liability   ·   bottles   ·   investment   ·   subsidiary's   ·   Proportionate   ·   controls   ·   statement   ·   ventures   ·   significant   ·   entity   ·   parent</w:t>
+              <w:t xml:space="preserve">survives   ·   unrealized   ·   statement   ·   controls   ·   generally   ·   balance   ·   parent   ·   entity   ·   usually</w:t>
             </w:r>
           </w:p>
         </w:tc>
@@ -5603,11 +5345,11 @@
         </w:tblBorders>
       </w:tblPr>
       <w:tblGrid>
-        <w:gridCol w:w="1477"/>
-        <w:gridCol w:w="2874"/>
-        <w:gridCol w:w="2740"/>
-        <w:gridCol w:w="1397"/>
-        <w:gridCol w:w="1112"/>
+        <w:gridCol w:w="1400"/>
+        <w:gridCol w:w="3065"/>
+        <w:gridCol w:w="2939"/>
+        <w:gridCol w:w="1324"/>
+        <w:gridCol w:w="873"/>
       </w:tblGrid>
       <w:tr>
         <w:tc>
@@ -5642,7 +5384,7 @@
       <w:tr>
         <w:tc>
           <w:tcPr>
-            <w:tcW w:type="pct" w:w="769"/>
+            <w:tcW w:type="pct" w:w="729"/>
             <w:shd w:fill="353A7C" w:val="clear"/>
             <w:tcMar>
               <w:top w:type="dxa" w:w="50"/>
@@ -5669,7 +5411,7 @@
         </w:tc>
         <w:tc>
           <w:tcPr>
-            <w:tcW w:type="pct" w:w="1497"/>
+            <w:tcW w:type="pct" w:w="1596"/>
             <w:shd w:fill="353A7C" w:val="clear"/>
             <w:tcMar>
               <w:top w:type="dxa" w:w="50"/>
@@ -5696,7 +5438,7 @@
         </w:tc>
         <w:tc>
           <w:tcPr>
-            <w:tcW w:type="pct" w:w="1427"/>
+            <w:tcW w:type="pct" w:w="1531"/>
             <w:shd w:fill="353A7C" w:val="clear"/>
             <w:tcMar>
               <w:top w:type="dxa" w:w="50"/>
@@ -5723,7 +5465,7 @@
         </w:tc>
         <w:tc>
           <w:tcPr>
-            <w:tcW w:type="pct" w:w="728"/>
+            <w:tcW w:type="pct" w:w="690"/>
             <w:shd w:fill="353A7C" w:val="clear"/>
             <w:tcMar>
               <w:top w:type="dxa" w:w="50"/>
@@ -5750,7 +5492,7 @@
         </w:tc>
         <w:tc>
           <w:tcPr>
-            <w:tcW w:type="pct" w:w="579"/>
+            <w:tcW w:type="pct" w:w="455"/>
             <w:shd w:fill="353A7C" w:val="clear"/>
             <w:tcMar>
               <w:top w:type="dxa" w:w="50"/>
@@ -5779,7 +5521,7 @@
       <w:tr>
         <w:tc>
           <w:tcPr>
-            <w:tcW w:type="pct" w:w="769"/>
+            <w:tcW w:type="pct" w:w="729"/>
             <w:tcMar>
               <w:top w:type="dxa" w:w="50"/>
               <w:left w:type="dxa" w:w="110"/>
@@ -5802,7 +5544,7 @@
         </w:tc>
         <w:tc>
           <w:tcPr>
-            <w:tcW w:type="pct" w:w="1497"/>
+            <w:tcW w:type="pct" w:w="1596"/>
             <w:shd w:fill="FFFFFF" w:val="clear"/>
             <w:tcMar>
               <w:top w:type="dxa" w:w="50"/>
@@ -5823,13 +5565,13 @@
                 <w:sz w:val="14"/>
                 <w:szCs w:val="14"/>
               </w:rPr>
-              <w:t xml:space="preserve">(11)</w:t>
-            </w:r>
-          </w:p>
-        </w:tc>
-        <w:tc>
-          <w:tcPr>
-            <w:tcW w:type="pct" w:w="1427"/>
+              <w:t xml:space="preserve">(9)</w:t>
+            </w:r>
+          </w:p>
+        </w:tc>
+        <w:tc>
+          <w:tcPr>
+            <w:tcW w:type="pct" w:w="1531"/>
             <w:tcMar>
               <w:top w:type="dxa" w:w="50"/>
               <w:left w:type="dxa" w:w="110"/>
@@ -5846,8 +5588,48 @@
                 <w:sz w:val="15"/>
                 <w:szCs w:val="15"/>
               </w:rPr>
-              <w:t xml:space="preserve">100% of each asset, </w:t>
-            </w:r>
+              <w:t xml:space="preserve">100% of each asset, liability, revenue and expense; NCI shown</w:t>
+            </w:r>
+          </w:p>
+        </w:tc>
+        <w:tc>
+          <w:tcPr>
+            <w:tcW w:type="pct" w:w="690"/>
+            <w:tcMar>
+              <w:top w:type="dxa" w:w="50"/>
+              <w:left w:type="dxa" w:w="110"/>
+              <w:bottom w:type="dxa" w:w="50"/>
+              <w:right w:type="dxa" w:w="110"/>
+            </w:tcMar>
+          </w:tcPr>
+          <w:p>
+            <w:pPr>
+              <w:spacing w:before="28" w:after="28"/>
+            </w:pPr>
+            <w:r>
+              <w:rPr>
+                <w:sz w:val="15"/>
+                <w:szCs w:val="15"/>
+              </w:rPr>
+              <w:t xml:space="preserve">100% of intercompany items</w:t>
+            </w:r>
+          </w:p>
+        </w:tc>
+        <w:tc>
+          <w:tcPr>
+            <w:tcW w:type="pct" w:w="455"/>
+            <w:shd w:fill="FFFFFF" w:val="clear"/>
+            <w:tcMar>
+              <w:top w:type="dxa" w:w="50"/>
+              <w:left w:type="dxa" w:w="110"/>
+              <w:bottom w:type="dxa" w:w="50"/>
+              <w:right w:type="dxa" w:w="110"/>
+            </w:tcMar>
+          </w:tcPr>
+          <w:p>
+            <w:pPr>
+              <w:spacing w:before="46" w:after="46"/>
+            </w:pPr>
             <w:r>
               <w:rPr>
                 <w:b/>
@@ -5856,107 +5638,87 @@
                 <w:sz w:val="14"/>
                 <w:szCs w:val="14"/>
               </w:rPr>
-              <w:t xml:space="preserve"> (12) </w:t>
-            </w:r>
-            <w:r>
-              <w:rPr>
-                <w:u w:val="single"/>
+              <w:t xml:space="preserve">(10)</w:t>
+            </w:r>
+          </w:p>
+        </w:tc>
+      </w:tr>
+      <w:tr>
+        <w:tc>
+          <w:tcPr>
+            <w:tcW w:type="pct" w:w="729"/>
+            <w:shd w:fill="FBFAF6" w:val="clear"/>
+            <w:tcMar>
+              <w:top w:type="dxa" w:w="50"/>
+              <w:left w:type="dxa" w:w="110"/>
+              <w:bottom w:type="dxa" w:w="50"/>
+              <w:right w:type="dxa" w:w="110"/>
+            </w:tcMar>
+          </w:tcPr>
+          <w:p>
+            <w:pPr>
+              <w:spacing w:before="28" w:after="28"/>
+            </w:pPr>
+            <w:r>
+              <w:rPr>
                 <w:sz w:val="15"/>
                 <w:szCs w:val="15"/>
               </w:rPr>
-              <w:t xml:space="preserve">              </w:t>
-            </w:r>
+              <w:t xml:space="preserve">Equity method</w:t>
+            </w:r>
+          </w:p>
+        </w:tc>
+        <w:tc>
+          <w:tcPr>
+            <w:tcW w:type="pct" w:w="1596"/>
+            <w:shd w:fill="FBFAF6" w:val="clear"/>
+            <w:tcMar>
+              <w:top w:type="dxa" w:w="50"/>
+              <w:left w:type="dxa" w:w="110"/>
+              <w:bottom w:type="dxa" w:w="50"/>
+              <w:right w:type="dxa" w:w="110"/>
+            </w:tcMar>
+          </w:tcPr>
+          <w:p>
+            <w:pPr>
+              <w:spacing w:before="28" w:after="28"/>
+            </w:pPr>
             <w:r>
               <w:rPr>
                 <w:sz w:val="15"/>
                 <w:szCs w:val="15"/>
               </w:rPr>
-              <w:t xml:space="preserve"> </w:t>
-            </w:r>
+              <w:t xml:space="preserve">Significant influence (20%–50%); joint ventures</w:t>
+            </w:r>
+          </w:p>
+        </w:tc>
+        <w:tc>
+          <w:tcPr>
+            <w:tcW w:type="pct" w:w="1531"/>
+            <w:shd w:fill="FBFAF6" w:val="clear"/>
+            <w:tcMar>
+              <w:top w:type="dxa" w:w="50"/>
+              <w:left w:type="dxa" w:w="110"/>
+              <w:bottom w:type="dxa" w:w="50"/>
+              <w:right w:type="dxa" w:w="110"/>
+            </w:tcMar>
+          </w:tcPr>
+          <w:p>
+            <w:pPr>
+              <w:spacing w:before="28" w:after="28"/>
+            </w:pPr>
             <w:r>
               <w:rPr>
                 <w:sz w:val="15"/>
                 <w:szCs w:val="15"/>
               </w:rPr>
-              <w:t xml:space="preserve">, revenue and expense; NCI shown</w:t>
-            </w:r>
-          </w:p>
-        </w:tc>
-        <w:tc>
-          <w:tcPr>
-            <w:tcW w:type="pct" w:w="728"/>
-            <w:tcMar>
-              <w:top w:type="dxa" w:w="50"/>
-              <w:left w:type="dxa" w:w="110"/>
-              <w:bottom w:type="dxa" w:w="50"/>
-              <w:right w:type="dxa" w:w="110"/>
-            </w:tcMar>
-          </w:tcPr>
-          <w:p>
-            <w:pPr>
-              <w:spacing w:before="28" w:after="28"/>
-            </w:pPr>
-            <w:r>
-              <w:rPr>
-                <w:sz w:val="15"/>
-                <w:szCs w:val="15"/>
-              </w:rPr>
-              <w:t xml:space="preserve">100% of intercompany items</w:t>
-            </w:r>
-          </w:p>
-        </w:tc>
-        <w:tc>
-          <w:tcPr>
-            <w:tcW w:type="pct" w:w="579"/>
-            <w:tcMar>
-              <w:top w:type="dxa" w:w="50"/>
-              <w:left w:type="dxa" w:w="110"/>
-              <w:bottom w:type="dxa" w:w="50"/>
-              <w:right w:type="dxa" w:w="110"/>
-            </w:tcMar>
-          </w:tcPr>
-          <w:p>
-            <w:pPr>
-              <w:spacing w:before="28" w:after="28"/>
-            </w:pPr>
-            <w:r>
-              <w:rPr>
-                <w:sz w:val="15"/>
-                <w:szCs w:val="15"/>
-              </w:rPr>
-              <w:t xml:space="preserve">Levant (80%)</w:t>
-            </w:r>
-          </w:p>
-        </w:tc>
-      </w:tr>
-      <w:tr>
-        <w:tc>
-          <w:tcPr>
-            <w:tcW w:type="pct" w:w="769"/>
-            <w:shd w:fill="FBFAF6" w:val="clear"/>
-            <w:tcMar>
-              <w:top w:type="dxa" w:w="50"/>
-              <w:left w:type="dxa" w:w="110"/>
-              <w:bottom w:type="dxa" w:w="50"/>
-              <w:right w:type="dxa" w:w="110"/>
-            </w:tcMar>
-          </w:tcPr>
-          <w:p>
-            <w:pPr>
-              <w:spacing w:before="28" w:after="28"/>
-            </w:pPr>
-            <w:r>
-              <w:rPr>
-                <w:sz w:val="15"/>
-                <w:szCs w:val="15"/>
-              </w:rPr>
-              <w:t xml:space="preserve">Equity method</w:t>
-            </w:r>
-          </w:p>
-        </w:tc>
-        <w:tc>
-          <w:tcPr>
-            <w:tcW w:type="pct" w:w="1497"/>
+              <w:t xml:space="preserve">One line: investment and share of income</w:t>
+            </w:r>
+          </w:p>
+        </w:tc>
+        <w:tc>
+          <w:tcPr>
+            <w:tcW w:type="pct" w:w="690"/>
             <w:shd w:fill="FFFFFF" w:val="clear"/>
             <w:tcMar>
               <w:top w:type="dxa" w:w="50"/>
@@ -5977,37 +5739,13 @@
                 <w:sz w:val="14"/>
                 <w:szCs w:val="14"/>
               </w:rPr>
-              <w:t xml:space="preserve">(13)</w:t>
-            </w:r>
-          </w:p>
-        </w:tc>
-        <w:tc>
-          <w:tcPr>
-            <w:tcW w:type="pct" w:w="1427"/>
-            <w:shd w:fill="FBFAF6" w:val="clear"/>
-            <w:tcMar>
-              <w:top w:type="dxa" w:w="50"/>
-              <w:left w:type="dxa" w:w="110"/>
-              <w:bottom w:type="dxa" w:w="50"/>
-              <w:right w:type="dxa" w:w="110"/>
-            </w:tcMar>
-          </w:tcPr>
-          <w:p>
-            <w:pPr>
-              <w:spacing w:before="28" w:after="28"/>
-            </w:pPr>
-            <w:r>
-              <w:rPr>
-                <w:sz w:val="15"/>
-                <w:szCs w:val="15"/>
-              </w:rPr>
-              <w:t xml:space="preserve">One line: investment and share of income</w:t>
-            </w:r>
-          </w:p>
-        </w:tc>
-        <w:tc>
-          <w:tcPr>
-            <w:tcW w:type="pct" w:w="728"/>
+              <w:t xml:space="preserve">(11)</w:t>
+            </w:r>
+          </w:p>
+        </w:tc>
+        <w:tc>
+          <w:tcPr>
+            <w:tcW w:type="pct" w:w="455"/>
             <w:shd w:fill="FFFFFF" w:val="clear"/>
             <w:tcMar>
               <w:top w:type="dxa" w:w="50"/>
@@ -6028,14 +5766,15 @@
                 <w:sz w:val="14"/>
                 <w:szCs w:val="14"/>
               </w:rPr>
-              <w:t xml:space="preserve">(14)</w:t>
-            </w:r>
-          </w:p>
-        </w:tc>
-        <w:tc>
-          <w:tcPr>
-            <w:tcW w:type="pct" w:w="579"/>
-            <w:shd w:fill="FBFAF6" w:val="clear"/>
+              <w:t xml:space="preserve">(12)</w:t>
+            </w:r>
+          </w:p>
+        </w:tc>
+      </w:tr>
+      <w:tr>
+        <w:tc>
+          <w:tcPr>
+            <w:tcW w:type="pct" w:w="729"/>
             <w:tcMar>
               <w:top w:type="dxa" w:w="50"/>
               <w:left w:type="dxa" w:w="110"/>
@@ -6052,15 +5791,13 @@
                 <w:sz w:val="15"/>
                 <w:szCs w:val="15"/>
               </w:rPr>
-              <w:t xml:space="preserve">Jordan Glass (30%)</w:t>
-            </w:r>
-          </w:p>
-        </w:tc>
-      </w:tr>
-      <w:tr>
-        <w:tc>
-          <w:tcPr>
-            <w:tcW w:type="pct" w:w="769"/>
+              <w:t xml:space="preserve">Proportionate consolidation</w:t>
+            </w:r>
+          </w:p>
+        </w:tc>
+        <w:tc>
+          <w:tcPr>
+            <w:tcW w:type="pct" w:w="1596"/>
             <w:tcMar>
               <w:top w:type="dxa" w:w="50"/>
               <w:left w:type="dxa" w:w="110"/>
@@ -6077,36 +5814,13 @@
                 <w:sz w:val="15"/>
                 <w:szCs w:val="15"/>
               </w:rPr>
-              <w:t xml:space="preserve">Proportionate consolidation</w:t>
-            </w:r>
-          </w:p>
-        </w:tc>
-        <w:tc>
-          <w:tcPr>
-            <w:tcW w:type="pct" w:w="1497"/>
-            <w:tcMar>
-              <w:top w:type="dxa" w:w="50"/>
-              <w:left w:type="dxa" w:w="110"/>
-              <w:bottom w:type="dxa" w:w="50"/>
-              <w:right w:type="dxa" w:w="110"/>
-            </w:tcMar>
-          </w:tcPr>
-          <w:p>
-            <w:pPr>
-              <w:spacing w:before="28" w:after="28"/>
-            </w:pPr>
-            <w:r>
-              <w:rPr>
-                <w:sz w:val="15"/>
-                <w:szCs w:val="15"/>
-              </w:rPr>
               <w:t xml:space="preserve">Rare in U.S. GAAP: some construction and oil and gas interests</w:t>
             </w:r>
           </w:p>
         </w:tc>
         <w:tc>
           <w:tcPr>
-            <w:tcW w:type="pct" w:w="1427"/>
+            <w:tcW w:type="pct" w:w="1531"/>
             <w:shd w:fill="FFFFFF" w:val="clear"/>
             <w:tcMar>
               <w:top w:type="dxa" w:w="50"/>
@@ -6127,13 +5841,13 @@
                 <w:sz w:val="14"/>
                 <w:szCs w:val="14"/>
               </w:rPr>
-              <w:t xml:space="preserve">(15)</w:t>
-            </w:r>
-          </w:p>
-        </w:tc>
-        <w:tc>
-          <w:tcPr>
-            <w:tcW w:type="pct" w:w="728"/>
+              <w:t xml:space="preserve">(13)</w:t>
+            </w:r>
+          </w:p>
+        </w:tc>
+        <w:tc>
+          <w:tcPr>
+            <w:tcW w:type="pct" w:w="690"/>
             <w:tcMar>
               <w:top w:type="dxa" w:w="50"/>
               <w:left w:type="dxa" w:w="110"/>
@@ -6156,7 +5870,7 @@
         </w:tc>
         <w:tc>
           <w:tcPr>
-            <w:tcW w:type="pct" w:w="579"/>
+            <w:tcW w:type="pct" w:w="455"/>
             <w:tcMar>
               <w:top w:type="dxa" w:w="50"/>
               <w:left w:type="dxa" w:w="110"/>
@@ -6235,7 +5949,7 @@
                 <w:sz w:val="16"/>
                 <w:szCs w:val="16"/>
               </w:rPr>
-              <w:t xml:space="preserve">Control (subsidiary or VIE)   ·   controlling financial interest   ·   Investor's share of each line   ·   liability   ·   Significant influence (20%–50%); joint ventures   ·   Only the investor's share: 30% × 40,000 = 12,000</w:t>
+              <w:t xml:space="preserve">Control (subsidiary or VIE)   ·   Not used by Orontes   ·   Investor's share of each line   ·   Levant (80%)   ·   Only the investor's share: 30% × 40,000 = 12,000   ·   Jordan Glass (30%)</w:t>
             </w:r>
           </w:p>
         </w:tc>
@@ -6262,7 +5976,7 @@
           <w:sz w:val="16"/>
           <w:szCs w:val="16"/>
         </w:rPr>
-        <w:t xml:space="preserve">      gaps 16–18</w:t>
+        <w:t xml:space="preserve">      gaps 14–16</w:t>
       </w:r>
     </w:p>
     <w:p>
@@ -6285,7 +5999,7 @@
           <w:sz w:val="15"/>
           <w:szCs w:val="15"/>
         </w:rPr>
-        <w:t xml:space="preserve"> (16) </w:t>
+        <w:t xml:space="preserve"> (14) </w:t>
       </w:r>
       <w:r>
         <w:rPr>
@@ -6324,7 +6038,7 @@
           <w:sz w:val="15"/>
           <w:szCs w:val="15"/>
         </w:rPr>
-        <w:t xml:space="preserve"> (17) </w:t>
+        <w:t xml:space="preserve"> (15) </w:t>
       </w:r>
       <w:r>
         <w:rPr>
@@ -6353,7 +6067,7 @@
           <w:sz w:val="19"/>
           <w:szCs w:val="19"/>
         </w:rPr>
-        <w:t xml:space="preserve">A controlled </w:t>
+        <w:t xml:space="preserve">A </w:t>
       </w:r>
       <w:r>
         <w:rPr>
@@ -6363,7 +6077,7 @@
           <w:sz w:val="15"/>
           <w:szCs w:val="15"/>
         </w:rPr>
-        <w:t xml:space="preserve"> (18) </w:t>
+        <w:t xml:space="preserve"> (16) </w:t>
       </w:r>
       <w:r>
         <w:rPr>
@@ -6371,7 +6085,7 @@
           <w:sz w:val="19"/>
           <w:szCs w:val="19"/>
         </w:rPr>
-        <w:t xml:space="preserve">              </w:t>
+        <w:t xml:space="preserve">            </w:t>
       </w:r>
       <w:r>
         <w:rPr>
@@ -6385,7 +6099,7 @@
           <w:sz w:val="19"/>
           <w:szCs w:val="19"/>
         </w:rPr>
-        <w:t xml:space="preserve"> intercompany profit is removed in full. </w:t>
+        <w:t xml:space="preserve"> subsidiary's intercompany profit is removed in full. </w:t>
       </w:r>
     </w:p>
     <w:tbl>
@@ -6443,7 +6157,7 @@
                 <w:sz w:val="16"/>
                 <w:szCs w:val="16"/>
               </w:rPr>
-              <w:t xml:space="preserve">differently   ·   investment   ·   unrealized   ·   subsidiary's</w:t>
+              <w:t xml:space="preserve">differently   ·   statement   ·   unrealized   ·   controlled</w:t>
             </w:r>
           </w:p>
         </w:tc>
@@ -6517,7 +6231,7 @@
           <w:sz w:val="16"/>
           <w:szCs w:val="16"/>
         </w:rPr>
-        <w:t xml:space="preserve">      gaps 19–20</w:t>
+        <w:t xml:space="preserve">      gaps 17–18</w:t>
       </w:r>
     </w:p>
     <w:p>
@@ -6540,7 +6254,7 @@
           <w:sz w:val="15"/>
           <w:szCs w:val="15"/>
         </w:rPr>
-        <w:t xml:space="preserve"> (19) </w:t>
+        <w:t xml:space="preserve"> (17) </w:t>
       </w:r>
       <w:r>
         <w:rPr>
@@ -6586,7 +6300,7 @@
           <w:sz w:val="15"/>
           <w:szCs w:val="15"/>
         </w:rPr>
-        <w:t xml:space="preserve"> (20) </w:t>
+        <w:t xml:space="preserve"> (18) </w:t>
       </w:r>
       <w:r>
         <w:rPr>
@@ -7199,14 +6913,14 @@
                 <w:sz w:val="16"/>
                 <w:szCs w:val="16"/>
               </w:rPr>
-              <w:t xml:space="preserve">12  </w:t>
-            </w:r>
-            <w:r>
-              <w:rPr>
-                <w:sz w:val="16"/>
-                <w:szCs w:val="16"/>
-              </w:rPr>
-              <w:t xml:space="preserve">liability</w:t>
+              <w:t xml:space="preserve">11  </w:t>
+            </w:r>
+            <w:r>
+              <w:rPr>
+                <w:sz w:val="16"/>
+                <w:szCs w:val="16"/>
+              </w:rPr>
+              <w:t xml:space="preserve">Only the investor's share: 30% × 40,000 = 12,000</w:t>
             </w:r>
           </w:p>
         </w:tc>
@@ -7267,14 +6981,14 @@
                 <w:sz w:val="16"/>
                 <w:szCs w:val="16"/>
               </w:rPr>
-              <w:t xml:space="preserve">13  </w:t>
-            </w:r>
-            <w:r>
-              <w:rPr>
-                <w:sz w:val="16"/>
-                <w:szCs w:val="16"/>
-              </w:rPr>
-              <w:t xml:space="preserve">Significant influence (20%–50%); joint ventures</w:t>
+              <w:t xml:space="preserve">12  </w:t>
+            </w:r>
+            <w:r>
+              <w:rPr>
+                <w:sz w:val="16"/>
+                <w:szCs w:val="16"/>
+              </w:rPr>
+              <w:t xml:space="preserve">Jordan Glass (30%)</w:t>
             </w:r>
           </w:p>
         </w:tc>
@@ -7309,7 +7023,7 @@
                 <w:sz w:val="16"/>
                 <w:szCs w:val="16"/>
               </w:rPr>
-              <w:t xml:space="preserve">subsidiary's</w:t>
+              <w:t xml:space="preserve">parent</w:t>
             </w:r>
           </w:p>
         </w:tc>
@@ -7335,14 +7049,14 @@
                 <w:sz w:val="16"/>
                 <w:szCs w:val="16"/>
               </w:rPr>
-              <w:t xml:space="preserve">14  </w:t>
-            </w:r>
-            <w:r>
-              <w:rPr>
-                <w:sz w:val="16"/>
-                <w:szCs w:val="16"/>
-              </w:rPr>
-              <w:t xml:space="preserve">Only the investor's share: 30% × 40,000 = 12,000</w:t>
+              <w:t xml:space="preserve">13  </w:t>
+            </w:r>
+            <w:r>
+              <w:rPr>
+                <w:sz w:val="16"/>
+                <w:szCs w:val="16"/>
+              </w:rPr>
+              <w:t xml:space="preserve">Investor's share of each line</w:t>
             </w:r>
           </w:p>
         </w:tc>
@@ -7377,7 +7091,7 @@
                 <w:sz w:val="16"/>
                 <w:szCs w:val="16"/>
               </w:rPr>
-              <w:t xml:space="preserve">parent</w:t>
+              <w:t xml:space="preserve">usually</w:t>
             </w:r>
           </w:p>
         </w:tc>
@@ -7403,14 +7117,14 @@
                 <w:sz w:val="16"/>
                 <w:szCs w:val="16"/>
               </w:rPr>
-              <w:t xml:space="preserve">15  </w:t>
-            </w:r>
-            <w:r>
-              <w:rPr>
-                <w:sz w:val="16"/>
-                <w:szCs w:val="16"/>
-              </w:rPr>
-              <w:t xml:space="preserve">Investor's share of each line</w:t>
+              <w:t xml:space="preserve">14  </w:t>
+            </w:r>
+            <w:r>
+              <w:rPr>
+                <w:sz w:val="16"/>
+                <w:szCs w:val="16"/>
+              </w:rPr>
+              <w:t xml:space="preserve">differently</w:t>
             </w:r>
           </w:p>
         </w:tc>
@@ -7445,7 +7159,7 @@
                 <w:sz w:val="16"/>
                 <w:szCs w:val="16"/>
               </w:rPr>
-              <w:t xml:space="preserve">significant</w:t>
+              <w:t xml:space="preserve">balance</w:t>
             </w:r>
           </w:p>
         </w:tc>
@@ -7471,14 +7185,14 @@
                 <w:sz w:val="16"/>
                 <w:szCs w:val="16"/>
               </w:rPr>
-              <w:t xml:space="preserve">16  </w:t>
-            </w:r>
-            <w:r>
-              <w:rPr>
-                <w:sz w:val="16"/>
-                <w:szCs w:val="16"/>
-              </w:rPr>
-              <w:t xml:space="preserve">differently</w:t>
+              <w:t xml:space="preserve">15  </w:t>
+            </w:r>
+            <w:r>
+              <w:rPr>
+                <w:sz w:val="16"/>
+                <w:szCs w:val="16"/>
+              </w:rPr>
+              <w:t xml:space="preserve">unrealized</w:t>
             </w:r>
           </w:p>
         </w:tc>
@@ -7513,7 +7227,7 @@
                 <w:sz w:val="16"/>
                 <w:szCs w:val="16"/>
               </w:rPr>
-              <w:t xml:space="preserve">ventures</w:t>
+              <w:t xml:space="preserve">statement</w:t>
             </w:r>
           </w:p>
         </w:tc>
@@ -7539,14 +7253,14 @@
                 <w:sz w:val="16"/>
                 <w:szCs w:val="16"/>
               </w:rPr>
-              <w:t xml:space="preserve">17  </w:t>
-            </w:r>
-            <w:r>
-              <w:rPr>
-                <w:sz w:val="16"/>
-                <w:szCs w:val="16"/>
-              </w:rPr>
-              <w:t xml:space="preserve">unrealized</w:t>
+              <w:t xml:space="preserve">16  </w:t>
+            </w:r>
+            <w:r>
+              <w:rPr>
+                <w:sz w:val="16"/>
+                <w:szCs w:val="16"/>
+              </w:rPr>
+              <w:t xml:space="preserve">controlled</w:t>
             </w:r>
           </w:p>
         </w:tc>
@@ -7581,7 +7295,7 @@
                 <w:sz w:val="16"/>
                 <w:szCs w:val="16"/>
               </w:rPr>
-              <w:t xml:space="preserve">investment</w:t>
+              <w:t xml:space="preserve">generally</w:t>
             </w:r>
           </w:p>
         </w:tc>
@@ -7607,14 +7321,14 @@
                 <w:sz w:val="16"/>
                 <w:szCs w:val="16"/>
               </w:rPr>
-              <w:t xml:space="preserve">18  </w:t>
-            </w:r>
-            <w:r>
-              <w:rPr>
-                <w:sz w:val="16"/>
-                <w:szCs w:val="16"/>
-              </w:rPr>
-              <w:t xml:space="preserve">subsidiary's</w:t>
+              <w:t xml:space="preserve">17  </w:t>
+            </w:r>
+            <w:r>
+              <w:rPr>
+                <w:sz w:val="16"/>
+                <w:szCs w:val="16"/>
+              </w:rPr>
+              <w:t xml:space="preserve">phrase</w:t>
             </w:r>
           </w:p>
         </w:tc>
@@ -7649,7 +7363,7 @@
                 <w:sz w:val="16"/>
                 <w:szCs w:val="16"/>
               </w:rPr>
-              <w:t xml:space="preserve">statement</w:t>
+              <w:t xml:space="preserve">survives</w:t>
             </w:r>
           </w:p>
         </w:tc>
@@ -7675,14 +7389,14 @@
                 <w:sz w:val="16"/>
                 <w:szCs w:val="16"/>
               </w:rPr>
-              <w:t xml:space="preserve">19  </w:t>
-            </w:r>
-            <w:r>
-              <w:rPr>
-                <w:sz w:val="16"/>
-                <w:szCs w:val="16"/>
-              </w:rPr>
-              <w:t xml:space="preserve">phrase</w:t>
+              <w:t xml:space="preserve">18  </w:t>
+            </w:r>
+            <w:r>
+              <w:rPr>
+                <w:sz w:val="16"/>
+                <w:szCs w:val="16"/>
+              </w:rPr>
+              <w:t xml:space="preserve">proportionate</w:t>
             </w:r>
           </w:p>
         </w:tc>
@@ -7717,7 +7431,7 @@
                 <w:sz w:val="16"/>
                 <w:szCs w:val="16"/>
               </w:rPr>
-              <w:t xml:space="preserve">Proportionate</w:t>
+              <w:t xml:space="preserve">Control (subsidiary or VIE)</w:t>
             </w:r>
           </w:p>
         </w:tc>
@@ -7743,14 +7457,14 @@
                 <w:sz w:val="16"/>
                 <w:szCs w:val="16"/>
               </w:rPr>
-              <w:t xml:space="preserve">20  </w:t>
-            </w:r>
-            <w:r>
-              <w:rPr>
-                <w:sz w:val="16"/>
-                <w:szCs w:val="16"/>
-              </w:rPr>
-              <w:t xml:space="preserve">proportionate</w:t>
+              <w:t xml:space="preserve">19  </w:t>
+            </w:r>
+            <w:r>
+              <w:rPr>
+                <w:sz w:val="16"/>
+                <w:szCs w:val="16"/>
+              </w:rPr>
+              <w:t xml:space="preserve">proportionate consolidation</w:t>
             </w:r>
           </w:p>
         </w:tc>
@@ -7785,7 +7499,7 @@
                 <w:sz w:val="16"/>
                 <w:szCs w:val="16"/>
               </w:rPr>
-              <w:t xml:space="preserve">liability</w:t>
+              <w:t xml:space="preserve">Levant (80%)</w:t>
             </w:r>
           </w:p>
         </w:tc>
@@ -7811,75 +7525,7 @@
                 <w:sz w:val="16"/>
                 <w:szCs w:val="16"/>
               </w:rPr>
-              <w:t xml:space="preserve">21  </w:t>
-            </w:r>
-            <w:r>
-              <w:rPr>
-                <w:sz w:val="16"/>
-                <w:szCs w:val="16"/>
-              </w:rPr>
-              <w:t xml:space="preserve">proportionate consolidation</w:t>
-            </w:r>
-          </w:p>
-        </w:tc>
-      </w:tr>
-      <w:tr>
-        <w:tc>
-          <w:tcPr>
-            <w:tcW w:type="pct" w:w="2500"/>
-            <w:tcMar>
-              <w:top w:type="dxa" w:w="20"/>
-              <w:left w:type="dxa" w:w="80"/>
-              <w:bottom w:type="dxa" w:w="20"/>
-              <w:right w:type="dxa" w:w="80"/>
-            </w:tcMar>
-          </w:tcPr>
-          <w:p>
-            <w:pPr>
-              <w:spacing w:before="12" w:after="12"/>
-            </w:pPr>
-            <w:r>
-              <w:rPr>
-                <w:b/>
-                <w:bCs/>
-                <w:color w:val="8186EF"/>
-                <w:sz w:val="16"/>
-                <w:szCs w:val="16"/>
-              </w:rPr>
-              <w:t xml:space="preserve">11  </w:t>
-            </w:r>
-            <w:r>
-              <w:rPr>
-                <w:sz w:val="16"/>
-                <w:szCs w:val="16"/>
-              </w:rPr>
-              <w:t xml:space="preserve">Control (subsidiary or VIE)</w:t>
-            </w:r>
-          </w:p>
-        </w:tc>
-        <w:tc>
-          <w:tcPr>
-            <w:tcW w:type="pct" w:w="2500"/>
-            <w:tcMar>
-              <w:top w:type="dxa" w:w="20"/>
-              <w:left w:type="dxa" w:w="80"/>
-              <w:bottom w:type="dxa" w:w="20"/>
-              <w:right w:type="dxa" w:w="80"/>
-            </w:tcMar>
-          </w:tcPr>
-          <w:p>
-            <w:pPr>
-              <w:spacing w:before="12" w:after="12"/>
-            </w:pPr>
-            <w:r>
-              <w:rPr>
-                <w:b/>
-                <w:bCs/>
-                <w:color w:val="8186EF"/>
-                <w:sz w:val="16"/>
-                <w:szCs w:val="16"/>
-              </w:rPr>
-              <w:t xml:space="preserve">22  </w:t>
+              <w:t xml:space="preserve">20  </w:t>
             </w:r>
             <w:r>
               <w:rPr>
@@ -8084,7 +7730,7 @@
           <w:sz w:val="16"/>
           <w:szCs w:val="16"/>
         </w:rPr>
-        <w:t xml:space="preserve">      gaps 1–8</w:t>
+        <w:t xml:space="preserve">      gaps 1–4</w:t>
       </w:r>
     </w:p>
     <w:p>
@@ -8129,7 +7775,7 @@
           <w:sz w:val="19"/>
           <w:szCs w:val="19"/>
         </w:rPr>
-        <w:t xml:space="preserve">, it uses the </w:t>
+        <w:t xml:space="preserve">, it uses the acquisition </w:t>
       </w:r>
       <w:r>
         <w:rPr>
@@ -8147,7 +7793,7 @@
           <w:sz w:val="19"/>
           <w:szCs w:val="19"/>
         </w:rPr>
-        <w:t xml:space="preserve">             </w:t>
+        <w:t xml:space="preserve">           </w:t>
       </w:r>
       <w:r>
         <w:rPr>
@@ -8161,7 +7807,7 @@
           <w:sz w:val="19"/>
           <w:szCs w:val="19"/>
         </w:rPr>
-        <w:t xml:space="preserve"> method. </w:t>
+        <w:t xml:space="preserve">. </w:t>
       </w:r>
       <w:r>
         <w:rPr>
@@ -8239,149 +7885,21 @@
           <w:sz w:val="19"/>
           <w:szCs w:val="19"/>
         </w:rPr>
-        <w:t xml:space="preserve"/>
-      </w:r>
-      <w:r>
-        <w:rPr>
-          <w:b/>
-          <w:bCs/>
-          <w:color w:val="8186EF"/>
-          <w:sz w:val="15"/>
-          <w:szCs w:val="15"/>
-        </w:rPr>
-        <w:t xml:space="preserve"> (5) </w:t>
-      </w:r>
-      <w:r>
-        <w:rPr>
-          <w:u w:val="single"/>
-          <w:sz w:val="19"/>
-          <w:szCs w:val="19"/>
-        </w:rPr>
-        <w:t xml:space="preserve">           </w:t>
-      </w:r>
-      <w:r>
-        <w:rPr>
-          <w:sz w:val="19"/>
-          <w:szCs w:val="19"/>
-        </w:rPr>
-        <w:t xml:space="preserve"> </w:t>
-      </w:r>
-      <w:r>
-        <w:rPr>
-          <w:sz w:val="19"/>
-          <w:szCs w:val="19"/>
-        </w:rPr>
-        <w:t xml:space="preserve"> is the price paid plus the fair value of NCI, minus the fair value of the net assets. </w:t>
-      </w:r>
-      <w:r>
-        <w:rPr>
-          <w:sz w:val="19"/>
-          <w:szCs w:val="19"/>
-        </w:rPr>
-        <w:t xml:space="preserve"/>
-      </w:r>
-      <w:r>
-        <w:rPr>
-          <w:b/>
-          <w:bCs/>
-          <w:color w:val="8186EF"/>
-          <w:sz w:val="15"/>
-          <w:szCs w:val="15"/>
-        </w:rPr>
-        <w:t xml:space="preserve"> (6) </w:t>
-      </w:r>
-      <w:r>
-        <w:rPr>
-          <w:u w:val="single"/>
-          <w:sz w:val="19"/>
-          <w:szCs w:val="19"/>
-        </w:rPr>
-        <w:t xml:space="preserve">           </w:t>
-      </w:r>
-      <w:r>
-        <w:rPr>
-          <w:sz w:val="19"/>
-          <w:szCs w:val="19"/>
-        </w:rPr>
-        <w:t xml:space="preserve"> </w:t>
-      </w:r>
-      <w:r>
-        <w:rPr>
-          <w:sz w:val="19"/>
-          <w:szCs w:val="19"/>
-        </w:rPr>
-        <w:t xml:space="preserve"> pays $8,000,000 for 80% of Levant, and the other 20% is worth $1,900,000. </w:t>
-      </w:r>
-      <w:r>
-        <w:rPr>
-          <w:sz w:val="19"/>
-          <w:szCs w:val="19"/>
-        </w:rPr>
-        <w:t xml:space="preserve"/>
-      </w:r>
-      <w:r>
-        <w:rPr>
-          <w:b/>
-          <w:bCs/>
-          <w:color w:val="8186EF"/>
-          <w:sz w:val="15"/>
-          <w:szCs w:val="15"/>
-        </w:rPr>
-        <w:t xml:space="preserve"> (7) </w:t>
-      </w:r>
-      <w:r>
-        <w:rPr>
-          <w:u w:val="single"/>
-          <w:sz w:val="19"/>
-          <w:szCs w:val="19"/>
-        </w:rPr>
-        <w:t xml:space="preserve">           </w:t>
-      </w:r>
-      <w:r>
-        <w:rPr>
-          <w:sz w:val="19"/>
-          <w:szCs w:val="19"/>
-        </w:rPr>
-        <w:t xml:space="preserve"> </w:t>
-      </w:r>
-      <w:r>
-        <w:rPr>
-          <w:sz w:val="19"/>
-          <w:szCs w:val="19"/>
-        </w:rPr>
-        <w:t xml:space="preserve"> net assets are $7,300,000 on its books, but its </w:t>
-      </w:r>
-      <w:r>
-        <w:rPr>
-          <w:b/>
-          <w:bCs/>
-          <w:color w:val="8186EF"/>
-          <w:sz w:val="15"/>
-          <w:szCs w:val="15"/>
-        </w:rPr>
-        <w:t xml:space="preserve"> (8) </w:t>
-      </w:r>
-      <w:r>
-        <w:rPr>
-          <w:u w:val="single"/>
-          <w:sz w:val="19"/>
-          <w:szCs w:val="19"/>
-        </w:rPr>
-        <w:t xml:space="preserve">           </w:t>
-      </w:r>
-      <w:r>
-        <w:rPr>
-          <w:sz w:val="19"/>
-          <w:szCs w:val="19"/>
-        </w:rPr>
-        <w:t xml:space="preserve"> </w:t>
-      </w:r>
-      <w:r>
-        <w:rPr>
-          <w:sz w:val="19"/>
-          <w:szCs w:val="19"/>
-        </w:rPr>
-        <w:t xml:space="preserve"> is worth $1,200,000 more, so the net assets at fair value are $8,500,000. </w:t>
+        <w:t xml:space="preserve">Goodwill is the price paid plus the fair value of NCI, minus the fair value of the net assets. </w:t>
+      </w:r>
+      <w:r>
+        <w:rPr>
+          <w:sz w:val="19"/>
+          <w:szCs w:val="19"/>
+        </w:rPr>
+        <w:t xml:space="preserve">Orontes pays $8,000,000 for 80% of Levant, and the other 20% is worth $1,900,000. </w:t>
+      </w:r>
+      <w:r>
+        <w:rPr>
+          <w:sz w:val="19"/>
+          <w:szCs w:val="19"/>
+        </w:rPr>
+        <w:t xml:space="preserve">Levant's net assets are $7,300,000 on its books, but its equipment is worth $1,200,000 more, so the net assets at fair value are $8,500,000. </w:t>
       </w:r>
     </w:p>
     <w:tbl>
@@ -8439,7 +7957,7 @@
                 <w:sz w:val="16"/>
                 <w:szCs w:val="16"/>
               </w:rPr>
-              <w:t xml:space="preserve">subsidiary's   ·   liabilities   ·   acquisition   ·   Goodwill   ·   Levant's   ·   business   ·   equipment   ·   transaction   ·   Orontes</w:t>
+              <w:t xml:space="preserve">method   ·   business   ·   liabilities   ·   measures   ·   subsidiary's</w:t>
             </w:r>
           </w:p>
         </w:tc>
@@ -8513,7 +8031,7 @@
           <w:sz w:val="16"/>
           <w:szCs w:val="16"/>
         </w:rPr>
-        <w:t xml:space="preserve">      gaps 9–16</w:t>
+        <w:t xml:space="preserve">      gaps 5–12</w:t>
       </w:r>
     </w:p>
     <w:p>
@@ -8526,7 +8044,7 @@
           <w:sz w:val="19"/>
           <w:szCs w:val="19"/>
         </w:rPr>
-        <w:t xml:space="preserve">Remove </w:t>
+        <w:t xml:space="preserve">Remove Levant's equity of $7,300,000: it is not owned by </w:t>
       </w:r>
       <w:r>
         <w:rPr>
@@ -8536,7 +8054,7 @@
           <w:sz w:val="15"/>
           <w:szCs w:val="15"/>
         </w:rPr>
-        <w:t xml:space="preserve"> (9) </w:t>
+        <w:t xml:space="preserve"> (5) </w:t>
       </w:r>
       <w:r>
         <w:rPr>
@@ -8558,7 +8076,7 @@
           <w:sz w:val="19"/>
           <w:szCs w:val="19"/>
         </w:rPr>
-        <w:t xml:space="preserve"> equity of $7,300,000: it is not owned by </w:t>
+        <w:t xml:space="preserve"> to the group, except </w:t>
       </w:r>
       <w:r>
         <w:rPr>
@@ -8568,7 +8086,7 @@
           <w:sz w:val="15"/>
           <w:szCs w:val="15"/>
         </w:rPr>
-        <w:t xml:space="preserve"> (10) </w:t>
+        <w:t xml:space="preserve"> (6) </w:t>
       </w:r>
       <w:r>
         <w:rPr>
@@ -8590,14 +8108,21 @@
           <w:sz w:val="19"/>
           <w:szCs w:val="19"/>
         </w:rPr>
-        <w:t xml:space="preserve"> to the group, except through NCI. </w:t>
-      </w:r>
-      <w:r>
-        <w:rPr>
-          <w:sz w:val="19"/>
-          <w:szCs w:val="19"/>
-        </w:rPr>
-        <w:t xml:space="preserve">Add the </w:t>
+        <w:t xml:space="preserve"> NCI. </w:t>
+      </w:r>
+      <w:r>
+        <w:rPr>
+          <w:sz w:val="19"/>
+          <w:szCs w:val="19"/>
+        </w:rPr>
+        <w:t xml:space="preserve">Add the equipment step-up of $1,200,000 and goodwill of $1,400,000. </w:t>
+      </w:r>
+      <w:r>
+        <w:rPr>
+          <w:sz w:val="19"/>
+          <w:szCs w:val="19"/>
+        </w:rPr>
+        <w:t xml:space="preserve">Remove Orontes's investment of $8,000,000 and </w:t>
       </w:r>
       <w:r>
         <w:rPr>
@@ -8607,7 +8132,7 @@
           <w:sz w:val="15"/>
           <w:szCs w:val="15"/>
         </w:rPr>
-        <w:t xml:space="preserve"> (11) </w:t>
+        <w:t xml:space="preserve"> (7) </w:t>
       </w:r>
       <w:r>
         <w:rPr>
@@ -8629,7 +8154,14 @@
           <w:sz w:val="19"/>
           <w:szCs w:val="19"/>
         </w:rPr>
-        <w:t xml:space="preserve"> step-up of $1,200,000 and </w:t>
+        <w:t xml:space="preserve"> NCI of $1,900,000 in equity. </w:t>
+      </w:r>
+      <w:r>
+        <w:rPr>
+          <w:sz w:val="19"/>
+          <w:szCs w:val="19"/>
+        </w:rPr>
+        <w:t xml:space="preserve">Debits and </w:t>
       </w:r>
       <w:r>
         <w:rPr>
@@ -8639,7 +8171,7 @@
           <w:sz w:val="15"/>
           <w:szCs w:val="15"/>
         </w:rPr>
-        <w:t xml:space="preserve"> (12) </w:t>
+        <w:t xml:space="preserve"> (8) </w:t>
       </w:r>
       <w:r>
         <w:rPr>
@@ -8661,14 +8193,14 @@
           <w:sz w:val="19"/>
           <w:szCs w:val="19"/>
         </w:rPr>
-        <w:t xml:space="preserve"> of $1,400,000. </w:t>
-      </w:r>
-      <w:r>
-        <w:rPr>
-          <w:sz w:val="19"/>
-          <w:szCs w:val="19"/>
-        </w:rPr>
-        <w:t xml:space="preserve">Remove Orontes's </w:t>
+        <w:t xml:space="preserve"> both equal $9,900,000. </w:t>
+      </w:r>
+      <w:r>
+        <w:rPr>
+          <w:sz w:val="19"/>
+          <w:szCs w:val="19"/>
+        </w:rPr>
+        <w:t xml:space="preserve">After the acquisition, if Orontes buys or sells some Levant shares but keeps control, the change is an equity </w:t>
       </w:r>
       <w:r>
         <w:rPr>
@@ -8678,7 +8210,7 @@
           <w:sz w:val="15"/>
           <w:szCs w:val="15"/>
         </w:rPr>
-        <w:t xml:space="preserve"> (13) </w:t>
+        <w:t xml:space="preserve"> (9) </w:t>
       </w:r>
       <w:r>
         <w:rPr>
@@ -8686,7 +8218,7 @@
           <w:sz w:val="19"/>
           <w:szCs w:val="19"/>
         </w:rPr>
-        <w:t xml:space="preserve">            </w:t>
+        <w:t xml:space="preserve">             </w:t>
       </w:r>
       <w:r>
         <w:rPr>
@@ -8700,7 +8232,7 @@
           <w:sz w:val="19"/>
           <w:szCs w:val="19"/>
         </w:rPr>
-        <w:t xml:space="preserve"> of $8,000,000 and </w:t>
+        <w:t xml:space="preserve">: no gain or loss is </w:t>
       </w:r>
       <w:r>
         <w:rPr>
@@ -8710,7 +8242,7 @@
           <w:sz w:val="15"/>
           <w:szCs w:val="15"/>
         </w:rPr>
-        <w:t xml:space="preserve"> (14) </w:t>
+        <w:t xml:space="preserve"> (10) </w:t>
       </w:r>
       <w:r>
         <w:rPr>
@@ -8718,7 +8250,7 @@
           <w:sz w:val="19"/>
           <w:szCs w:val="19"/>
         </w:rPr>
-        <w:t xml:space="preserve">           </w:t>
+        <w:t xml:space="preserve">            </w:t>
       </w:r>
       <w:r>
         <w:rPr>
@@ -8732,14 +8264,14 @@
           <w:sz w:val="19"/>
           <w:szCs w:val="19"/>
         </w:rPr>
-        <w:t xml:space="preserve"> NCI of $1,900,000 in equity. </w:t>
-      </w:r>
-      <w:r>
-        <w:rPr>
-          <w:sz w:val="19"/>
-          <w:szCs w:val="19"/>
-        </w:rPr>
-        <w:t xml:space="preserve">Debits and </w:t>
+        <w:t xml:space="preserve">. </w:t>
+      </w:r>
+      <w:r>
+        <w:rPr>
+          <w:sz w:val="19"/>
+          <w:szCs w:val="19"/>
+        </w:rPr>
+        <w:t xml:space="preserve">If Orontes loses control, it </w:t>
       </w:r>
       <w:r>
         <w:rPr>
@@ -8749,7 +8281,7 @@
           <w:sz w:val="15"/>
           <w:szCs w:val="15"/>
         </w:rPr>
-        <w:t xml:space="preserve"> (15) </w:t>
+        <w:t xml:space="preserve"> (11) </w:t>
       </w:r>
       <w:r>
         <w:rPr>
@@ -8771,14 +8303,7 @@
           <w:sz w:val="19"/>
           <w:szCs w:val="19"/>
         </w:rPr>
-        <w:t xml:space="preserve"> both equal $9,900,000. </w:t>
-      </w:r>
-      <w:r>
-        <w:rPr>
-          <w:sz w:val="19"/>
-          <w:szCs w:val="19"/>
-        </w:rPr>
-        <w:t xml:space="preserve">After the </w:t>
+        <w:t xml:space="preserve"> Levant from the consolidation and </w:t>
       </w:r>
       <w:r>
         <w:rPr>
@@ -8788,7 +8313,7 @@
           <w:sz w:val="15"/>
           <w:szCs w:val="15"/>
         </w:rPr>
-        <w:t xml:space="preserve"> (16) </w:t>
+        <w:t xml:space="preserve"> (12) </w:t>
       </w:r>
       <w:r>
         <w:rPr>
@@ -8796,7 +8321,7 @@
           <w:sz w:val="19"/>
           <w:szCs w:val="19"/>
         </w:rPr>
-        <w:t xml:space="preserve">             </w:t>
+        <w:t xml:space="preserve">            </w:t>
       </w:r>
       <w:r>
         <w:rPr>
@@ -8810,14 +8335,7 @@
           <w:sz w:val="19"/>
           <w:szCs w:val="19"/>
         </w:rPr>
-        <w:t xml:space="preserve">, if Orontes buys or sells some Levant shares but keeps control, the change is an equity transaction: no gain or loss is recognized. </w:t>
-      </w:r>
-      <w:r>
-        <w:rPr>
-          <w:sz w:val="19"/>
-          <w:szCs w:val="19"/>
-        </w:rPr>
-        <w:t xml:space="preserve">If Orontes loses control, it removes Levant from the consolidation and remeasures any interest it keeps at fair value. </w:t>
+        <w:t xml:space="preserve"> any interest it keeps at fair value. </w:t>
       </w:r>
     </w:p>
     <w:tbl>
@@ -8875,7 +8393,7 @@
                 <w:sz w:val="16"/>
                 <w:szCs w:val="16"/>
               </w:rPr>
-              <w:t xml:space="preserve">equipment   ·   Levant's   ·   acquisition   ·   credits   ·   investment   ·   record   ·   business   ·   outsiders   ·   goodwill</w:t>
+              <w:t xml:space="preserve">record   ·   outsiders   ·   remeasures   ·   removes   ·   transaction   ·   recognized   ·   acquisition   ·   through   ·   credits</w:t>
             </w:r>
           </w:p>
         </w:tc>
@@ -9037,7 +8555,7 @@
                 <w:sz w:val="14"/>
                 <w:szCs w:val="14"/>
               </w:rPr>
-              <w:t xml:space="preserve">(17)</w:t>
+              <w:t xml:space="preserve">(13)</w:t>
             </w:r>
           </w:p>
         </w:tc>
@@ -9112,7 +8630,7 @@
                 <w:sz w:val="14"/>
                 <w:szCs w:val="14"/>
               </w:rPr>
-              <w:t xml:space="preserve">(18)</w:t>
+              <w:t xml:space="preserve">(14)</w:t>
             </w:r>
           </w:p>
         </w:tc>
@@ -9232,151 +8750,6 @@
                 <w:szCs w:val="15"/>
               </w:rPr>
               <w:t xml:space="preserve"> </w:t>
-            </w:r>
-          </w:p>
-        </w:tc>
-      </w:tr>
-      <w:tr>
-        <w:tc>
-          <w:tcPr>
-            <w:tcW w:type="pct" w:w="2200"/>
-            <w:shd w:fill="FBFAF6" w:val="clear"/>
-            <w:tcMar>
-              <w:top w:type="dxa" w:w="50"/>
-              <w:left w:type="dxa" w:w="110"/>
-              <w:bottom w:type="dxa" w:w="50"/>
-              <w:right w:type="dxa" w:w="110"/>
-            </w:tcMar>
-          </w:tcPr>
-          <w:p>
-            <w:pPr>
-              <w:spacing w:before="28" w:after="28"/>
-            </w:pPr>
-            <w:r>
-              <w:rPr>
-                <w:sz w:val="15"/>
-                <w:szCs w:val="15"/>
-              </w:rPr>
-              <w:t xml:space="preserve">Investment in Levant (Orontes's books)</w:t>
-            </w:r>
-          </w:p>
-        </w:tc>
-        <w:tc>
-          <w:tcPr>
-            <w:tcW w:type="pct" w:w="1446"/>
-            <w:shd w:fill="FBFAF6" w:val="clear"/>
-            <w:tcMar>
-              <w:top w:type="dxa" w:w="50"/>
-              <w:left w:type="dxa" w:w="110"/>
-              <w:bottom w:type="dxa" w:w="50"/>
-              <w:right w:type="dxa" w:w="110"/>
-            </w:tcMar>
-          </w:tcPr>
-          <w:p>
-            <w:pPr>
-              <w:spacing w:before="28" w:after="28"/>
-            </w:pPr>
-            <w:r>
-              <w:rPr>
-                <w:sz w:val="15"/>
-                <w:szCs w:val="15"/>
-              </w:rPr>
-              <w:t xml:space="preserve"> </w:t>
-            </w:r>
-          </w:p>
-        </w:tc>
-        <w:tc>
-          <w:tcPr>
-            <w:tcW w:type="pct" w:w="1354"/>
-            <w:shd w:fill="FBFAF6" w:val="clear"/>
-            <w:tcMar>
-              <w:top w:type="dxa" w:w="50"/>
-              <w:left w:type="dxa" w:w="110"/>
-              <w:bottom w:type="dxa" w:w="50"/>
-              <w:right w:type="dxa" w:w="110"/>
-            </w:tcMar>
-          </w:tcPr>
-          <w:p>
-            <w:pPr>
-              <w:spacing w:before="28" w:after="28"/>
-            </w:pPr>
-            <w:r>
-              <w:rPr>
-                <w:sz w:val="15"/>
-                <w:szCs w:val="15"/>
-              </w:rPr>
-              <w:t xml:space="preserve">8,000,000</w:t>
-            </w:r>
-          </w:p>
-        </w:tc>
-      </w:tr>
-      <w:tr>
-        <w:tc>
-          <w:tcPr>
-            <w:tcW w:type="pct" w:w="2200"/>
-            <w:tcMar>
-              <w:top w:type="dxa" w:w="50"/>
-              <w:left w:type="dxa" w:w="110"/>
-              <w:bottom w:type="dxa" w:w="50"/>
-              <w:right w:type="dxa" w:w="110"/>
-            </w:tcMar>
-          </w:tcPr>
-          <w:p>
-            <w:pPr>
-              <w:spacing w:before="28" w:after="28"/>
-            </w:pPr>
-            <w:r>
-              <w:rPr>
-                <w:sz w:val="15"/>
-                <w:szCs w:val="15"/>
-              </w:rPr>
-              <w:t xml:space="preserve">Noncontrolling interest (equity)</w:t>
-            </w:r>
-          </w:p>
-        </w:tc>
-        <w:tc>
-          <w:tcPr>
-            <w:tcW w:type="pct" w:w="1446"/>
-            <w:tcMar>
-              <w:top w:type="dxa" w:w="50"/>
-              <w:left w:type="dxa" w:w="110"/>
-              <w:bottom w:type="dxa" w:w="50"/>
-              <w:right w:type="dxa" w:w="110"/>
-            </w:tcMar>
-          </w:tcPr>
-          <w:p>
-            <w:pPr>
-              <w:spacing w:before="28" w:after="28"/>
-            </w:pPr>
-            <w:r>
-              <w:rPr>
-                <w:sz w:val="15"/>
-                <w:szCs w:val="15"/>
-              </w:rPr>
-              <w:t xml:space="preserve"> </w:t>
-            </w:r>
-          </w:p>
-        </w:tc>
-        <w:tc>
-          <w:tcPr>
-            <w:tcW w:type="pct" w:w="1354"/>
-            <w:tcMar>
-              <w:top w:type="dxa" w:w="50"/>
-              <w:left w:type="dxa" w:w="110"/>
-              <w:bottom w:type="dxa" w:w="50"/>
-              <w:right w:type="dxa" w:w="110"/>
-            </w:tcMar>
-          </w:tcPr>
-          <w:p>
-            <w:pPr>
-              <w:spacing w:before="28" w:after="28"/>
-            </w:pPr>
-            <w:r>
-              <w:rPr>
-                <w:sz w:val="15"/>
-                <w:szCs w:val="15"/>
-              </w:rPr>
-              <w:t xml:space="preserve">1,900,000</w:t>
             </w:r>
           </w:p>
         </w:tc>
@@ -9405,7 +8778,152 @@
                 <w:sz w:val="14"/>
                 <w:szCs w:val="14"/>
               </w:rPr>
-              <w:t xml:space="preserve">(19)</w:t>
+              <w:t xml:space="preserve">(15)</w:t>
+            </w:r>
+          </w:p>
+        </w:tc>
+        <w:tc>
+          <w:tcPr>
+            <w:tcW w:type="pct" w:w="1446"/>
+            <w:shd w:fill="FBFAF6" w:val="clear"/>
+            <w:tcMar>
+              <w:top w:type="dxa" w:w="50"/>
+              <w:left w:type="dxa" w:w="110"/>
+              <w:bottom w:type="dxa" w:w="50"/>
+              <w:right w:type="dxa" w:w="110"/>
+            </w:tcMar>
+          </w:tcPr>
+          <w:p>
+            <w:pPr>
+              <w:spacing w:before="28" w:after="28"/>
+            </w:pPr>
+            <w:r>
+              <w:rPr>
+                <w:sz w:val="15"/>
+                <w:szCs w:val="15"/>
+              </w:rPr>
+              <w:t xml:space="preserve"> </w:t>
+            </w:r>
+          </w:p>
+        </w:tc>
+        <w:tc>
+          <w:tcPr>
+            <w:tcW w:type="pct" w:w="1354"/>
+            <w:shd w:fill="FBFAF6" w:val="clear"/>
+            <w:tcMar>
+              <w:top w:type="dxa" w:w="50"/>
+              <w:left w:type="dxa" w:w="110"/>
+              <w:bottom w:type="dxa" w:w="50"/>
+              <w:right w:type="dxa" w:w="110"/>
+            </w:tcMar>
+          </w:tcPr>
+          <w:p>
+            <w:pPr>
+              <w:spacing w:before="28" w:after="28"/>
+            </w:pPr>
+            <w:r>
+              <w:rPr>
+                <w:sz w:val="15"/>
+                <w:szCs w:val="15"/>
+              </w:rPr>
+              <w:t xml:space="preserve">8,000,000</w:t>
+            </w:r>
+          </w:p>
+        </w:tc>
+      </w:tr>
+      <w:tr>
+        <w:tc>
+          <w:tcPr>
+            <w:tcW w:type="pct" w:w="2200"/>
+            <w:tcMar>
+              <w:top w:type="dxa" w:w="50"/>
+              <w:left w:type="dxa" w:w="110"/>
+              <w:bottom w:type="dxa" w:w="50"/>
+              <w:right w:type="dxa" w:w="110"/>
+            </w:tcMar>
+          </w:tcPr>
+          <w:p>
+            <w:pPr>
+              <w:spacing w:before="28" w:after="28"/>
+            </w:pPr>
+            <w:r>
+              <w:rPr>
+                <w:sz w:val="15"/>
+                <w:szCs w:val="15"/>
+              </w:rPr>
+              <w:t xml:space="preserve">Noncontrolling interest (equity)</w:t>
+            </w:r>
+          </w:p>
+        </w:tc>
+        <w:tc>
+          <w:tcPr>
+            <w:tcW w:type="pct" w:w="1446"/>
+            <w:tcMar>
+              <w:top w:type="dxa" w:w="50"/>
+              <w:left w:type="dxa" w:w="110"/>
+              <w:bottom w:type="dxa" w:w="50"/>
+              <w:right w:type="dxa" w:w="110"/>
+            </w:tcMar>
+          </w:tcPr>
+          <w:p>
+            <w:pPr>
+              <w:spacing w:before="28" w:after="28"/>
+            </w:pPr>
+            <w:r>
+              <w:rPr>
+                <w:sz w:val="15"/>
+                <w:szCs w:val="15"/>
+              </w:rPr>
+              <w:t xml:space="preserve"> </w:t>
+            </w:r>
+          </w:p>
+        </w:tc>
+        <w:tc>
+          <w:tcPr>
+            <w:tcW w:type="pct" w:w="1354"/>
+            <w:tcMar>
+              <w:top w:type="dxa" w:w="50"/>
+              <w:left w:type="dxa" w:w="110"/>
+              <w:bottom w:type="dxa" w:w="50"/>
+              <w:right w:type="dxa" w:w="110"/>
+            </w:tcMar>
+          </w:tcPr>
+          <w:p>
+            <w:pPr>
+              <w:spacing w:before="28" w:after="28"/>
+            </w:pPr>
+            <w:r>
+              <w:rPr>
+                <w:sz w:val="15"/>
+                <w:szCs w:val="15"/>
+              </w:rPr>
+              <w:t xml:space="preserve">1,900,000</w:t>
+            </w:r>
+          </w:p>
+        </w:tc>
+      </w:tr>
+      <w:tr>
+        <w:tc>
+          <w:tcPr>
+            <w:tcW w:type="pct" w:w="2200"/>
+            <w:shd w:fill="FBFAF6" w:val="clear"/>
+            <w:tcMar>
+              <w:top w:type="dxa" w:w="50"/>
+              <w:left w:type="dxa" w:w="110"/>
+              <w:bottom w:type="dxa" w:w="50"/>
+              <w:right w:type="dxa" w:w="110"/>
+            </w:tcMar>
+          </w:tcPr>
+          <w:p>
+            <w:pPr>
+              <w:spacing w:before="28" w:after="28"/>
+            </w:pPr>
+            <w:r>
+              <w:rPr>
+                <w:sz w:val="15"/>
+                <w:szCs w:val="15"/>
+              </w:rPr>
+              <w:t xml:space="preserve">Totals</w:t>
             </w:r>
           </w:p>
         </w:tc>
@@ -9515,7 +9033,7 @@
                 <w:sz w:val="16"/>
                 <w:szCs w:val="16"/>
               </w:rPr>
-              <w:t xml:space="preserve">Property, plant and equipment (fair value step-up)   ·   subsidiary   ·   Levant's equity (book value)   ·   Totals</w:t>
+              <w:t xml:space="preserve">Property, plant and equipment (fair value step-up)   ·   Noncontrolling interest (equity)   ·   Levant's equity (book value)   ·   Investment in Levant (Orontes's books)</w:t>
             </w:r>
           </w:p>
         </w:tc>
@@ -9570,7 +9088,7 @@
       <w:r>
         <w:drawing>
           <wp:inline distT="0" distB="0" distL="0" distR="0">
-            <wp:extent cx="5734050" cy="2550150"/>
+            <wp:extent cx="5734050" cy="2421875"/>
             <wp:effectExtent t="0" r="0" b="0" l="0"/>
             <wp:docPr id="1" name="" descr="" title=""/>
             <wp:cNvGraphicFramePr>
@@ -9595,7 +9113,7 @@
                   <pic:spPr bwMode="auto">
                     <a:xfrm>
                       <a:off x="0" y="0"/>
-                      <a:ext cx="5734050" cy="2550150"/>
+                      <a:ext cx="5734050" cy="2421875"/>
                     </a:xfrm>
                     <a:prstGeom prst="rect">
                       <a:avLst/>
@@ -9663,7 +9181,7 @@
                 <w:sz w:val="16"/>
                 <w:szCs w:val="16"/>
               </w:rPr>
-              <w:t xml:space="preserve">acquisition method   ·   طريقة الاستحواذ   ·   noncontrolling interest</w:t>
+              <w:t xml:space="preserve">goodwill   ·   طريقة الاستحواذ   ·   acquisition method</w:t>
             </w:r>
           </w:p>
         </w:tc>
@@ -9998,14 +9516,14 @@
                 <w:sz w:val="16"/>
                 <w:szCs w:val="16"/>
               </w:rPr>
-              <w:t xml:space="preserve">12  </w:t>
-            </w:r>
-            <w:r>
-              <w:rPr>
-                <w:sz w:val="16"/>
-                <w:szCs w:val="16"/>
-              </w:rPr>
-              <w:t xml:space="preserve">goodwill</w:t>
+              <w:t xml:space="preserve">10  </w:t>
+            </w:r>
+            <w:r>
+              <w:rPr>
+                <w:sz w:val="16"/>
+                <w:szCs w:val="16"/>
+              </w:rPr>
+              <w:t xml:space="preserve">recognized</w:t>
             </w:r>
           </w:p>
         </w:tc>
@@ -10040,7 +9558,7 @@
                 <w:sz w:val="16"/>
                 <w:szCs w:val="16"/>
               </w:rPr>
-              <w:t xml:space="preserve">acquisition</w:t>
+              <w:t xml:space="preserve">method</w:t>
             </w:r>
           </w:p>
         </w:tc>
@@ -10066,14 +9584,14 @@
                 <w:sz w:val="16"/>
                 <w:szCs w:val="16"/>
               </w:rPr>
-              <w:t xml:space="preserve">13  </w:t>
-            </w:r>
-            <w:r>
-              <w:rPr>
-                <w:sz w:val="16"/>
-                <w:szCs w:val="16"/>
-              </w:rPr>
-              <w:t xml:space="preserve">investment</w:t>
+              <w:t xml:space="preserve">11  </w:t>
+            </w:r>
+            <w:r>
+              <w:rPr>
+                <w:sz w:val="16"/>
+                <w:szCs w:val="16"/>
+              </w:rPr>
+              <w:t xml:space="preserve">removes</w:t>
             </w:r>
           </w:p>
         </w:tc>
@@ -10134,14 +9652,14 @@
                 <w:sz w:val="16"/>
                 <w:szCs w:val="16"/>
               </w:rPr>
-              <w:t xml:space="preserve">14  </w:t>
-            </w:r>
-            <w:r>
-              <w:rPr>
-                <w:sz w:val="16"/>
-                <w:szCs w:val="16"/>
-              </w:rPr>
-              <w:t xml:space="preserve">record</w:t>
+              <w:t xml:space="preserve">12  </w:t>
+            </w:r>
+            <w:r>
+              <w:rPr>
+                <w:sz w:val="16"/>
+                <w:szCs w:val="16"/>
+              </w:rPr>
+              <w:t xml:space="preserve">remeasures</w:t>
             </w:r>
           </w:p>
         </w:tc>
@@ -10202,14 +9720,14 @@
                 <w:sz w:val="16"/>
                 <w:szCs w:val="16"/>
               </w:rPr>
-              <w:t xml:space="preserve">15  </w:t>
-            </w:r>
-            <w:r>
-              <w:rPr>
-                <w:sz w:val="16"/>
-                <w:szCs w:val="16"/>
-              </w:rPr>
-              <w:t xml:space="preserve">credits</w:t>
+              <w:t xml:space="preserve">13  </w:t>
+            </w:r>
+            <w:r>
+              <w:rPr>
+                <w:sz w:val="16"/>
+                <w:szCs w:val="16"/>
+              </w:rPr>
+              <w:t xml:space="preserve">Levant's equity (book value)</w:t>
             </w:r>
           </w:p>
         </w:tc>
@@ -10244,7 +9762,7 @@
                 <w:sz w:val="16"/>
                 <w:szCs w:val="16"/>
               </w:rPr>
-              <w:t xml:space="preserve">Goodwill</w:t>
+              <w:t xml:space="preserve">outsiders</w:t>
             </w:r>
           </w:p>
         </w:tc>
@@ -10270,14 +9788,14 @@
                 <w:sz w:val="16"/>
                 <w:szCs w:val="16"/>
               </w:rPr>
-              <w:t xml:space="preserve">16  </w:t>
-            </w:r>
-            <w:r>
-              <w:rPr>
-                <w:sz w:val="16"/>
-                <w:szCs w:val="16"/>
-              </w:rPr>
-              <w:t xml:space="preserve">acquisition</w:t>
+              <w:t xml:space="preserve">14  </w:t>
+            </w:r>
+            <w:r>
+              <w:rPr>
+                <w:sz w:val="16"/>
+                <w:szCs w:val="16"/>
+              </w:rPr>
+              <w:t xml:space="preserve">Property, plant and equipment (fair value step-up)</w:t>
             </w:r>
           </w:p>
         </w:tc>
@@ -10312,7 +9830,7 @@
                 <w:sz w:val="16"/>
                 <w:szCs w:val="16"/>
               </w:rPr>
-              <w:t xml:space="preserve">Orontes</w:t>
+              <w:t xml:space="preserve">through</w:t>
             </w:r>
           </w:p>
         </w:tc>
@@ -10338,14 +9856,14 @@
                 <w:sz w:val="16"/>
                 <w:szCs w:val="16"/>
               </w:rPr>
-              <w:t xml:space="preserve">17  </w:t>
-            </w:r>
-            <w:r>
-              <w:rPr>
-                <w:sz w:val="16"/>
-                <w:szCs w:val="16"/>
-              </w:rPr>
-              <w:t xml:space="preserve">Levant's equity (book value)</w:t>
+              <w:t xml:space="preserve">15  </w:t>
+            </w:r>
+            <w:r>
+              <w:rPr>
+                <w:sz w:val="16"/>
+                <w:szCs w:val="16"/>
+              </w:rPr>
+              <w:t xml:space="preserve">Investment in Levant (Orontes's books)</w:t>
             </w:r>
           </w:p>
         </w:tc>
@@ -10380,7 +9898,7 @@
                 <w:sz w:val="16"/>
                 <w:szCs w:val="16"/>
               </w:rPr>
-              <w:t xml:space="preserve">Levant's</w:t>
+              <w:t xml:space="preserve">record</w:t>
             </w:r>
           </w:p>
         </w:tc>
@@ -10406,14 +9924,14 @@
                 <w:sz w:val="16"/>
                 <w:szCs w:val="16"/>
               </w:rPr>
-              <w:t xml:space="preserve">18  </w:t>
-            </w:r>
-            <w:r>
-              <w:rPr>
-                <w:sz w:val="16"/>
-                <w:szCs w:val="16"/>
-              </w:rPr>
-              <w:t xml:space="preserve">Property, plant and equipment (fair value step-up)</w:t>
+              <w:t xml:space="preserve">16  </w:t>
+            </w:r>
+            <w:r>
+              <w:rPr>
+                <w:sz w:val="16"/>
+                <w:szCs w:val="16"/>
+              </w:rPr>
+              <w:t xml:space="preserve">acquisition method</w:t>
             </w:r>
           </w:p>
         </w:tc>
@@ -10448,7 +9966,7 @@
                 <w:sz w:val="16"/>
                 <w:szCs w:val="16"/>
               </w:rPr>
-              <w:t xml:space="preserve">equipment</w:t>
+              <w:t xml:space="preserve">credits</w:t>
             </w:r>
           </w:p>
         </w:tc>
@@ -10474,14 +9992,14 @@
                 <w:sz w:val="16"/>
                 <w:szCs w:val="16"/>
               </w:rPr>
-              <w:t xml:space="preserve">19  </w:t>
-            </w:r>
-            <w:r>
-              <w:rPr>
-                <w:sz w:val="16"/>
-                <w:szCs w:val="16"/>
-              </w:rPr>
-              <w:t xml:space="preserve">Totals</w:t>
+              <w:t xml:space="preserve">17  </w:t>
+            </w:r>
+            <w:r>
+              <w:rPr>
+                <w:sz w:val="16"/>
+                <w:szCs w:val="16"/>
+              </w:rPr>
+              <w:t xml:space="preserve">goodwill</w:t>
             </w:r>
           </w:p>
         </w:tc>
@@ -10516,143 +10034,7 @@
                 <w:sz w:val="16"/>
                 <w:szCs w:val="16"/>
               </w:rPr>
-              <w:t xml:space="preserve">Levant's</w:t>
-            </w:r>
-          </w:p>
-        </w:tc>
-        <w:tc>
-          <w:tcPr>
-            <w:tcW w:type="pct" w:w="2500"/>
-            <w:tcMar>
-              <w:top w:type="dxa" w:w="20"/>
-              <w:left w:type="dxa" w:w="80"/>
-              <w:bottom w:type="dxa" w:w="20"/>
-              <w:right w:type="dxa" w:w="80"/>
-            </w:tcMar>
-          </w:tcPr>
-          <w:p>
-            <w:pPr>
-              <w:spacing w:before="12" w:after="12"/>
-            </w:pPr>
-            <w:r>
-              <w:rPr>
-                <w:b/>
-                <w:bCs/>
-                <w:color w:val="8186EF"/>
-                <w:sz w:val="16"/>
-                <w:szCs w:val="16"/>
-              </w:rPr>
-              <w:t xml:space="preserve">20  </w:t>
-            </w:r>
-            <w:r>
-              <w:rPr>
-                <w:sz w:val="16"/>
-                <w:szCs w:val="16"/>
-              </w:rPr>
-              <w:t xml:space="preserve">noncontrolling interest</w:t>
-            </w:r>
-          </w:p>
-        </w:tc>
-      </w:tr>
-      <w:tr>
-        <w:tc>
-          <w:tcPr>
-            <w:tcW w:type="pct" w:w="2500"/>
-            <w:tcMar>
-              <w:top w:type="dxa" w:w="20"/>
-              <w:left w:type="dxa" w:w="80"/>
-              <w:bottom w:type="dxa" w:w="20"/>
-              <w:right w:type="dxa" w:w="80"/>
-            </w:tcMar>
-          </w:tcPr>
-          <w:p>
-            <w:pPr>
-              <w:spacing w:before="12" w:after="12"/>
-            </w:pPr>
-            <w:r>
-              <w:rPr>
-                <w:b/>
-                <w:bCs/>
-                <w:color w:val="8186EF"/>
-                <w:sz w:val="16"/>
-                <w:szCs w:val="16"/>
-              </w:rPr>
-              <w:t xml:space="preserve">10  </w:t>
-            </w:r>
-            <w:r>
-              <w:rPr>
-                <w:sz w:val="16"/>
-                <w:szCs w:val="16"/>
-              </w:rPr>
-              <w:t xml:space="preserve">outsiders</w:t>
-            </w:r>
-          </w:p>
-        </w:tc>
-        <w:tc>
-          <w:tcPr>
-            <w:tcW w:type="pct" w:w="2500"/>
-            <w:tcMar>
-              <w:top w:type="dxa" w:w="20"/>
-              <w:left w:type="dxa" w:w="80"/>
-              <w:bottom w:type="dxa" w:w="20"/>
-              <w:right w:type="dxa" w:w="80"/>
-            </w:tcMar>
-          </w:tcPr>
-          <w:p>
-            <w:pPr>
-              <w:spacing w:before="12" w:after="12"/>
-            </w:pPr>
-            <w:r>
-              <w:rPr>
-                <w:b/>
-                <w:bCs/>
-                <w:color w:val="8186EF"/>
-                <w:sz w:val="16"/>
-                <w:szCs w:val="16"/>
-              </w:rPr>
-              <w:t xml:space="preserve">21  </w:t>
-            </w:r>
-            <w:r>
-              <w:rPr>
-                <w:sz w:val="16"/>
-                <w:szCs w:val="16"/>
-              </w:rPr>
-              <w:t xml:space="preserve">acquisition method</w:t>
-            </w:r>
-          </w:p>
-        </w:tc>
-      </w:tr>
-      <w:tr>
-        <w:tc>
-          <w:tcPr>
-            <w:tcW w:type="pct" w:w="2500"/>
-            <w:tcMar>
-              <w:top w:type="dxa" w:w="20"/>
-              <w:left w:type="dxa" w:w="80"/>
-              <w:bottom w:type="dxa" w:w="20"/>
-              <w:right w:type="dxa" w:w="80"/>
-            </w:tcMar>
-          </w:tcPr>
-          <w:p>
-            <w:pPr>
-              <w:spacing w:before="12" w:after="12"/>
-            </w:pPr>
-            <w:r>
-              <w:rPr>
-                <w:b/>
-                <w:bCs/>
-                <w:color w:val="8186EF"/>
-                <w:sz w:val="16"/>
-                <w:szCs w:val="16"/>
-              </w:rPr>
-              <w:t xml:space="preserve">11  </w:t>
-            </w:r>
-            <w:r>
-              <w:rPr>
-                <w:sz w:val="16"/>
-                <w:szCs w:val="16"/>
-              </w:rPr>
-              <w:t xml:space="preserve">equipment</w:t>
+              <w:t xml:space="preserve">transaction</w:t>
             </w:r>
           </w:p>
         </w:tc>
@@ -10901,7 +10283,7 @@
           <w:sz w:val="19"/>
           <w:szCs w:val="19"/>
         </w:rPr>
-        <w:t xml:space="preserve">Every </w:t>
+        <w:t xml:space="preserve">Every intercompany </w:t>
       </w:r>
       <w:r>
         <w:rPr>
@@ -10919,7 +10301,7 @@
           <w:sz w:val="19"/>
           <w:szCs w:val="19"/>
         </w:rPr>
-        <w:t xml:space="preserve">              </w:t>
+        <w:t xml:space="preserve">             </w:t>
       </w:r>
       <w:r>
         <w:rPr>
@@ -10933,7 +10315,7 @@
           <w:sz w:val="19"/>
           <w:szCs w:val="19"/>
         </w:rPr>
-        <w:t xml:space="preserve"> transaction is therefore eliminated in full, whatever the percentage owned: sales and cost of sales, </w:t>
+        <w:t xml:space="preserve"> is therefore eliminated in full, whatever the percentage owned: sales and cost of sales, </w:t>
       </w:r>
       <w:r>
         <w:rPr>
@@ -10972,7 +10354,7 @@
           <w:sz w:val="19"/>
           <w:szCs w:val="19"/>
         </w:rPr>
-        <w:t xml:space="preserve"/>
+        <w:t xml:space="preserve">Unrealized profit on goods still held inside the group is also removed from </w:t>
       </w:r>
       <w:r>
         <w:rPr>
@@ -10990,7 +10372,7 @@
           <w:sz w:val="19"/>
           <w:szCs w:val="19"/>
         </w:rPr>
-        <w:t xml:space="preserve">            </w:t>
+        <w:t xml:space="preserve">           </w:t>
       </w:r>
       <w:r>
         <w:rPr>
@@ -11004,7 +10386,7 @@
           <w:sz w:val="19"/>
           <w:szCs w:val="19"/>
         </w:rPr>
-        <w:t xml:space="preserve"> profit on goods still held inside the group is also removed from </w:t>
+        <w:t xml:space="preserve"> and income until the goods are sold to </w:t>
       </w:r>
       <w:r>
         <w:rPr>
@@ -11036,14 +10418,14 @@
           <w:sz w:val="19"/>
           <w:szCs w:val="19"/>
         </w:rPr>
-        <w:t xml:space="preserve"> and income until the goods are sold to outsiders. </w:t>
-      </w:r>
-      <w:r>
-        <w:rPr>
-          <w:sz w:val="19"/>
-          <w:szCs w:val="19"/>
-        </w:rPr>
-        <w:t xml:space="preserve">In a </w:t>
+        <w:t xml:space="preserve">. </w:t>
+      </w:r>
+      <w:r>
+        <w:rPr>
+          <w:sz w:val="19"/>
+          <w:szCs w:val="19"/>
+        </w:rPr>
+        <w:t xml:space="preserve">In a downstream sale the parent earned the profit, so the whole </w:t>
       </w:r>
       <w:r>
         <w:rPr>
@@ -11061,7 +10443,7 @@
           <w:sz w:val="19"/>
           <w:szCs w:val="19"/>
         </w:rPr>
-        <w:t xml:space="preserve">            </w:t>
+        <w:t xml:space="preserve">             </w:t>
       </w:r>
       <w:r>
         <w:rPr>
@@ -11075,7 +10457,14 @@
           <w:sz w:val="19"/>
           <w:szCs w:val="19"/>
         </w:rPr>
-        <w:t xml:space="preserve"> sale the parent earned the profit, so the whole </w:t>
+        <w:t xml:space="preserve"> reduces the parent's share. </w:t>
+      </w:r>
+      <w:r>
+        <w:rPr>
+          <w:sz w:val="19"/>
+          <w:szCs w:val="19"/>
+        </w:rPr>
+        <w:t xml:space="preserve">In an upstream sale the </w:t>
       </w:r>
       <w:r>
         <w:rPr>
@@ -11093,7 +10482,7 @@
           <w:sz w:val="19"/>
           <w:szCs w:val="19"/>
         </w:rPr>
-        <w:t xml:space="preserve">             </w:t>
+        <w:t xml:space="preserve">            </w:t>
       </w:r>
       <w:r>
         <w:rPr>
@@ -11107,14 +10496,14 @@
           <w:sz w:val="19"/>
           <w:szCs w:val="19"/>
         </w:rPr>
-        <w:t xml:space="preserve"> reduces the parent's share. </w:t>
-      </w:r>
-      <w:r>
-        <w:rPr>
-          <w:sz w:val="19"/>
-          <w:szCs w:val="19"/>
-        </w:rPr>
-        <w:t xml:space="preserve">In an upstream sale the </w:t>
+        <w:t xml:space="preserve"> earned it, so NCI bears its share. </w:t>
+      </w:r>
+      <w:r>
+        <w:rPr>
+          <w:sz w:val="19"/>
+          <w:szCs w:val="19"/>
+        </w:rPr>
+        <w:t xml:space="preserve">When one group company sells </w:t>
       </w:r>
       <w:r>
         <w:rPr>
@@ -11132,7 +10521,7 @@
           <w:sz w:val="19"/>
           <w:szCs w:val="19"/>
         </w:rPr>
-        <w:t xml:space="preserve">            </w:t>
+        <w:t xml:space="preserve">           </w:t>
       </w:r>
       <w:r>
         <w:rPr>
@@ -11146,14 +10535,7 @@
           <w:sz w:val="19"/>
           <w:szCs w:val="19"/>
         </w:rPr>
-        <w:t xml:space="preserve"> earned it, so NCI bears its share. </w:t>
-      </w:r>
-      <w:r>
-        <w:rPr>
-          <w:sz w:val="19"/>
-          <w:szCs w:val="19"/>
-        </w:rPr>
-        <w:t xml:space="preserve">When one group company sells </w:t>
+        <w:t xml:space="preserve"> to another, the gain is eliminated and the asset returns to its </w:t>
       </w:r>
       <w:r>
         <w:rPr>
@@ -11185,7 +10567,14 @@
           <w:sz w:val="19"/>
           <w:szCs w:val="19"/>
         </w:rPr>
-        <w:t xml:space="preserve"> to another, the gain is eliminated and the asset returns to its </w:t>
+        <w:t xml:space="preserve"> cost basis. </w:t>
+      </w:r>
+      <w:r>
+        <w:rPr>
+          <w:sz w:val="19"/>
+          <w:szCs w:val="19"/>
+        </w:rPr>
+        <w:t xml:space="preserve">The </w:t>
       </w:r>
       <w:r>
         <w:rPr>
@@ -11217,14 +10606,7 @@
           <w:sz w:val="19"/>
           <w:szCs w:val="19"/>
         </w:rPr>
-        <w:t xml:space="preserve"> cost basis. </w:t>
-      </w:r>
-      <w:r>
-        <w:rPr>
-          <w:sz w:val="19"/>
-          <w:szCs w:val="19"/>
-        </w:rPr>
-        <w:t xml:space="preserve">The buyer's extra </w:t>
+        <w:t xml:space="preserve"> extra depreciation on the gain is </w:t>
       </w:r>
       <w:r>
         <w:rPr>
@@ -11242,7 +10624,7 @@
           <w:sz w:val="19"/>
           <w:szCs w:val="19"/>
         </w:rPr>
-        <w:t xml:space="preserve">              </w:t>
+        <w:t xml:space="preserve">           </w:t>
       </w:r>
       <w:r>
         <w:rPr>
@@ -11256,7 +10638,7 @@
           <w:sz w:val="19"/>
           <w:szCs w:val="19"/>
         </w:rPr>
-        <w:t xml:space="preserve"> on the gain is reversed each year. </w:t>
+        <w:t xml:space="preserve"> each year. </w:t>
       </w:r>
     </w:p>
     <w:tbl>
@@ -11314,7 +10696,7 @@
                 <w:sz w:val="16"/>
                 <w:szCs w:val="16"/>
               </w:rPr>
-              <w:t xml:space="preserve">inventory   ·   original   ·   downstream   ·   reduces   ·   elimination   ·   cannot   ·   depreciation   ·   Unrealized   ·   receivables   ·   intercompany   ·   subsidiary   ·   equipment</w:t>
+              <w:t xml:space="preserve">outsiders   ·   buyer's   ·   elimination   ·   intercompany   ·   subsidiary   ·   cannot   ·   reversed   ·   inventory   ·   receivables   ·   transaction   ·   equipment   ·   original</w:t>
             </w:r>
           </w:p>
         </w:tc>
@@ -11357,7 +10739,7 @@
       <w:r>
         <w:drawing>
           <wp:inline distT="0" distB="0" distL="0" distR="0">
-            <wp:extent cx="5734050" cy="2089900"/>
+            <wp:extent cx="5734050" cy="4081750"/>
             <wp:effectExtent t="0" r="0" b="0" l="0"/>
             <wp:docPr id="1" name="" descr="" title=""/>
             <wp:cNvGraphicFramePr>
@@ -11382,7 +10764,7 @@
                   <pic:spPr bwMode="auto">
                     <a:xfrm>
                       <a:off x="0" y="0"/>
-                      <a:ext cx="5734050" cy="2089900"/>
+                      <a:ext cx="5734050" cy="4081750"/>
                     </a:xfrm>
                     <a:prstGeom prst="rect">
                       <a:avLst/>
@@ -11450,7 +10832,7 @@
                 <w:sz w:val="16"/>
                 <w:szCs w:val="16"/>
               </w:rPr>
-              <w:t xml:space="preserve">Truck sold for 90,000 (carrying 60,000)   ·   Loan of 1,000,000 at 6%   ·   Downstream unrealized profit (30% unsold)   ·   Intercompany sales and cost of sales</w:t>
+              <w:t xml:space="preserve">Upstream unrealized profit (40% unsold)   ·   Loan of 1,000,000 at 6%   ·   Truck sold for 90,000 (carrying 60,000)   ·   Intercompany sales and cost of sales   ·   Downstream unrealized profit (30% unsold)</w:t>
             </w:r>
           </w:p>
         </w:tc>
@@ -11656,7 +11038,7 @@
                 <w:sz w:val="14"/>
                 <w:szCs w:val="14"/>
               </w:rPr>
-              <w:t xml:space="preserve">(15)</w:t>
+              <w:t xml:space="preserve">(16)</w:t>
             </w:r>
           </w:p>
         </w:tc>
@@ -11708,7 +11090,7 @@
                 <w:sz w:val="14"/>
                 <w:szCs w:val="14"/>
               </w:rPr>
-              <w:t xml:space="preserve">(16)</w:t>
+              <w:t xml:space="preserve">(17)</w:t>
             </w:r>
           </w:p>
         </w:tc>
@@ -11757,8 +11139,100 @@
                 <w:sz w:val="15"/>
                 <w:szCs w:val="15"/>
               </w:rPr>
-              <w:t xml:space="preserve">Less: </w:t>
-            </w:r>
+              <w:t xml:space="preserve">Less: depreciation on the PP&amp;E step-up (1,200,000 ÷ 10 years)</w:t>
+            </w:r>
+          </w:p>
+        </w:tc>
+        <w:tc>
+          <w:tcPr>
+            <w:tcW w:type="pct" w:w="2400"/>
+            <w:tcMar>
+              <w:top w:type="dxa" w:w="50"/>
+              <w:left w:type="dxa" w:w="110"/>
+              <w:bottom w:type="dxa" w:w="50"/>
+              <w:right w:type="dxa" w:w="110"/>
+            </w:tcMar>
+          </w:tcPr>
+          <w:p>
+            <w:pPr>
+              <w:spacing w:before="28" w:after="28"/>
+            </w:pPr>
+            <w:r>
+              <w:rPr>
+                <w:sz w:val="15"/>
+                <w:szCs w:val="15"/>
+              </w:rPr>
+              <w:t xml:space="preserve">(120,000)</w:t>
+            </w:r>
+          </w:p>
+        </w:tc>
+      </w:tr>
+      <w:tr>
+        <w:tc>
+          <w:tcPr>
+            <w:tcW w:type="pct" w:w="2600"/>
+            <w:shd w:fill="FBFAF6" w:val="clear"/>
+            <w:tcMar>
+              <w:top w:type="dxa" w:w="50"/>
+              <w:left w:type="dxa" w:w="110"/>
+              <w:bottom w:type="dxa" w:w="50"/>
+              <w:right w:type="dxa" w:w="110"/>
+            </w:tcMar>
+          </w:tcPr>
+          <w:p>
+            <w:pPr>
+              <w:spacing w:before="28" w:after="28"/>
+            </w:pPr>
+            <w:r>
+              <w:rPr>
+                <w:sz w:val="15"/>
+                <w:szCs w:val="15"/>
+              </w:rPr>
+              <w:t xml:space="preserve">Less: upstream unrealized profit</w:t>
+            </w:r>
+          </w:p>
+        </w:tc>
+        <w:tc>
+          <w:tcPr>
+            <w:tcW w:type="pct" w:w="2400"/>
+            <w:shd w:fill="FBFAF6" w:val="clear"/>
+            <w:tcMar>
+              <w:top w:type="dxa" w:w="50"/>
+              <w:left w:type="dxa" w:w="110"/>
+              <w:bottom w:type="dxa" w:w="50"/>
+              <w:right w:type="dxa" w:w="110"/>
+            </w:tcMar>
+          </w:tcPr>
+          <w:p>
+            <w:pPr>
+              <w:spacing w:before="28" w:after="28"/>
+            </w:pPr>
+            <w:r>
+              <w:rPr>
+                <w:sz w:val="15"/>
+                <w:szCs w:val="15"/>
+              </w:rPr>
+              <w:t xml:space="preserve">________</w:t>
+            </w:r>
+          </w:p>
+        </w:tc>
+      </w:tr>
+      <w:tr>
+        <w:tc>
+          <w:tcPr>
+            <w:tcW w:type="pct" w:w="2600"/>
+            <w:shd w:fill="FFFFFF" w:val="clear"/>
+            <w:tcMar>
+              <w:top w:type="dxa" w:w="50"/>
+              <w:left w:type="dxa" w:w="110"/>
+              <w:bottom w:type="dxa" w:w="50"/>
+              <w:right w:type="dxa" w:w="110"/>
+            </w:tcMar>
+          </w:tcPr>
+          <w:p>
+            <w:pPr>
+              <w:spacing w:before="46" w:after="46"/>
+            </w:pPr>
             <w:r>
               <w:rPr>
                 <w:b/>
@@ -11767,130 +11241,7 @@
                 <w:sz w:val="14"/>
                 <w:szCs w:val="14"/>
               </w:rPr>
-              <w:t xml:space="preserve"> (17) </w:t>
-            </w:r>
-            <w:r>
-              <w:rPr>
-                <w:u w:val="single"/>
-                <w:sz w:val="15"/>
-                <w:szCs w:val="15"/>
-              </w:rPr>
-              <w:t xml:space="preserve">              </w:t>
-            </w:r>
-            <w:r>
-              <w:rPr>
-                <w:sz w:val="15"/>
-                <w:szCs w:val="15"/>
-              </w:rPr>
-              <w:t xml:space="preserve"> </w:t>
-            </w:r>
-            <w:r>
-              <w:rPr>
-                <w:sz w:val="15"/>
-                <w:szCs w:val="15"/>
-              </w:rPr>
-              <w:t xml:space="preserve"> on the PP&amp;E step-up (1,200,000 ÷ 10 years)</w:t>
-            </w:r>
-          </w:p>
-        </w:tc>
-        <w:tc>
-          <w:tcPr>
-            <w:tcW w:type="pct" w:w="2400"/>
-            <w:tcMar>
-              <w:top w:type="dxa" w:w="50"/>
-              <w:left w:type="dxa" w:w="110"/>
-              <w:bottom w:type="dxa" w:w="50"/>
-              <w:right w:type="dxa" w:w="110"/>
-            </w:tcMar>
-          </w:tcPr>
-          <w:p>
-            <w:pPr>
-              <w:spacing w:before="28" w:after="28"/>
-            </w:pPr>
-            <w:r>
-              <w:rPr>
-                <w:sz w:val="15"/>
-                <w:szCs w:val="15"/>
-              </w:rPr>
-              <w:t xml:space="preserve">(120,000)</w:t>
-            </w:r>
-          </w:p>
-        </w:tc>
-      </w:tr>
-      <w:tr>
-        <w:tc>
-          <w:tcPr>
-            <w:tcW w:type="pct" w:w="2600"/>
-            <w:shd w:fill="FFFFFF" w:val="clear"/>
-            <w:tcMar>
-              <w:top w:type="dxa" w:w="50"/>
-              <w:left w:type="dxa" w:w="110"/>
-              <w:bottom w:type="dxa" w:w="50"/>
-              <w:right w:type="dxa" w:w="110"/>
-            </w:tcMar>
-          </w:tcPr>
-          <w:p>
-            <w:pPr>
-              <w:spacing w:before="46" w:after="46"/>
-            </w:pPr>
-            <w:r>
-              <w:rPr>
-                <w:b/>
-                <w:bCs/>
-                <w:color w:val="8186EF"/>
-                <w:sz w:val="14"/>
-                <w:szCs w:val="14"/>
-              </w:rPr>
               <w:t xml:space="preserve">(18)</w:t>
-            </w:r>
-          </w:p>
-        </w:tc>
-        <w:tc>
-          <w:tcPr>
-            <w:tcW w:type="pct" w:w="2400"/>
-            <w:shd w:fill="FBFAF6" w:val="clear"/>
-            <w:tcMar>
-              <w:top w:type="dxa" w:w="50"/>
-              <w:left w:type="dxa" w:w="110"/>
-              <w:bottom w:type="dxa" w:w="50"/>
-              <w:right w:type="dxa" w:w="110"/>
-            </w:tcMar>
-          </w:tcPr>
-          <w:p>
-            <w:pPr>
-              <w:spacing w:before="28" w:after="28"/>
-            </w:pPr>
-            <w:r>
-              <w:rPr>
-                <w:sz w:val="15"/>
-                <w:szCs w:val="15"/>
-              </w:rPr>
-              <w:t xml:space="preserve">________</w:t>
-            </w:r>
-          </w:p>
-        </w:tc>
-      </w:tr>
-      <w:tr>
-        <w:tc>
-          <w:tcPr>
-            <w:tcW w:type="pct" w:w="2600"/>
-            <w:tcMar>
-              <w:top w:type="dxa" w:w="50"/>
-              <w:left w:type="dxa" w:w="110"/>
-              <w:bottom w:type="dxa" w:w="50"/>
-              <w:right w:type="dxa" w:w="110"/>
-            </w:tcMar>
-          </w:tcPr>
-          <w:p>
-            <w:pPr>
-              <w:spacing w:before="28" w:after="28"/>
-            </w:pPr>
-            <w:r>
-              <w:rPr>
-                <w:sz w:val="15"/>
-                <w:szCs w:val="15"/>
-              </w:rPr>
-              <w:t xml:space="preserve">Adjusted net income of Levant</w:t>
             </w:r>
           </w:p>
         </w:tc>
@@ -12123,7 +11474,7 @@
                 <w:sz w:val="16"/>
                 <w:szCs w:val="16"/>
               </w:rPr>
-              <w:t xml:space="preserve">NCI at January 1, 2027 (fair value)   ·   Less: upstream unrealized profit   ·   depreciation   ·   Levant's 2027 net income   ·   Truck sold for 90,000 (carrying 60,000)</w:t>
+              <w:t xml:space="preserve">NCI at January 1, 2027 (fair value)   ·   Orontes 20,000, NCI 5,000   ·   Adjusted net income of Levant   ·   Levant's 2027 net income</w:t>
             </w:r>
           </w:p>
         </w:tc>
@@ -12210,7 +11561,14 @@
           <w:sz w:val="19"/>
           <w:szCs w:val="19"/>
         </w:rPr>
-        <w:t xml:space="preserve">Eliminate </w:t>
+        <w:t xml:space="preserve">Eliminate intercompany items in full, not only the parent's share. </w:t>
+      </w:r>
+      <w:r>
+        <w:rPr>
+          <w:sz w:val="19"/>
+          <w:szCs w:val="19"/>
+        </w:rPr>
+        <w:t xml:space="preserve">Downstream profit reduces only the parent's share; upstream profit is </w:t>
       </w:r>
       <w:r>
         <w:rPr>
@@ -12228,7 +11586,7 @@
           <w:sz w:val="19"/>
           <w:szCs w:val="19"/>
         </w:rPr>
-        <w:t xml:space="preserve">              </w:t>
+        <w:t xml:space="preserve">           </w:t>
       </w:r>
       <w:r>
         <w:rPr>
@@ -12242,14 +11600,14 @@
           <w:sz w:val="19"/>
           <w:szCs w:val="19"/>
         </w:rPr>
-        <w:t xml:space="preserve"> items in full, not only the parent's share. </w:t>
-      </w:r>
-      <w:r>
-        <w:rPr>
-          <w:sz w:val="19"/>
-          <w:szCs w:val="19"/>
-        </w:rPr>
-        <w:t xml:space="preserve"/>
+        <w:t xml:space="preserve"> with NCI. </w:t>
+      </w:r>
+      <w:r>
+        <w:rPr>
+          <w:sz w:val="19"/>
+          <w:szCs w:val="19"/>
+        </w:rPr>
+        <w:t xml:space="preserve">For an </w:t>
       </w:r>
       <w:r>
         <w:rPr>
@@ -12267,7 +11625,7 @@
           <w:sz w:val="19"/>
           <w:szCs w:val="19"/>
         </w:rPr>
-        <w:t xml:space="preserve">            </w:t>
+        <w:t xml:space="preserve">               </w:t>
       </w:r>
       <w:r>
         <w:rPr>
@@ -12281,14 +11639,7 @@
           <w:sz w:val="19"/>
           <w:szCs w:val="19"/>
         </w:rPr>
-        <w:t xml:space="preserve"> profit reduces only the parent's share; upstream profit is shared with NCI. </w:t>
-      </w:r>
-      <w:r>
-        <w:rPr>
-          <w:sz w:val="19"/>
-          <w:szCs w:val="19"/>
-        </w:rPr>
-        <w:t xml:space="preserve">For an </w:t>
+        <w:t xml:space="preserve"> investee, remove only the </w:t>
       </w:r>
       <w:r>
         <w:rPr>
@@ -12306,7 +11657,7 @@
           <w:sz w:val="19"/>
           <w:szCs w:val="19"/>
         </w:rPr>
-        <w:t xml:space="preserve">               </w:t>
+        <w:t xml:space="preserve">            </w:t>
       </w:r>
       <w:r>
         <w:rPr>
@@ -12320,7 +11671,7 @@
           <w:sz w:val="19"/>
           <w:szCs w:val="19"/>
         </w:rPr>
-        <w:t xml:space="preserve"> investee, remove only the investor's share of the profit. </w:t>
+        <w:t xml:space="preserve"> share of the profit. </w:t>
       </w:r>
     </w:p>
     <w:tbl>
@@ -12378,7 +11729,7 @@
                 <w:sz w:val="16"/>
                 <w:szCs w:val="16"/>
               </w:rPr>
-              <w:t xml:space="preserve">equity-method   ·   intercompany   ·   eliminated   ·   Downstream</w:t>
+              <w:t xml:space="preserve">investor's   ·   shared   ·   equipment   ·   equity-method</w:t>
             </w:r>
           </w:p>
         </w:tc>
@@ -13005,7 +12356,7 @@
                 <w:sz w:val="16"/>
                 <w:szCs w:val="16"/>
               </w:rPr>
-              <w:t xml:space="preserve">intercompany</w:t>
+              <w:t xml:space="preserve">transaction</w:t>
             </w:r>
           </w:p>
         </w:tc>
@@ -13038,7 +12389,7 @@
                 <w:sz w:val="16"/>
                 <w:szCs w:val="16"/>
               </w:rPr>
-              <w:t xml:space="preserve">Truck sold for 90,000 (carrying 60,000)</w:t>
+              <w:t xml:space="preserve">Upstream unrealized profit (40% unsold)</w:t>
             </w:r>
           </w:p>
         </w:tc>
@@ -13106,7 +12457,7 @@
                 <w:sz w:val="16"/>
                 <w:szCs w:val="16"/>
               </w:rPr>
-              <w:t xml:space="preserve">NCI at January 1, 2027 (fair value)</w:t>
+              <w:t xml:space="preserve">Truck sold for 90,000 (carrying 60,000)</w:t>
             </w:r>
           </w:p>
         </w:tc>
@@ -13141,7 +12492,7 @@
                 <w:sz w:val="16"/>
                 <w:szCs w:val="16"/>
               </w:rPr>
-              <w:t xml:space="preserve">Unrealized</w:t>
+              <w:t xml:space="preserve">inventory</w:t>
             </w:r>
           </w:p>
         </w:tc>
@@ -13174,7 +12525,7 @@
                 <w:sz w:val="16"/>
                 <w:szCs w:val="16"/>
               </w:rPr>
-              <w:t xml:space="preserve">Levant's 2027 net income</w:t>
+              <w:t xml:space="preserve">NCI at January 1, 2027 (fair value)</w:t>
             </w:r>
           </w:p>
         </w:tc>
@@ -13209,7 +12560,7 @@
                 <w:sz w:val="16"/>
                 <w:szCs w:val="16"/>
               </w:rPr>
-              <w:t xml:space="preserve">inventory</w:t>
+              <w:t xml:space="preserve">outsiders</w:t>
             </w:r>
           </w:p>
         </w:tc>
@@ -13242,7 +12593,7 @@
                 <w:sz w:val="16"/>
                 <w:szCs w:val="16"/>
               </w:rPr>
-              <w:t xml:space="preserve">depreciation</w:t>
+              <w:t xml:space="preserve">Levant's 2027 net income</w:t>
             </w:r>
           </w:p>
         </w:tc>
@@ -13277,7 +12628,7 @@
                 <w:sz w:val="16"/>
                 <w:szCs w:val="16"/>
               </w:rPr>
-              <w:t xml:space="preserve">downstream</w:t>
+              <w:t xml:space="preserve">elimination</w:t>
             </w:r>
           </w:p>
         </w:tc>
@@ -13310,7 +12661,7 @@
                 <w:sz w:val="16"/>
                 <w:szCs w:val="16"/>
               </w:rPr>
-              <w:t xml:space="preserve">Less: upstream unrealized profit</w:t>
+              <w:t xml:space="preserve">Adjusted net income of Levant</w:t>
             </w:r>
           </w:p>
         </w:tc>
@@ -13345,7 +12696,7 @@
                 <w:sz w:val="16"/>
                 <w:szCs w:val="16"/>
               </w:rPr>
-              <w:t xml:space="preserve">elimination</w:t>
+              <w:t xml:space="preserve">subsidiary</w:t>
             </w:r>
           </w:p>
         </w:tc>
@@ -13378,7 +12729,7 @@
                 <w:sz w:val="16"/>
                 <w:szCs w:val="16"/>
               </w:rPr>
-              <w:t xml:space="preserve">intercompany</w:t>
+              <w:t xml:space="preserve">shared</w:t>
             </w:r>
           </w:p>
         </w:tc>
@@ -13413,7 +12764,7 @@
                 <w:sz w:val="16"/>
                 <w:szCs w:val="16"/>
               </w:rPr>
-              <w:t xml:space="preserve">subsidiary</w:t>
+              <w:t xml:space="preserve">equipment</w:t>
             </w:r>
           </w:p>
         </w:tc>
@@ -13446,7 +12797,7 @@
                 <w:sz w:val="16"/>
                 <w:szCs w:val="16"/>
               </w:rPr>
-              <w:t xml:space="preserve">Downstream</w:t>
+              <w:t xml:space="preserve">equity-method</w:t>
             </w:r>
           </w:p>
         </w:tc>
@@ -13481,7 +12832,7 @@
                 <w:sz w:val="16"/>
                 <w:szCs w:val="16"/>
               </w:rPr>
-              <w:t xml:space="preserve">equipment</w:t>
+              <w:t xml:space="preserve">original</w:t>
             </w:r>
           </w:p>
         </w:tc>
@@ -13514,7 +12865,7 @@
                 <w:sz w:val="16"/>
                 <w:szCs w:val="16"/>
               </w:rPr>
-              <w:t xml:space="preserve">equity-method</w:t>
+              <w:t xml:space="preserve">investor's</w:t>
             </w:r>
           </w:p>
         </w:tc>
@@ -13549,7 +12900,7 @@
                 <w:sz w:val="16"/>
                 <w:szCs w:val="16"/>
               </w:rPr>
-              <w:t xml:space="preserve">original</w:t>
+              <w:t xml:space="preserve">buyer's</w:t>
             </w:r>
           </w:p>
         </w:tc>
@@ -13617,7 +12968,7 @@
                 <w:sz w:val="16"/>
                 <w:szCs w:val="16"/>
               </w:rPr>
-              <w:t xml:space="preserve">depreciation</w:t>
+              <w:t xml:space="preserve">reversed</w:t>
             </w:r>
           </w:p>
         </w:tc>
@@ -13882,7 +13233,7 @@
           <w:sz w:val="16"/>
           <w:szCs w:val="16"/>
         </w:rPr>
-        <w:t xml:space="preserve">      gaps 1–9</w:t>
+        <w:t xml:space="preserve">      gaps 1–8</w:t>
       </w:r>
     </w:p>
     <w:p>
@@ -13991,14 +13342,7 @@
           <w:sz w:val="19"/>
           <w:szCs w:val="19"/>
         </w:rPr>
-        <w:t xml:space="preserve"> to use its power to affect those returns. </w:t>
-      </w:r>
-      <w:r>
-        <w:rPr>
-          <w:sz w:val="19"/>
-          <w:szCs w:val="19"/>
-        </w:rPr>
-        <w:t xml:space="preserve">There is no </w:t>
+        <w:t xml:space="preserve"> to use its power to </w:t>
       </w:r>
       <w:r>
         <w:rPr>
@@ -14030,14 +13374,14 @@
           <w:sz w:val="19"/>
           <w:szCs w:val="19"/>
         </w:rPr>
-        <w:t xml:space="preserve"> VIE model, and an investor can have de facto control with less than half of the votes. </w:t>
-      </w:r>
-      <w:r>
-        <w:rPr>
-          <w:sz w:val="19"/>
-          <w:szCs w:val="19"/>
-        </w:rPr>
-        <w:t xml:space="preserve">IFRS 3 lets a company </w:t>
+        <w:t xml:space="preserve"> those returns. </w:t>
+      </w:r>
+      <w:r>
+        <w:rPr>
+          <w:sz w:val="19"/>
+          <w:szCs w:val="19"/>
+        </w:rPr>
+        <w:t xml:space="preserve">There is no </w:t>
       </w:r>
       <w:r>
         <w:rPr>
@@ -14069,7 +13413,14 @@
           <w:sz w:val="19"/>
           <w:szCs w:val="19"/>
         </w:rPr>
-        <w:t xml:space="preserve"> NCI either at fair value or at its share of net assets, which gives partial </w:t>
+        <w:t xml:space="preserve"> VIE model, and an investor can have de facto control with less than half of the votes. </w:t>
+      </w:r>
+      <w:r>
+        <w:rPr>
+          <w:sz w:val="19"/>
+          <w:szCs w:val="19"/>
+        </w:rPr>
+        <w:t xml:space="preserve">IFRS 3 lets a company </w:t>
       </w:r>
       <w:r>
         <w:rPr>
@@ -14101,7 +13452,7 @@
           <w:sz w:val="19"/>
           <w:szCs w:val="19"/>
         </w:rPr>
-        <w:t xml:space="preserve">: for Levant, $1,200,000 </w:t>
+        <w:t xml:space="preserve"> NCI either at fair value or at its share of net assets, which gives partial goodwill: for Levant, $1,200,000 </w:t>
       </w:r>
       <w:r>
         <w:rPr>
@@ -14140,7 +13491,7 @@
           <w:sz w:val="19"/>
           <w:szCs w:val="19"/>
         </w:rPr>
-        <w:t xml:space="preserve">Under IFRS 11, joint ventures use the equity method and joint </w:t>
+        <w:t xml:space="preserve">Under IFRS 11, joint ventures use the equity method and joint operations </w:t>
       </w:r>
       <w:r>
         <w:rPr>
@@ -14158,7 +13509,7 @@
           <w:sz w:val="19"/>
           <w:szCs w:val="19"/>
         </w:rPr>
-        <w:t xml:space="preserve">            </w:t>
+        <w:t xml:space="preserve">           </w:t>
       </w:r>
       <w:r>
         <w:rPr>
@@ -14172,39 +13523,7 @@
           <w:sz w:val="19"/>
           <w:szCs w:val="19"/>
         </w:rPr>
-        <w:t xml:space="preserve"> recognize their own share of assets and </w:t>
-      </w:r>
-      <w:r>
-        <w:rPr>
-          <w:b/>
-          <w:bCs/>
-          <w:color w:val="8186EF"/>
-          <w:sz w:val="15"/>
-          <w:szCs w:val="15"/>
-        </w:rPr>
-        <w:t xml:space="preserve"> (9) </w:t>
-      </w:r>
-      <w:r>
-        <w:rPr>
-          <w:u w:val="single"/>
-          <w:sz w:val="19"/>
-          <w:szCs w:val="19"/>
-        </w:rPr>
-        <w:t xml:space="preserve">             </w:t>
-      </w:r>
-      <w:r>
-        <w:rPr>
-          <w:sz w:val="19"/>
-          <w:szCs w:val="19"/>
-        </w:rPr>
-        <w:t xml:space="preserve"> </w:t>
-      </w:r>
-      <w:r>
-        <w:rPr>
-          <w:sz w:val="19"/>
-          <w:szCs w:val="19"/>
-        </w:rPr>
-        <w:t xml:space="preserve">. </w:t>
+        <w:t xml:space="preserve"> their own share of assets and liabilities. </w:t>
       </w:r>
     </w:p>
     <w:tbl>
@@ -14262,7 +13581,7 @@
                 <w:sz w:val="16"/>
                 <w:szCs w:val="16"/>
               </w:rPr>
-              <w:t xml:space="preserve">controls   ·   measure   ·   exposure   ·   operations   ·   goodwill   ·   liabilities   ·   recognize   ·   instead   ·   separate   ·   ability</w:t>
+              <w:t xml:space="preserve">controls   ·   exposure   ·   measure   ·   separate   ·   instead   ·   together   ·   recognize   ·   affect   ·   ability</w:t>
             </w:r>
           </w:p>
         </w:tc>
@@ -14447,7 +13766,7 @@
                 <w:sz w:val="14"/>
                 <w:szCs w:val="14"/>
               </w:rPr>
-              <w:t xml:space="preserve">(10)</w:t>
+              <w:t xml:space="preserve">(9)</w:t>
             </w:r>
           </w:p>
         </w:tc>
@@ -14523,7 +13842,7 @@
                 <w:sz w:val="14"/>
                 <w:szCs w:val="14"/>
               </w:rPr>
-              <w:t xml:space="preserve">(11)</w:t>
+              <w:t xml:space="preserve">(10)</w:t>
             </w:r>
           </w:p>
         </w:tc>
@@ -14599,7 +13918,7 @@
                 <w:sz w:val="14"/>
                 <w:szCs w:val="14"/>
               </w:rPr>
-              <w:t xml:space="preserve">(12)</w:t>
+              <w:t xml:space="preserve">(11)</w:t>
             </w:r>
           </w:p>
         </w:tc>
@@ -14748,7 +14067,7 @@
                 <w:sz w:val="14"/>
                 <w:szCs w:val="14"/>
               </w:rPr>
-              <w:t xml:space="preserve">(13)</w:t>
+              <w:t xml:space="preserve">(12)</w:t>
             </w:r>
           </w:p>
         </w:tc>
@@ -14848,7 +14167,7 @@
                 <w:sz w:val="14"/>
                 <w:szCs w:val="14"/>
               </w:rPr>
-              <w:t xml:space="preserve">(14)</w:t>
+              <w:t xml:space="preserve">(13)</w:t>
             </w:r>
           </w:p>
         </w:tc>
@@ -14910,7 +14229,7 @@
                 <w:sz w:val="16"/>
                 <w:szCs w:val="16"/>
               </w:rPr>
-              <w:t xml:space="preserve">Fair value (full goodwill)   ·   Supplier (30%, significant influence)   ·   Not through voting alone (unless a VIE)   ·   Two: VIE model first, then voting interest   ·   A non-investment-entity parent consolidates them   ·   No general uniformity rule</w:t>
+              <w:t xml:space="preserve">Fair value (full goodwill)   ·   Adjusted net income of Levant   ·   Not through voting alone (unless a VIE)   ·   Two: VIE model first, then voting interest   ·   A non-investment-entity parent consolidates them   ·   No general uniformity rule</w:t>
             </w:r>
           </w:p>
         </w:tc>
@@ -14937,7 +14256,7 @@
           <w:sz w:val="16"/>
           <w:szCs w:val="16"/>
         </w:rPr>
-        <w:t xml:space="preserve">      gaps 15–19</w:t>
+        <w:t xml:space="preserve">      gaps 14–18</w:t>
       </w:r>
     </w:p>
     <w:p>
@@ -14960,7 +14279,7 @@
           <w:sz w:val="15"/>
           <w:szCs w:val="15"/>
         </w:rPr>
-        <w:t xml:space="preserve"> (15) </w:t>
+        <w:t xml:space="preserve"> (14) </w:t>
       </w:r>
       <w:r>
         <w:rPr>
@@ -14992,7 +14311,7 @@
           <w:sz w:val="15"/>
           <w:szCs w:val="15"/>
         </w:rPr>
-        <w:t xml:space="preserve"> (16) </w:t>
+        <w:t xml:space="preserve"> (15) </w:t>
       </w:r>
       <w:r>
         <w:rPr>
@@ -15031,7 +14350,7 @@
           <w:sz w:val="15"/>
           <w:szCs w:val="15"/>
         </w:rPr>
-        <w:t xml:space="preserve"> (17) </w:t>
+        <w:t xml:space="preserve"> (16) </w:t>
       </w:r>
       <w:r>
         <w:rPr>
@@ -15063,7 +14382,7 @@
           <w:sz w:val="15"/>
           <w:szCs w:val="15"/>
         </w:rPr>
-        <w:t xml:space="preserve"> (18) </w:t>
+        <w:t xml:space="preserve"> (17) </w:t>
       </w:r>
       <w:r>
         <w:rPr>
@@ -15102,7 +14421,7 @@
           <w:sz w:val="15"/>
           <w:szCs w:val="15"/>
         </w:rPr>
-        <w:t xml:space="preserve"> (19) </w:t>
+        <w:t xml:space="preserve"> (18) </w:t>
       </w:r>
       <w:r>
         <w:rPr>
@@ -15315,54 +14634,6 @@
         <w:tc>
           <w:tcPr>
             <w:tcW w:type="pct" w:w="2400"/>
-            <w:tcMar>
-              <w:top w:type="dxa" w:w="50"/>
-              <w:left w:type="dxa" w:w="110"/>
-              <w:bottom w:type="dxa" w:w="50"/>
-              <w:right w:type="dxa" w:w="110"/>
-            </w:tcMar>
-          </w:tcPr>
-          <w:p>
-            <w:pPr>
-              <w:spacing w:before="28" w:after="28"/>
-            </w:pPr>
-            <w:r>
-              <w:rPr>
-                <w:sz w:val="15"/>
-                <w:szCs w:val="15"/>
-              </w:rPr>
-              <w:t xml:space="preserve">Price paid for 75% of Tadmor Retail LLC, January 1, 2028</w:t>
-            </w:r>
-          </w:p>
-        </w:tc>
-        <w:tc>
-          <w:tcPr>
-            <w:tcW w:type="pct" w:w="2600"/>
-            <w:tcMar>
-              <w:top w:type="dxa" w:w="50"/>
-              <w:left w:type="dxa" w:w="110"/>
-              <w:bottom w:type="dxa" w:w="50"/>
-              <w:right w:type="dxa" w:w="110"/>
-            </w:tcMar>
-          </w:tcPr>
-          <w:p>
-            <w:pPr>
-              <w:spacing w:before="28" w:after="28"/>
-            </w:pPr>
-            <w:r>
-              <w:rPr>
-                <w:sz w:val="15"/>
-                <w:szCs w:val="15"/>
-              </w:rPr>
-              <w:t xml:space="preserve">600</w:t>
-            </w:r>
-          </w:p>
-        </w:tc>
-      </w:tr>
-      <w:tr>
-        <w:tc>
-          <w:tcPr>
-            <w:tcW w:type="pct" w:w="2400"/>
             <w:shd w:fill="FFFFFF" w:val="clear"/>
             <w:tcMar>
               <w:top w:type="dxa" w:w="50"/>
@@ -15383,14 +14654,13 @@
                 <w:sz w:val="14"/>
                 <w:szCs w:val="14"/>
               </w:rPr>
-              <w:t xml:space="preserve">(20)</w:t>
+              <w:t xml:space="preserve">(19)</w:t>
             </w:r>
           </w:p>
         </w:tc>
         <w:tc>
           <w:tcPr>
             <w:tcW w:type="pct" w:w="2600"/>
-            <w:shd w:fill="FBFAF6" w:val="clear"/>
             <w:tcMar>
               <w:top w:type="dxa" w:w="50"/>
               <w:left w:type="dxa" w:w="110"/>
@@ -15407,7 +14677,7 @@
                 <w:sz w:val="15"/>
                 <w:szCs w:val="15"/>
               </w:rPr>
-              <w:t xml:space="preserve">190</w:t>
+              <w:t xml:space="preserve">600</w:t>
             </w:r>
           </w:p>
         </w:tc>
@@ -15436,7 +14706,56 @@
                 <w:sz w:val="14"/>
                 <w:szCs w:val="14"/>
               </w:rPr>
-              <w:t xml:space="preserve">(21)</w:t>
+              <w:t xml:space="preserve">(20)</w:t>
+            </w:r>
+          </w:p>
+        </w:tc>
+        <w:tc>
+          <w:tcPr>
+            <w:tcW w:type="pct" w:w="2600"/>
+            <w:shd w:fill="FBFAF6" w:val="clear"/>
+            <w:tcMar>
+              <w:top w:type="dxa" w:w="50"/>
+              <w:left w:type="dxa" w:w="110"/>
+              <w:bottom w:type="dxa" w:w="50"/>
+              <w:right w:type="dxa" w:w="110"/>
+            </w:tcMar>
+          </w:tcPr>
+          <w:p>
+            <w:pPr>
+              <w:spacing w:before="28" w:after="28"/>
+            </w:pPr>
+            <w:r>
+              <w:rPr>
+                <w:sz w:val="15"/>
+                <w:szCs w:val="15"/>
+              </w:rPr>
+              <w:t xml:space="preserve">190</w:t>
+            </w:r>
+          </w:p>
+        </w:tc>
+      </w:tr>
+      <w:tr>
+        <w:tc>
+          <w:tcPr>
+            <w:tcW w:type="pct" w:w="2400"/>
+            <w:tcMar>
+              <w:top w:type="dxa" w:w="50"/>
+              <w:left w:type="dxa" w:w="110"/>
+              <w:bottom w:type="dxa" w:w="50"/>
+              <w:right w:type="dxa" w:w="110"/>
+            </w:tcMar>
+          </w:tcPr>
+          <w:p>
+            <w:pPr>
+              <w:spacing w:before="28" w:after="28"/>
+            </w:pPr>
+            <w:r>
+              <w:rPr>
+                <w:sz w:val="15"/>
+                <w:szCs w:val="15"/>
+              </w:rPr>
+              <w:t xml:space="preserve">Fair value of Tadmor's identifiable net assets</w:t>
             </w:r>
           </w:p>
         </w:tc>
@@ -15544,7 +14863,7 @@
                 <w:sz w:val="14"/>
                 <w:szCs w:val="14"/>
               </w:rPr>
-              <w:t xml:space="preserve"> (22) </w:t>
+              <w:t xml:space="preserve"> (21) </w:t>
             </w:r>
             <w:r>
               <w:rPr>
@@ -15664,8 +14983,50 @@
                 <w:sz w:val="15"/>
                 <w:szCs w:val="15"/>
               </w:rPr>
-              <w:t xml:space="preserve">Tadmor's 2028 net income (before any </w:t>
-            </w:r>
+              <w:t xml:space="preserve">Tadmor's 2028 net income (before any consolidation adjustment)</w:t>
+            </w:r>
+          </w:p>
+        </w:tc>
+        <w:tc>
+          <w:tcPr>
+            <w:tcW w:type="pct" w:w="2600"/>
+            <w:tcMar>
+              <w:top w:type="dxa" w:w="50"/>
+              <w:left w:type="dxa" w:w="110"/>
+              <w:bottom w:type="dxa" w:w="50"/>
+              <w:right w:type="dxa" w:w="110"/>
+            </w:tcMar>
+          </w:tcPr>
+          <w:p>
+            <w:pPr>
+              <w:spacing w:before="28" w:after="28"/>
+            </w:pPr>
+            <w:r>
+              <w:rPr>
+                <w:sz w:val="15"/>
+                <w:szCs w:val="15"/>
+              </w:rPr>
+              <w:t xml:space="preserve">120</w:t>
+            </w:r>
+          </w:p>
+        </w:tc>
+      </w:tr>
+      <w:tr>
+        <w:tc>
+          <w:tcPr>
+            <w:tcW w:type="pct" w:w="2400"/>
+            <w:shd w:fill="FFFFFF" w:val="clear"/>
+            <w:tcMar>
+              <w:top w:type="dxa" w:w="50"/>
+              <w:left w:type="dxa" w:w="110"/>
+              <w:bottom w:type="dxa" w:w="50"/>
+              <w:right w:type="dxa" w:w="110"/>
+            </w:tcMar>
+          </w:tcPr>
+          <w:p>
+            <w:pPr>
+              <w:spacing w:before="46" w:after="46"/>
+            </w:pPr>
             <w:r>
               <w:rPr>
                 <w:b/>
@@ -15674,52 +15035,79 @@
                 <w:sz w:val="14"/>
                 <w:szCs w:val="14"/>
               </w:rPr>
-              <w:t xml:space="preserve"> (23) </w:t>
-            </w:r>
-            <w:r>
-              <w:rPr>
-                <w:u w:val="single"/>
+              <w:t xml:space="preserve">(22)</w:t>
+            </w:r>
+          </w:p>
+        </w:tc>
+        <w:tc>
+          <w:tcPr>
+            <w:tcW w:type="pct" w:w="2600"/>
+            <w:shd w:fill="FBFAF6" w:val="clear"/>
+            <w:tcMar>
+              <w:top w:type="dxa" w:w="50"/>
+              <w:left w:type="dxa" w:w="110"/>
+              <w:bottom w:type="dxa" w:w="50"/>
+              <w:right w:type="dxa" w:w="110"/>
+            </w:tcMar>
+          </w:tcPr>
+          <w:p>
+            <w:pPr>
+              <w:spacing w:before="28" w:after="28"/>
+            </w:pPr>
+            <w:r>
+              <w:rPr>
                 <w:sz w:val="15"/>
                 <w:szCs w:val="15"/>
               </w:rPr>
-              <w:t xml:space="preserve">              </w:t>
-            </w:r>
+              <w:t xml:space="preserve">40</w:t>
+            </w:r>
+          </w:p>
+        </w:tc>
+      </w:tr>
+      <w:tr>
+        <w:tc>
+          <w:tcPr>
+            <w:tcW w:type="pct" w:w="2400"/>
+            <w:tcMar>
+              <w:top w:type="dxa" w:w="50"/>
+              <w:left w:type="dxa" w:w="110"/>
+              <w:bottom w:type="dxa" w:w="50"/>
+              <w:right w:type="dxa" w:w="110"/>
+            </w:tcMar>
+          </w:tcPr>
+          <w:p>
+            <w:pPr>
+              <w:spacing w:before="28" w:after="28"/>
+            </w:pPr>
             <w:r>
               <w:rPr>
                 <w:sz w:val="15"/>
                 <w:szCs w:val="15"/>
               </w:rPr>
-              <w:t xml:space="preserve"> </w:t>
-            </w:r>
+              <w:t xml:space="preserve">M1</w:t>
+            </w:r>
+          </w:p>
+        </w:tc>
+        <w:tc>
+          <w:tcPr>
+            <w:tcW w:type="pct" w:w="2600"/>
+            <w:tcMar>
+              <w:top w:type="dxa" w:w="50"/>
+              <w:left w:type="dxa" w:w="110"/>
+              <w:bottom w:type="dxa" w:w="50"/>
+              <w:right w:type="dxa" w:w="110"/>
+            </w:tcMar>
+          </w:tcPr>
+          <w:p>
+            <w:pPr>
+              <w:spacing w:before="28" w:after="28"/>
+            </w:pPr>
             <w:r>
               <w:rPr>
                 <w:sz w:val="15"/>
                 <w:szCs w:val="15"/>
               </w:rPr>
-              <w:t xml:space="preserve"> adjustment)</w:t>
-            </w:r>
-          </w:p>
-        </w:tc>
-        <w:tc>
-          <w:tcPr>
-            <w:tcW w:type="pct" w:w="2600"/>
-            <w:tcMar>
-              <w:top w:type="dxa" w:w="50"/>
-              <w:left w:type="dxa" w:w="110"/>
-              <w:bottom w:type="dxa" w:w="50"/>
-              <w:right w:type="dxa" w:w="110"/>
-            </w:tcMar>
-          </w:tcPr>
-          <w:p>
-            <w:pPr>
-              <w:spacing w:before="28" w:after="28"/>
-            </w:pPr>
-            <w:r>
-              <w:rPr>
-                <w:sz w:val="15"/>
-                <w:szCs w:val="15"/>
-              </w:rPr>
-              <w:t xml:space="preserve">120</w:t>
+              <w:t xml:space="preserve">Tadmor's assets are at fair value on its books, so there is no step-up to depreciate.</w:t>
             </w:r>
           </w:p>
         </w:tc>
@@ -15748,105 +15136,7 @@
                 <w:sz w:val="14"/>
                 <w:szCs w:val="14"/>
               </w:rPr>
-              <w:t xml:space="preserve">(24)</w:t>
-            </w:r>
-          </w:p>
-        </w:tc>
-        <w:tc>
-          <w:tcPr>
-            <w:tcW w:type="pct" w:w="2600"/>
-            <w:shd w:fill="FBFAF6" w:val="clear"/>
-            <w:tcMar>
-              <w:top w:type="dxa" w:w="50"/>
-              <w:left w:type="dxa" w:w="110"/>
-              <w:bottom w:type="dxa" w:w="50"/>
-              <w:right w:type="dxa" w:w="110"/>
-            </w:tcMar>
-          </w:tcPr>
-          <w:p>
-            <w:pPr>
-              <w:spacing w:before="28" w:after="28"/>
-            </w:pPr>
-            <w:r>
-              <w:rPr>
-                <w:sz w:val="15"/>
-                <w:szCs w:val="15"/>
-              </w:rPr>
-              <w:t xml:space="preserve">40</w:t>
-            </w:r>
-          </w:p>
-        </w:tc>
-      </w:tr>
-      <w:tr>
-        <w:tc>
-          <w:tcPr>
-            <w:tcW w:type="pct" w:w="2400"/>
-            <w:tcMar>
-              <w:top w:type="dxa" w:w="50"/>
-              <w:left w:type="dxa" w:w="110"/>
-              <w:bottom w:type="dxa" w:w="50"/>
-              <w:right w:type="dxa" w:w="110"/>
-            </w:tcMar>
-          </w:tcPr>
-          <w:p>
-            <w:pPr>
-              <w:spacing w:before="28" w:after="28"/>
-            </w:pPr>
-            <w:r>
-              <w:rPr>
-                <w:sz w:val="15"/>
-                <w:szCs w:val="15"/>
-              </w:rPr>
-              <w:t xml:space="preserve">M1</w:t>
-            </w:r>
-          </w:p>
-        </w:tc>
-        <w:tc>
-          <w:tcPr>
-            <w:tcW w:type="pct" w:w="2600"/>
-            <w:tcMar>
-              <w:top w:type="dxa" w:w="50"/>
-              <w:left w:type="dxa" w:w="110"/>
-              <w:bottom w:type="dxa" w:w="50"/>
-              <w:right w:type="dxa" w:w="110"/>
-            </w:tcMar>
-          </w:tcPr>
-          <w:p>
-            <w:pPr>
-              <w:spacing w:before="28" w:after="28"/>
-            </w:pPr>
-            <w:r>
-              <w:rPr>
-                <w:sz w:val="15"/>
-                <w:szCs w:val="15"/>
-              </w:rPr>
-              <w:t xml:space="preserve">Tadmor's assets are at fair value on its books, so there is no step-up to depreciate.</w:t>
-            </w:r>
-          </w:p>
-        </w:tc>
-      </w:tr>
-      <w:tr>
-        <w:tc>
-          <w:tcPr>
-            <w:tcW w:type="pct" w:w="2400"/>
-            <w:shd w:fill="FBFAF6" w:val="clear"/>
-            <w:tcMar>
-              <w:top w:type="dxa" w:w="50"/>
-              <w:left w:type="dxa" w:w="110"/>
-              <w:bottom w:type="dxa" w:w="50"/>
-              <w:right w:type="dxa" w:w="110"/>
-            </w:tcMar>
-          </w:tcPr>
-          <w:p>
-            <w:pPr>
-              <w:spacing w:before="28" w:after="28"/>
-            </w:pPr>
-            <w:r>
-              <w:rPr>
-                <w:sz w:val="15"/>
-                <w:szCs w:val="15"/>
-              </w:rPr>
-              <w:t xml:space="preserve">M2</w:t>
+              <w:t xml:space="preserve">(23)</w:t>
             </w:r>
           </w:p>
         </w:tc>
@@ -15932,7 +15222,7 @@
                 <w:sz w:val="16"/>
                 <w:szCs w:val="16"/>
               </w:rPr>
-              <w:t xml:space="preserve">Tadmor sold goods to Barada   ·   consolidation   ·   Fair value of Tadmor's identifiable net assets   ·   Dividends paid by Tadmor in 2028   ·   Fair value of the 25% noncontrolling interest   ·   Listed food company (8%)</w:t>
+              <w:t xml:space="preserve">Tadmor sold goods to Barada   ·   Dividends paid by Tadmor in 2028   ·   Fair value of the 25% noncontrolling interest   ·   M2   ·   Price paid for 75% of Tadmor Retail LLC, January 1, 2028   ·   equity method</w:t>
             </w:r>
           </w:p>
         </w:tc>
@@ -16138,7 +15428,7 @@
                 <w:sz w:val="14"/>
                 <w:szCs w:val="14"/>
               </w:rPr>
-              <w:t xml:space="preserve">(25)</w:t>
+              <w:t xml:space="preserve">(24)</w:t>
             </w:r>
           </w:p>
         </w:tc>
@@ -16190,7 +15480,7 @@
                 <w:sz w:val="14"/>
                 <w:szCs w:val="14"/>
               </w:rPr>
-              <w:t xml:space="preserve">(26)</w:t>
+              <w:t xml:space="preserve">(25)</w:t>
             </w:r>
           </w:p>
         </w:tc>
@@ -16350,7 +15640,7 @@
                 <w:sz w:val="16"/>
                 <w:szCs w:val="16"/>
               </w:rPr>
-              <w:t xml:space="preserve">900,000 − 120,000 − 25,000 = 755,000   ·   Fair value of the 25% noncontrolling interest   ·   20% × 755,000 = 151,000</w:t>
+              <w:t xml:space="preserve">900,000 − 120,000 − 25,000 = 755,000   ·   1,900,000 + 151,000 − 20,000 = 2,031,000   ·   20% × 755,000 = 151,000</w:t>
             </w:r>
           </w:p>
         </w:tc>
@@ -16507,7 +15797,7 @@
                 <w:sz w:val="14"/>
                 <w:szCs w:val="14"/>
               </w:rPr>
-              <w:t xml:space="preserve">(27)</w:t>
+              <w:t xml:space="preserve">(26)</w:t>
             </w:r>
           </w:p>
         </w:tc>
@@ -16534,6 +15824,55 @@
                 <w:szCs w:val="15"/>
               </w:rPr>
               <w:t xml:space="preserve">Supplier (30%, significant influence)</w:t>
+            </w:r>
+          </w:p>
+        </w:tc>
+        <w:tc>
+          <w:tcPr>
+            <w:tcW w:type="pct" w:w="2400"/>
+            <w:shd w:fill="FBFAF6" w:val="clear"/>
+            <w:tcMar>
+              <w:top w:type="dxa" w:w="50"/>
+              <w:left w:type="dxa" w:w="110"/>
+              <w:bottom w:type="dxa" w:w="50"/>
+              <w:right w:type="dxa" w:w="110"/>
+            </w:tcMar>
+          </w:tcPr>
+          <w:p>
+            <w:pPr>
+              <w:spacing w:before="28" w:after="28"/>
+            </w:pPr>
+            <w:r>
+              <w:rPr>
+                <w:sz w:val="15"/>
+                <w:szCs w:val="15"/>
+              </w:rPr>
+              <w:t xml:space="preserve">Equity method</w:t>
+            </w:r>
+          </w:p>
+        </w:tc>
+      </w:tr>
+      <w:tr>
+        <w:tc>
+          <w:tcPr>
+            <w:tcW w:type="pct" w:w="2600"/>
+            <w:tcMar>
+              <w:top w:type="dxa" w:w="50"/>
+              <w:left w:type="dxa" w:w="110"/>
+              <w:bottom w:type="dxa" w:w="50"/>
+              <w:right w:type="dxa" w:w="110"/>
+            </w:tcMar>
+          </w:tcPr>
+          <w:p>
+            <w:pPr>
+              <w:spacing w:before="28" w:after="28"/>
+            </w:pPr>
+            <w:r>
+              <w:rPr>
+                <w:sz w:val="15"/>
+                <w:szCs w:val="15"/>
+              </w:rPr>
+              <w:t xml:space="preserve">Listed food company (8%)</w:t>
             </w:r>
           </w:p>
         </w:tc>
@@ -16560,55 +15899,7 @@
                 <w:sz w:val="14"/>
                 <w:szCs w:val="14"/>
               </w:rPr>
-              <w:t xml:space="preserve">(28)</w:t>
-            </w:r>
-          </w:p>
-        </w:tc>
-      </w:tr>
-      <w:tr>
-        <w:tc>
-          <w:tcPr>
-            <w:tcW w:type="pct" w:w="2600"/>
-            <w:tcMar>
-              <w:top w:type="dxa" w:w="50"/>
-              <w:left w:type="dxa" w:w="110"/>
-              <w:bottom w:type="dxa" w:w="50"/>
-              <w:right w:type="dxa" w:w="110"/>
-            </w:tcMar>
-          </w:tcPr>
-          <w:p>
-            <w:pPr>
-              <w:spacing w:before="28" w:after="28"/>
-            </w:pPr>
-            <w:r>
-              <w:rPr>
-                <w:sz w:val="15"/>
-                <w:szCs w:val="15"/>
-              </w:rPr>
-              <w:t xml:space="preserve">Listed food company (8%)</w:t>
-            </w:r>
-          </w:p>
-        </w:tc>
-        <w:tc>
-          <w:tcPr>
-            <w:tcW w:type="pct" w:w="2400"/>
-            <w:tcMar>
-              <w:top w:type="dxa" w:w="50"/>
-              <w:left w:type="dxa" w:w="110"/>
-              <w:bottom w:type="dxa" w:w="50"/>
-              <w:right w:type="dxa" w:w="110"/>
-            </w:tcMar>
-          </w:tcPr>
-          <w:p>
-            <w:pPr>
-              <w:spacing w:before="28" w:after="28"/>
-            </w:pPr>
-            <w:r>
-              <w:rPr>
-                <w:sz w:val="15"/>
-                <w:szCs w:val="15"/>
-              </w:rPr>
-              <w:t xml:space="preserve">Fair value through net income</w:t>
+              <w:t xml:space="preserve">(27)</w:t>
             </w:r>
           </w:p>
         </w:tc>
@@ -16720,7 +16011,7 @@
                 <w:sz w:val="16"/>
                 <w:szCs w:val="16"/>
               </w:rPr>
-              <w:t xml:space="preserve">Full consolidation   ·   primary beneficiary   ·   Equity method</w:t>
+              <w:t xml:space="preserve">Full consolidation   ·   joint venture   ·   Fair value through net income</w:t>
             </w:r>
           </w:p>
         </w:tc>
@@ -16868,7 +16159,7 @@
                 <w:sz w:val="16"/>
                 <w:szCs w:val="16"/>
               </w:rPr>
-              <w:t xml:space="preserve">equity method   ·   proportionate consolidation   ·   upstream sale   ·   goodwill</w:t>
+              <w:t xml:space="preserve">parent   ·   equity method   ·   proportionate consolidation</w:t>
             </w:r>
           </w:p>
         </w:tc>
@@ -16998,7 +16289,7 @@
                 <w:sz w:val="16"/>
                 <w:szCs w:val="16"/>
               </w:rPr>
-              <w:t xml:space="preserve">17  </w:t>
+              <w:t xml:space="preserve">16  </w:t>
             </w:r>
             <w:r>
               <w:rPr>
@@ -17066,7 +16357,7 @@
                 <w:sz w:val="16"/>
                 <w:szCs w:val="16"/>
               </w:rPr>
-              <w:t xml:space="preserve">18  </w:t>
+              <w:t xml:space="preserve">17  </w:t>
             </w:r>
             <w:r>
               <w:rPr>
@@ -17134,7 +16425,7 @@
                 <w:sz w:val="16"/>
                 <w:szCs w:val="16"/>
               </w:rPr>
-              <w:t xml:space="preserve">19  </w:t>
+              <w:t xml:space="preserve">18  </w:t>
             </w:r>
             <w:r>
               <w:rPr>
@@ -17176,7 +16467,7 @@
                 <w:sz w:val="16"/>
                 <w:szCs w:val="16"/>
               </w:rPr>
-              <w:t xml:space="preserve">separate</w:t>
+              <w:t xml:space="preserve">affect</w:t>
             </w:r>
           </w:p>
         </w:tc>
@@ -17202,14 +16493,14 @@
                 <w:sz w:val="16"/>
                 <w:szCs w:val="16"/>
               </w:rPr>
-              <w:t xml:space="preserve">20  </w:t>
-            </w:r>
-            <w:r>
-              <w:rPr>
-                <w:sz w:val="16"/>
-                <w:szCs w:val="16"/>
-              </w:rPr>
-              <w:t xml:space="preserve">Fair value of the 25% noncontrolling interest</w:t>
+              <w:t xml:space="preserve">19  </w:t>
+            </w:r>
+            <w:r>
+              <w:rPr>
+                <w:sz w:val="16"/>
+                <w:szCs w:val="16"/>
+              </w:rPr>
+              <w:t xml:space="preserve">Price paid for 75% of Tadmor Retail LLC, January 1, 2028</w:t>
             </w:r>
           </w:p>
         </w:tc>
@@ -17244,7 +16535,7 @@
                 <w:sz w:val="16"/>
                 <w:szCs w:val="16"/>
               </w:rPr>
-              <w:t xml:space="preserve">measure</w:t>
+              <w:t xml:space="preserve">separate</w:t>
             </w:r>
           </w:p>
         </w:tc>
@@ -17270,14 +16561,14 @@
                 <w:sz w:val="16"/>
                 <w:szCs w:val="16"/>
               </w:rPr>
-              <w:t xml:space="preserve">21  </w:t>
-            </w:r>
-            <w:r>
-              <w:rPr>
-                <w:sz w:val="16"/>
-                <w:szCs w:val="16"/>
-              </w:rPr>
-              <w:t xml:space="preserve">Fair value of Tadmor's identifiable net assets</w:t>
+              <w:t xml:space="preserve">20  </w:t>
+            </w:r>
+            <w:r>
+              <w:rPr>
+                <w:sz w:val="16"/>
+                <w:szCs w:val="16"/>
+              </w:rPr>
+              <w:t xml:space="preserve">Fair value of the 25% noncontrolling interest</w:t>
             </w:r>
           </w:p>
         </w:tc>
@@ -17312,7 +16603,7 @@
                 <w:sz w:val="16"/>
                 <w:szCs w:val="16"/>
               </w:rPr>
-              <w:t xml:space="preserve">goodwill</w:t>
+              <w:t xml:space="preserve">measure</w:t>
             </w:r>
           </w:p>
         </w:tc>
@@ -17338,7 +16629,7 @@
                 <w:sz w:val="16"/>
                 <w:szCs w:val="16"/>
               </w:rPr>
-              <w:t xml:space="preserve">22  </w:t>
+              <w:t xml:space="preserve">21  </w:t>
             </w:r>
             <w:r>
               <w:rPr>
@@ -17406,14 +16697,14 @@
                 <w:sz w:val="16"/>
                 <w:szCs w:val="16"/>
               </w:rPr>
-              <w:t xml:space="preserve">23  </w:t>
-            </w:r>
-            <w:r>
-              <w:rPr>
-                <w:sz w:val="16"/>
-                <w:szCs w:val="16"/>
-              </w:rPr>
-              <w:t xml:space="preserve">consolidation</w:t>
+              <w:t xml:space="preserve">22  </w:t>
+            </w:r>
+            <w:r>
+              <w:rPr>
+                <w:sz w:val="16"/>
+                <w:szCs w:val="16"/>
+              </w:rPr>
+              <w:t xml:space="preserve">Dividends paid by Tadmor in 2028</w:t>
             </w:r>
           </w:p>
         </w:tc>
@@ -17448,7 +16739,7 @@
                 <w:sz w:val="16"/>
                 <w:szCs w:val="16"/>
               </w:rPr>
-              <w:t xml:space="preserve">operations</w:t>
+              <w:t xml:space="preserve">recognize</w:t>
             </w:r>
           </w:p>
         </w:tc>
@@ -17474,14 +16765,14 @@
                 <w:sz w:val="16"/>
                 <w:szCs w:val="16"/>
               </w:rPr>
-              <w:t xml:space="preserve">24  </w:t>
-            </w:r>
-            <w:r>
-              <w:rPr>
-                <w:sz w:val="16"/>
-                <w:szCs w:val="16"/>
-              </w:rPr>
-              <w:t xml:space="preserve">Dividends paid by Tadmor in 2028</w:t>
+              <w:t xml:space="preserve">23  </w:t>
+            </w:r>
+            <w:r>
+              <w:rPr>
+                <w:sz w:val="16"/>
+                <w:szCs w:val="16"/>
+              </w:rPr>
+              <w:t xml:space="preserve">M2</w:t>
             </w:r>
           </w:p>
         </w:tc>
@@ -17516,7 +16807,7 @@
                 <w:sz w:val="16"/>
                 <w:szCs w:val="16"/>
               </w:rPr>
-              <w:t xml:space="preserve">liabilities</w:t>
+              <w:t xml:space="preserve">Two: VIE model first, then voting interest</w:t>
             </w:r>
           </w:p>
         </w:tc>
@@ -17542,7 +16833,7 @@
                 <w:sz w:val="16"/>
                 <w:szCs w:val="16"/>
               </w:rPr>
-              <w:t xml:space="preserve">25  </w:t>
+              <w:t xml:space="preserve">24  </w:t>
             </w:r>
             <w:r>
               <w:rPr>
@@ -17584,7 +16875,7 @@
                 <w:sz w:val="16"/>
                 <w:szCs w:val="16"/>
               </w:rPr>
-              <w:t xml:space="preserve">Two: VIE model first, then voting interest</w:t>
+              <w:t xml:space="preserve">Not through voting alone (unless a VIE)</w:t>
             </w:r>
           </w:p>
         </w:tc>
@@ -17610,7 +16901,7 @@
                 <w:sz w:val="16"/>
                 <w:szCs w:val="16"/>
               </w:rPr>
-              <w:t xml:space="preserve">26  </w:t>
+              <w:t xml:space="preserve">25  </w:t>
             </w:r>
             <w:r>
               <w:rPr>
@@ -17652,7 +16943,7 @@
                 <w:sz w:val="16"/>
                 <w:szCs w:val="16"/>
               </w:rPr>
-              <w:t xml:space="preserve">Not through voting alone (unless a VIE)</w:t>
+              <w:t xml:space="preserve">Fair value (full goodwill)</w:t>
             </w:r>
           </w:p>
         </w:tc>
@@ -17678,7 +16969,7 @@
                 <w:sz w:val="16"/>
                 <w:szCs w:val="16"/>
               </w:rPr>
-              <w:t xml:space="preserve">27  </w:t>
+              <w:t xml:space="preserve">26  </w:t>
             </w:r>
             <w:r>
               <w:rPr>
@@ -17720,7 +17011,7 @@
                 <w:sz w:val="16"/>
                 <w:szCs w:val="16"/>
               </w:rPr>
-              <w:t xml:space="preserve">Fair value (full goodwill)</w:t>
+              <w:t xml:space="preserve">No general uniformity rule</w:t>
             </w:r>
           </w:p>
         </w:tc>
@@ -17746,14 +17037,14 @@
                 <w:sz w:val="16"/>
                 <w:szCs w:val="16"/>
               </w:rPr>
-              <w:t xml:space="preserve">28  </w:t>
-            </w:r>
-            <w:r>
-              <w:rPr>
-                <w:sz w:val="16"/>
-                <w:szCs w:val="16"/>
-              </w:rPr>
-              <w:t xml:space="preserve">Equity method</w:t>
+              <w:t xml:space="preserve">27  </w:t>
+            </w:r>
+            <w:r>
+              <w:rPr>
+                <w:sz w:val="16"/>
+                <w:szCs w:val="16"/>
+              </w:rPr>
+              <w:t xml:space="preserve">Fair value through net income</w:t>
             </w:r>
           </w:p>
         </w:tc>
@@ -17788,7 +17079,7 @@
                 <w:sz w:val="16"/>
                 <w:szCs w:val="16"/>
               </w:rPr>
-              <w:t xml:space="preserve">No general uniformity rule</w:t>
+              <w:t xml:space="preserve">A non-investment-entity parent consolidates them</w:t>
             </w:r>
           </w:p>
         </w:tc>
@@ -17814,14 +17105,14 @@
                 <w:sz w:val="16"/>
                 <w:szCs w:val="16"/>
               </w:rPr>
-              <w:t xml:space="preserve">29  </w:t>
-            </w:r>
-            <w:r>
-              <w:rPr>
-                <w:sz w:val="16"/>
-                <w:szCs w:val="16"/>
-              </w:rPr>
-              <w:t xml:space="preserve">proportionate consolidation</w:t>
+              <w:t xml:space="preserve">28  </w:t>
+            </w:r>
+            <w:r>
+              <w:rPr>
+                <w:sz w:val="16"/>
+                <w:szCs w:val="16"/>
+              </w:rPr>
+              <w:t xml:space="preserve">parent</w:t>
             </w:r>
           </w:p>
         </w:tc>
@@ -17856,7 +17147,7 @@
                 <w:sz w:val="16"/>
                 <w:szCs w:val="16"/>
               </w:rPr>
-              <w:t xml:space="preserve">A non-investment-entity parent consolidates them</w:t>
+              <w:t xml:space="preserve">identify</w:t>
             </w:r>
           </w:p>
         </w:tc>
@@ -17882,7 +17173,7 @@
                 <w:sz w:val="16"/>
                 <w:szCs w:val="16"/>
               </w:rPr>
-              <w:t xml:space="preserve">30  </w:t>
+              <w:t xml:space="preserve">29  </w:t>
             </w:r>
             <w:r>
               <w:rPr>
@@ -17918,74 +17209,6 @@
                 <w:szCs w:val="16"/>
               </w:rPr>
               <w:t xml:space="preserve">15  </w:t>
-            </w:r>
-            <w:r>
-              <w:rPr>
-                <w:sz w:val="16"/>
-                <w:szCs w:val="16"/>
-              </w:rPr>
-              <w:t xml:space="preserve">identify</w:t>
-            </w:r>
-          </w:p>
-        </w:tc>
-        <w:tc>
-          <w:tcPr>
-            <w:tcW w:type="pct" w:w="2500"/>
-            <w:tcMar>
-              <w:top w:type="dxa" w:w="20"/>
-              <w:left w:type="dxa" w:w="80"/>
-              <w:bottom w:type="dxa" w:w="20"/>
-              <w:right w:type="dxa" w:w="80"/>
-            </w:tcMar>
-          </w:tcPr>
-          <w:p>
-            <w:pPr>
-              <w:spacing w:before="12" w:after="12"/>
-            </w:pPr>
-            <w:r>
-              <w:rPr>
-                <w:b/>
-                <w:bCs/>
-                <w:color w:val="8186EF"/>
-                <w:sz w:val="16"/>
-                <w:szCs w:val="16"/>
-              </w:rPr>
-              <w:t xml:space="preserve">31  </w:t>
-            </w:r>
-            <w:r>
-              <w:rPr>
-                <w:sz w:val="16"/>
-                <w:szCs w:val="16"/>
-              </w:rPr>
-              <w:t xml:space="preserve">goodwill</w:t>
-            </w:r>
-          </w:p>
-        </w:tc>
-      </w:tr>
-      <w:tr>
-        <w:tc>
-          <w:tcPr>
-            <w:tcW w:type="pct" w:w="2500"/>
-            <w:tcMar>
-              <w:top w:type="dxa" w:w="20"/>
-              <w:left w:type="dxa" w:w="80"/>
-              <w:bottom w:type="dxa" w:w="20"/>
-              <w:right w:type="dxa" w:w="80"/>
-            </w:tcMar>
-          </w:tcPr>
-          <w:p>
-            <w:pPr>
-              <w:spacing w:before="12" w:after="12"/>
-            </w:pPr>
-            <w:r>
-              <w:rPr>
-                <w:b/>
-                <w:bCs/>
-                <w:color w:val="8186EF"/>
-                <w:sz w:val="16"/>
-                <w:szCs w:val="16"/>
-              </w:rPr>
-              <w:t xml:space="preserve">16  </w:t>
             </w:r>
             <w:r>
               <w:rPr>
